--- a/Interface.docx
+++ b/Interface.docx
@@ -6,6 +6,7 @@
       <w:pPr>
         <w:rPr>
           <w:rFonts w:ascii="Times New Roman" w:hAnsi="Times New Roman" w:cs="Times New Roman"/>
+          <w:lang w:val="en-GB"/>
         </w:rPr>
       </w:pPr>
       <w:proofErr w:type="spellStart"/>
@@ -27,19 +28,17 @@
         <w:tblLook w:val="04A0" w:firstRow="1" w:lastRow="0" w:firstColumn="1" w:lastColumn="0" w:noHBand="0" w:noVBand="1"/>
       </w:tblPr>
       <w:tblGrid>
-        <w:gridCol w:w="4726"/>
-        <w:gridCol w:w="4726"/>
+        <w:gridCol w:w="9452"/>
       </w:tblGrid>
       <w:tr>
         <w:trPr>
-          <w:trHeight w:val="707"/>
+          <w:trHeight w:val="924"/>
           <w:jc w:val="center"/>
         </w:trPr>
         <w:tc>
           <w:tcPr>
             <w:tcW w:w="9452" w:type="dxa"/>
-            <w:gridSpan w:val="2"/>
-            <w:shd w:val="clear" w:color="auto" w:fill="2696BE"/>
+            <w:shd w:val="clear" w:color="auto" w:fill="81D6F0"/>
             <w:vAlign w:val="center"/>
           </w:tcPr>
           <w:p>
@@ -63,96 +62,6 @@
               </w:rPr>
               <w:t>SISTEM PENGUNDIAN PERMAINAN KEGEMARAN REMAJA</w:t>
             </w:r>
-          </w:p>
-        </w:tc>
-      </w:tr>
-      <w:tr>
-        <w:trPr>
-          <w:cantSplit/>
-          <w:trHeight w:val="377"/>
-          <w:jc w:val="center"/>
-        </w:trPr>
-        <w:tc>
-          <w:tcPr>
-            <w:tcW w:w="4726" w:type="dxa"/>
-            <w:vAlign w:val="center"/>
-          </w:tcPr>
-          <w:p>
-            <w:pPr>
-              <w:jc w:val="center"/>
-              <w:rPr>
-                <w:rFonts w:ascii="Times New Roman" w:hAnsi="Times New Roman" w:cs="Times New Roman"/>
-                <w:b/>
-                <w:bCs/>
-                <w:sz w:val="18"/>
-                <w:szCs w:val="18"/>
-              </w:rPr>
-            </w:pPr>
-            <w:r>
-              <w:rPr>
-                <w:rFonts w:ascii="Times New Roman" w:hAnsi="Times New Roman" w:cs="Times New Roman"/>
-                <w:b/>
-                <w:bCs/>
-                <w:sz w:val="18"/>
-                <w:szCs w:val="18"/>
-              </w:rPr>
-              <w:t>LOG MASUK</w:t>
-            </w:r>
-          </w:p>
-        </w:tc>
-        <w:tc>
-          <w:tcPr>
-            <w:tcW w:w="4726" w:type="dxa"/>
-            <w:vAlign w:val="center"/>
-          </w:tcPr>
-          <w:p>
-            <w:pPr>
-              <w:jc w:val="center"/>
-              <w:rPr>
-                <w:rFonts w:ascii="Times New Roman" w:hAnsi="Times New Roman" w:cs="Times New Roman"/>
-                <w:b/>
-                <w:bCs/>
-                <w:sz w:val="18"/>
-                <w:szCs w:val="18"/>
-              </w:rPr>
-            </w:pPr>
-            <w:r>
-              <w:rPr>
-                <w:rFonts w:ascii="Times New Roman" w:hAnsi="Times New Roman" w:cs="Times New Roman"/>
-                <w:b/>
-                <w:bCs/>
-                <w:sz w:val="18"/>
-                <w:szCs w:val="18"/>
-              </w:rPr>
-              <w:t>KELUAR</w:t>
-            </w:r>
-          </w:p>
-        </w:tc>
-      </w:tr>
-      <w:tr>
-        <w:trPr>
-          <w:cantSplit/>
-          <w:trHeight w:val="70"/>
-          <w:jc w:val="center"/>
-        </w:trPr>
-        <w:tc>
-          <w:tcPr>
-            <w:tcW w:w="9452" w:type="dxa"/>
-            <w:gridSpan w:val="2"/>
-            <w:shd w:val="clear" w:color="auto" w:fill="2696BE"/>
-            <w:vAlign w:val="center"/>
-          </w:tcPr>
-          <w:p>
-            <w:pPr>
-              <w:jc w:val="center"/>
-              <w:rPr>
-                <w:rFonts w:ascii="Times New Roman" w:hAnsi="Times New Roman" w:cs="Times New Roman"/>
-                <w:b/>
-                <w:bCs/>
-                <w:sz w:val="18"/>
-                <w:szCs w:val="18"/>
-              </w:rPr>
-            </w:pPr>
           </w:p>
         </w:tc>
       </w:tr>
@@ -164,7 +73,6 @@
         <w:tc>
           <w:tcPr>
             <w:tcW w:w="9452" w:type="dxa"/>
-            <w:gridSpan w:val="2"/>
           </w:tcPr>
           <w:p>
             <w:pPr>
@@ -177,7 +85,10 @@
                 <w:szCs w:val="32"/>
               </w:rPr>
             </w:pPr>
-            <w:r>
+          </w:p>
+          <w:p>
+            <w:pPr>
+              <w:jc w:val="center"/>
               <w:rPr>
                 <w:rFonts w:ascii="Times New Roman" w:hAnsi="Times New Roman" w:cs="Times New Roman"/>
                 <w:b/>
@@ -185,531 +96,61 @@
                 <w:sz w:val="32"/>
                 <w:szCs w:val="32"/>
               </w:rPr>
-              <w:t>PENDAFTARAN</w:t>
-            </w:r>
-          </w:p>
-          <w:tbl>
-            <w:tblPr>
-              <w:tblStyle w:val="TableGrid"/>
-              <w:tblW w:w="0" w:type="auto"/>
-              <w:jc w:val="center"/>
-              <w:tblLook w:val="04A0" w:firstRow="1" w:lastRow="0" w:firstColumn="1" w:lastColumn="0" w:noHBand="0" w:noVBand="1"/>
-            </w:tblPr>
-            <w:tblGrid>
-              <w:gridCol w:w="4988"/>
-            </w:tblGrid>
-            <w:tr>
-              <w:trPr>
-                <w:trHeight w:val="270"/>
-                <w:jc w:val="center"/>
-              </w:trPr>
-              <w:tc>
-                <w:tcPr>
-                  <w:tcW w:w="4988" w:type="dxa"/>
-                  <w:tcBorders>
-                    <w:bottom w:val="single" w:sz="4" w:space="0" w:color="auto"/>
-                  </w:tcBorders>
-                </w:tcPr>
-                <w:p>
-                  <w:pPr>
-                    <w:framePr w:hSpace="180" w:wrap="around" w:vAnchor="text" w:hAnchor="text" w:xAlign="center" w:y="1"/>
-                    <w:suppressOverlap/>
-                    <w:rPr>
-                      <w:rFonts w:ascii="Times New Roman" w:hAnsi="Times New Roman" w:cs="Times New Roman"/>
-                      <w:color w:val="808080" w:themeColor="background1" w:themeShade="80"/>
-                    </w:rPr>
-                  </w:pPr>
-                  <w:r>
-                    <w:rPr>
-                      <w:rFonts w:ascii="Times New Roman" w:hAnsi="Times New Roman" w:cs="Times New Roman"/>
-                      <w:color w:val="808080" w:themeColor="background1" w:themeShade="80"/>
-                    </w:rPr>
-                    <w:t>ID</w:t>
-                  </w:r>
-                  <w:r>
-                    <w:rPr>
-                      <w:rFonts w:ascii="Times New Roman" w:hAnsi="Times New Roman" w:cs="Times New Roman"/>
-                      <w:color w:val="808080" w:themeColor="background1" w:themeShade="80"/>
-                    </w:rPr>
-                    <w:t xml:space="preserve"> </w:t>
-                  </w:r>
-                  <w:r>
-                    <w:rPr>
-                      <w:rFonts w:ascii="Times New Roman" w:hAnsi="Times New Roman" w:cs="Times New Roman"/>
-                      <w:color w:val="808080" w:themeColor="background1" w:themeShade="80"/>
-                    </w:rPr>
-                    <w:t>Pengguna(No K.P</w:t>
-                  </w:r>
-                  <w:r>
-                    <w:rPr>
-                      <w:rFonts w:ascii="Times New Roman" w:hAnsi="Times New Roman" w:cs="Times New Roman"/>
-                      <w:color w:val="808080" w:themeColor="background1" w:themeShade="80"/>
-                    </w:rPr>
-                    <w:t xml:space="preserve"> tanpa sengkang</w:t>
-                  </w:r>
-                  <w:r>
-                    <w:rPr>
-                      <w:rFonts w:ascii="Times New Roman" w:hAnsi="Times New Roman" w:cs="Times New Roman"/>
-                      <w:color w:val="808080" w:themeColor="background1" w:themeShade="80"/>
-                    </w:rPr>
-                    <w:t>)</w:t>
-                  </w:r>
-                </w:p>
-              </w:tc>
-            </w:tr>
-            <w:tr>
-              <w:trPr>
-                <w:trHeight w:val="185"/>
-                <w:jc w:val="center"/>
-              </w:trPr>
-              <w:tc>
-                <w:tcPr>
-                  <w:tcW w:w="4988" w:type="dxa"/>
-                  <w:tcBorders>
-                    <w:top w:val="single" w:sz="4" w:space="0" w:color="auto"/>
-                    <w:left w:val="nil"/>
-                    <w:bottom w:val="single" w:sz="4" w:space="0" w:color="auto"/>
-                    <w:right w:val="nil"/>
-                  </w:tcBorders>
-                </w:tcPr>
-                <w:p>
-                  <w:pPr>
-                    <w:framePr w:hSpace="180" w:wrap="around" w:vAnchor="text" w:hAnchor="text" w:xAlign="center" w:y="1"/>
-                    <w:suppressOverlap/>
-                    <w:jc w:val="center"/>
-                    <w:rPr>
-                      <w:rFonts w:ascii="Times New Roman" w:hAnsi="Times New Roman" w:cs="Times New Roman"/>
-                      <w:color w:val="808080" w:themeColor="background1" w:themeShade="80"/>
-                    </w:rPr>
-                  </w:pPr>
-                </w:p>
-              </w:tc>
-            </w:tr>
-            <w:tr>
-              <w:trPr>
-                <w:trHeight w:val="265"/>
-                <w:jc w:val="center"/>
-              </w:trPr>
-              <w:tc>
-                <w:tcPr>
-                  <w:tcW w:w="4988" w:type="dxa"/>
-                  <w:tcBorders>
-                    <w:top w:val="single" w:sz="4" w:space="0" w:color="auto"/>
-                    <w:bottom w:val="single" w:sz="4" w:space="0" w:color="auto"/>
-                  </w:tcBorders>
-                </w:tcPr>
-                <w:p>
-                  <w:pPr>
-                    <w:framePr w:hSpace="180" w:wrap="around" w:vAnchor="text" w:hAnchor="text" w:xAlign="center" w:y="1"/>
-                    <w:suppressOverlap/>
-                    <w:rPr>
-                      <w:rFonts w:ascii="Times New Roman" w:hAnsi="Times New Roman" w:cs="Times New Roman"/>
-                      <w:color w:val="808080" w:themeColor="background1" w:themeShade="80"/>
-                    </w:rPr>
-                  </w:pPr>
-                  <w:r>
-                    <w:rPr>
-                      <w:rFonts w:ascii="Times New Roman" w:hAnsi="Times New Roman" w:cs="Times New Roman"/>
-                      <w:color w:val="808080" w:themeColor="background1" w:themeShade="80"/>
-                    </w:rPr>
-                    <w:t>Sila Masukkan Nama Penuh</w:t>
-                  </w:r>
-                </w:p>
-              </w:tc>
-            </w:tr>
-            <w:tr>
-              <w:trPr>
-                <w:trHeight w:val="265"/>
-                <w:jc w:val="center"/>
-              </w:trPr>
-              <w:tc>
-                <w:tcPr>
-                  <w:tcW w:w="4988" w:type="dxa"/>
-                  <w:tcBorders>
-                    <w:top w:val="single" w:sz="4" w:space="0" w:color="auto"/>
-                    <w:left w:val="nil"/>
-                    <w:bottom w:val="single" w:sz="4" w:space="0" w:color="auto"/>
-                    <w:right w:val="nil"/>
-                  </w:tcBorders>
-                </w:tcPr>
-                <w:p>
-                  <w:pPr>
-                    <w:framePr w:hSpace="180" w:wrap="around" w:vAnchor="text" w:hAnchor="text" w:xAlign="center" w:y="1"/>
-                    <w:suppressOverlap/>
-                    <w:jc w:val="center"/>
-                    <w:rPr>
-                      <w:rFonts w:ascii="Times New Roman" w:hAnsi="Times New Roman" w:cs="Times New Roman"/>
-                      <w:color w:val="808080" w:themeColor="background1" w:themeShade="80"/>
-                    </w:rPr>
-                  </w:pPr>
-                </w:p>
-              </w:tc>
-            </w:tr>
-            <w:tr>
-              <w:trPr>
-                <w:trHeight w:val="265"/>
-                <w:jc w:val="center"/>
-              </w:trPr>
-              <w:tc>
-                <w:tcPr>
-                  <w:tcW w:w="4988" w:type="dxa"/>
-                  <w:tcBorders>
-                    <w:top w:val="single" w:sz="4" w:space="0" w:color="auto"/>
-                    <w:bottom w:val="single" w:sz="4" w:space="0" w:color="auto"/>
-                  </w:tcBorders>
-                </w:tcPr>
-                <w:p>
-                  <w:pPr>
-                    <w:framePr w:hSpace="180" w:wrap="around" w:vAnchor="text" w:hAnchor="text" w:xAlign="center" w:y="1"/>
-                    <w:suppressOverlap/>
-                    <w:rPr>
-                      <w:rFonts w:ascii="Times New Roman" w:hAnsi="Times New Roman" w:cs="Times New Roman"/>
-                      <w:color w:val="808080" w:themeColor="background1" w:themeShade="80"/>
-                    </w:rPr>
-                  </w:pPr>
-                  <w:r>
-                    <w:rPr>
-                      <w:rFonts w:ascii="Times New Roman" w:hAnsi="Times New Roman" w:cs="Times New Roman"/>
-                      <w:color w:val="000000" w:themeColor="text1"/>
-                    </w:rPr>
-                    <w:t xml:space="preserve">--Sila </w:t>
-                  </w:r>
-                  <w:r>
-                    <w:rPr>
-                      <w:rFonts w:ascii="Times New Roman" w:hAnsi="Times New Roman" w:cs="Times New Roman"/>
-                      <w:color w:val="000000" w:themeColor="text1"/>
-                    </w:rPr>
-                    <w:t>Pilih Kelas</w:t>
-                  </w:r>
-                  <w:r>
-                    <w:rPr>
-                      <w:rFonts w:ascii="Times New Roman" w:hAnsi="Times New Roman" w:cs="Times New Roman"/>
-                      <w:color w:val="000000" w:themeColor="text1"/>
-                    </w:rPr>
-                    <w:t>--</w:t>
-                  </w:r>
-                  <w:r>
-                    <w:rPr>
-                      <w:rFonts w:ascii="Times New Roman" w:hAnsi="Times New Roman" w:cs="Times New Roman"/>
-                      <w:color w:val="000000" w:themeColor="text1"/>
-                    </w:rPr>
-                    <w:t xml:space="preserve">                </w:t>
-                  </w:r>
-                  <w:r>
-                    <w:rPr>
-                      <w:rFonts w:ascii="Times New Roman" w:hAnsi="Times New Roman" w:cs="Times New Roman"/>
-                      <w:color w:val="000000" w:themeColor="text1"/>
-                    </w:rPr>
-                    <w:t xml:space="preserve">   </w:t>
-                  </w:r>
-                  <w:r>
-                    <w:rPr>
-                      <w:rFonts w:ascii="Times New Roman" w:hAnsi="Times New Roman" w:cs="Times New Roman"/>
-                      <w:color w:val="000000" w:themeColor="text1"/>
-                    </w:rPr>
-                    <w:t xml:space="preserve">                                </w:t>
-                  </w:r>
-                  <w:r>
-                    <w:rPr>
-                      <w:rFonts w:ascii="Times New Roman" w:hAnsi="Times New Roman" w:cs="Times New Roman"/>
-                      <w:b/>
-                      <w:bCs/>
-                      <w:noProof/>
-                    </w:rPr>
-                    <w:drawing>
-                      <wp:inline distT="0" distB="0" distL="0" distR="0" wp14:anchorId="32412824" wp14:editId="6B5D7744">
-                        <wp:extent cx="114208" cy="78105"/>
-                        <wp:effectExtent l="0" t="0" r="635" b="0"/>
-                        <wp:docPr id="1759153269" name="Picture 21"/>
-                        <wp:cNvGraphicFramePr>
-                          <a:graphicFrameLocks xmlns:a="http://schemas.openxmlformats.org/drawingml/2006/main" noChangeAspect="1"/>
-                        </wp:cNvGraphicFramePr>
-                        <a:graphic xmlns:a="http://schemas.openxmlformats.org/drawingml/2006/main">
-                          <a:graphicData uri="http://schemas.openxmlformats.org/drawingml/2006/picture">
-                            <pic:pic xmlns:pic="http://schemas.openxmlformats.org/drawingml/2006/picture">
-                              <pic:nvPicPr>
-                                <pic:cNvPr id="1759153269" name="Picture 1759153269"/>
-                                <pic:cNvPicPr/>
-                              </pic:nvPicPr>
-                              <pic:blipFill>
-                                <a:blip r:embed="rId6" cstate="print">
-                                  <a:extLst>
-                                    <a:ext uri="{28A0092B-C50C-407E-A947-70E740481C1C}">
-                                      <a14:useLocalDpi xmlns:a14="http://schemas.microsoft.com/office/drawing/2010/main" val="0"/>
-                                    </a:ext>
-                                  </a:extLst>
-                                </a:blip>
-                                <a:stretch>
-                                  <a:fillRect/>
-                                </a:stretch>
-                              </pic:blipFill>
-                              <pic:spPr>
-                                <a:xfrm>
-                                  <a:off x="0" y="0"/>
-                                  <a:ext cx="127300" cy="87059"/>
-                                </a:xfrm>
-                                <a:prstGeom prst="rect">
-                                  <a:avLst/>
-                                </a:prstGeom>
-                              </pic:spPr>
-                            </pic:pic>
-                          </a:graphicData>
-                        </a:graphic>
-                      </wp:inline>
-                    </w:drawing>
-                  </w:r>
-                </w:p>
-              </w:tc>
-            </w:tr>
-            <w:tr>
-              <w:trPr>
-                <w:trHeight w:val="265"/>
-                <w:jc w:val="center"/>
-              </w:trPr>
-              <w:tc>
-                <w:tcPr>
-                  <w:tcW w:w="4988" w:type="dxa"/>
-                  <w:tcBorders>
-                    <w:top w:val="single" w:sz="4" w:space="0" w:color="auto"/>
-                    <w:left w:val="nil"/>
-                    <w:bottom w:val="single" w:sz="4" w:space="0" w:color="auto"/>
-                    <w:right w:val="nil"/>
-                  </w:tcBorders>
-                </w:tcPr>
-                <w:p>
-                  <w:pPr>
-                    <w:framePr w:hSpace="180" w:wrap="around" w:vAnchor="text" w:hAnchor="text" w:xAlign="center" w:y="1"/>
-                    <w:suppressOverlap/>
-                    <w:jc w:val="center"/>
-                    <w:rPr>
-                      <w:rFonts w:ascii="Times New Roman" w:hAnsi="Times New Roman" w:cs="Times New Roman"/>
-                      <w:color w:val="808080" w:themeColor="background1" w:themeShade="80"/>
-                    </w:rPr>
-                  </w:pPr>
-                </w:p>
-              </w:tc>
-            </w:tr>
-            <w:tr>
-              <w:trPr>
-                <w:trHeight w:val="265"/>
-                <w:jc w:val="center"/>
-              </w:trPr>
-              <w:tc>
-                <w:tcPr>
-                  <w:tcW w:w="4988" w:type="dxa"/>
-                  <w:tcBorders>
-                    <w:top w:val="single" w:sz="4" w:space="0" w:color="auto"/>
-                  </w:tcBorders>
-                </w:tcPr>
-                <w:p>
-                  <w:pPr>
-                    <w:framePr w:hSpace="180" w:wrap="around" w:vAnchor="text" w:hAnchor="text" w:xAlign="center" w:y="1"/>
-                    <w:suppressOverlap/>
-                    <w:rPr>
-                      <w:rFonts w:ascii="Times New Roman" w:hAnsi="Times New Roman" w:cs="Times New Roman"/>
-                      <w:color w:val="808080" w:themeColor="background1" w:themeShade="80"/>
-                    </w:rPr>
-                  </w:pPr>
-                  <w:r>
-                    <w:rPr>
-                      <w:rFonts w:ascii="Times New Roman" w:hAnsi="Times New Roman" w:cs="Times New Roman"/>
-                      <w:noProof/>
-                    </w:rPr>
-                    <mc:AlternateContent>
-                      <mc:Choice Requires="wps">
-                        <w:drawing>
-                          <wp:anchor distT="0" distB="0" distL="114300" distR="114300" simplePos="0" relativeHeight="251695104" behindDoc="0" locked="0" layoutInCell="1" allowOverlap="1" wp14:anchorId="57E73ECA" wp14:editId="22ABB5CC">
-                            <wp:simplePos x="0" y="0"/>
-                            <wp:positionH relativeFrom="column">
-                              <wp:posOffset>362585</wp:posOffset>
-                            </wp:positionH>
-                            <wp:positionV relativeFrom="paragraph">
-                              <wp:posOffset>206375</wp:posOffset>
-                            </wp:positionV>
-                            <wp:extent cx="2390775" cy="238125"/>
-                            <wp:effectExtent l="0" t="0" r="0" b="9525"/>
-                            <wp:wrapNone/>
-                            <wp:docPr id="1836251547" name="Rectangle 5"/>
-                            <wp:cNvGraphicFramePr/>
-                            <a:graphic xmlns:a="http://schemas.openxmlformats.org/drawingml/2006/main">
-                              <a:graphicData uri="http://schemas.microsoft.com/office/word/2010/wordprocessingShape">
-                                <wps:wsp>
-                                  <wps:cNvSpPr/>
-                                  <wps:spPr>
-                                    <a:xfrm>
-                                      <a:off x="0" y="0"/>
-                                      <a:ext cx="2390775" cy="238125"/>
-                                    </a:xfrm>
-                                    <a:prstGeom prst="rect">
-                                      <a:avLst/>
-                                    </a:prstGeom>
-                                    <a:noFill/>
-                                    <a:ln>
-                                      <a:noFill/>
-                                    </a:ln>
-                                  </wps:spPr>
-                                  <wps:style>
-                                    <a:lnRef idx="0">
-                                      <a:scrgbClr r="0" g="0" b="0"/>
-                                    </a:lnRef>
-                                    <a:fillRef idx="0">
-                                      <a:scrgbClr r="0" g="0" b="0"/>
-                                    </a:fillRef>
-                                    <a:effectRef idx="0">
-                                      <a:scrgbClr r="0" g="0" b="0"/>
-                                    </a:effectRef>
-                                    <a:fontRef idx="minor">
-                                      <a:schemeClr val="dk1"/>
-                                    </a:fontRef>
-                                  </wps:style>
-                                  <wps:txbx>
-                                    <w:txbxContent>
-                                      <w:p>
-                                        <w:pPr>
-                                          <w:rPr>
-                                            <w:rFonts w:ascii="Times New Roman" w:hAnsi="Times New Roman" w:cs="Times New Roman"/>
-                                            <w:color w:val="4472C4" w:themeColor="accent1"/>
-                                            <w:sz w:val="18"/>
-                                            <w:szCs w:val="18"/>
-                                            <w:u w:val="single"/>
-                                            <w:lang w:val="en-US"/>
-                                          </w:rPr>
-                                        </w:pPr>
-                                        <w:r>
-                                          <w:rPr>
-                                            <w:rFonts w:ascii="Times New Roman" w:hAnsi="Times New Roman" w:cs="Times New Roman"/>
-                                            <w:color w:val="4472C4" w:themeColor="accent1"/>
-                                            <w:sz w:val="18"/>
-                                            <w:szCs w:val="18"/>
-                                            <w:u w:val="single"/>
-                                          </w:rPr>
-                                          <w:fldChar w:fldCharType="begin"/>
-                                        </w:r>
-                                        <w:r>
-                                          <w:rPr>
-                                            <w:rFonts w:ascii="Times New Roman" w:hAnsi="Times New Roman" w:cs="Times New Roman"/>
-                                            <w:color w:val="4472C4" w:themeColor="accent1"/>
-                                            <w:sz w:val="18"/>
-                                            <w:szCs w:val="18"/>
-                                            <w:u w:val="single"/>
-                                          </w:rPr>
-                                          <w:instrText>HYPERLINK "http://localhost/CHUA%20JING%20HUI/login.php"</w:instrText>
-                                        </w:r>
-                                        <w:r>
-                                          <w:rPr>
-                                            <w:rFonts w:ascii="Times New Roman" w:hAnsi="Times New Roman" w:cs="Times New Roman"/>
-                                            <w:color w:val="4472C4" w:themeColor="accent1"/>
-                                            <w:sz w:val="18"/>
-                                            <w:szCs w:val="18"/>
-                                            <w:u w:val="single"/>
-                                          </w:rPr>
-                                        </w:r>
-                                        <w:r>
-                                          <w:rPr>
-                                            <w:rFonts w:ascii="Times New Roman" w:hAnsi="Times New Roman" w:cs="Times New Roman"/>
-                                            <w:color w:val="4472C4" w:themeColor="accent1"/>
-                                            <w:sz w:val="18"/>
-                                            <w:szCs w:val="18"/>
-                                            <w:u w:val="single"/>
-                                          </w:rPr>
-                                          <w:fldChar w:fldCharType="separate"/>
-                                        </w:r>
-                                        <w:proofErr w:type="spellStart"/>
-                                        <w:r>
-                                          <w:rPr>
-                                            <w:rStyle w:val="Hyperlink"/>
-                                            <w:rFonts w:ascii="Times New Roman" w:hAnsi="Times New Roman" w:cs="Times New Roman"/>
-                                            <w:sz w:val="18"/>
-                                            <w:szCs w:val="18"/>
-                                          </w:rPr>
-                                          <w:t>Sudah</w:t>
-                                        </w:r>
-                                        <w:proofErr w:type="spellEnd"/>
-                                        <w:r>
-                                          <w:rPr>
-                                            <w:rStyle w:val="Hyperlink"/>
-                                            <w:rFonts w:ascii="Times New Roman" w:hAnsi="Times New Roman" w:cs="Times New Roman"/>
-                                            <w:sz w:val="18"/>
-                                            <w:szCs w:val="18"/>
-                                          </w:rPr>
-                                          <w:t xml:space="preserve"> </w:t>
-                                        </w:r>
-                                        <w:proofErr w:type="spellStart"/>
-                                        <w:r>
-                                          <w:rPr>
-                                            <w:rStyle w:val="Hyperlink"/>
-                                            <w:rFonts w:ascii="Times New Roman" w:hAnsi="Times New Roman" w:cs="Times New Roman"/>
-                                            <w:sz w:val="18"/>
-                                            <w:szCs w:val="18"/>
-                                          </w:rPr>
-                                          <w:t>mempunyai</w:t>
-                                        </w:r>
-                                        <w:proofErr w:type="spellEnd"/>
-                                        <w:r>
-                                          <w:rPr>
-                                            <w:rStyle w:val="Hyperlink"/>
-                                            <w:rFonts w:ascii="Times New Roman" w:hAnsi="Times New Roman" w:cs="Times New Roman"/>
-                                            <w:sz w:val="18"/>
-                                            <w:szCs w:val="18"/>
-                                          </w:rPr>
-                                          <w:t xml:space="preserve"> </w:t>
-                                        </w:r>
-                                        <w:proofErr w:type="spellStart"/>
-                                        <w:r>
-                                          <w:rPr>
-                                            <w:rStyle w:val="Hyperlink"/>
-                                            <w:rFonts w:ascii="Times New Roman" w:hAnsi="Times New Roman" w:cs="Times New Roman"/>
-                                            <w:sz w:val="18"/>
-                                            <w:szCs w:val="18"/>
-                                          </w:rPr>
-                                          <w:t>akaun</w:t>
-                                        </w:r>
-                                        <w:proofErr w:type="spellEnd"/>
-                                        <w:r>
-                                          <w:rPr>
-                                            <w:rStyle w:val="Hyperlink"/>
-                                            <w:rFonts w:ascii="Times New Roman" w:hAnsi="Times New Roman" w:cs="Times New Roman"/>
-                                            <w:sz w:val="18"/>
-                                            <w:szCs w:val="18"/>
-                                          </w:rPr>
-                                          <w:t>? Log masuk di sini.</w:t>
-                                        </w:r>
-                                        <w:r>
-                                          <w:rPr>
-                                            <w:rFonts w:ascii="Times New Roman" w:hAnsi="Times New Roman" w:cs="Times New Roman"/>
-                                            <w:color w:val="4472C4" w:themeColor="accent1"/>
-                                            <w:sz w:val="18"/>
-                                            <w:szCs w:val="18"/>
-                                            <w:u w:val="single"/>
-                                            <w:lang w:val="en-US"/>
-                                          </w:rPr>
-                                          <w:fldChar w:fldCharType="end"/>
-                                        </w:r>
-                                      </w:p>
-                                    </w:txbxContent>
-                                  </wps:txbx>
-                                  <wps:bodyPr rot="0" spcFirstLastPara="0" vertOverflow="overflow" horzOverflow="overflow" vert="horz" wrap="square" lIns="91440" tIns="45720" rIns="91440" bIns="45720" numCol="1" spcCol="0" rtlCol="0" fromWordArt="0" anchor="ctr" anchorCtr="0" forceAA="0" compatLnSpc="1">
-                                    <a:prstTxWarp prst="textNoShape">
-                                      <a:avLst/>
-                                    </a:prstTxWarp>
-                                    <a:noAutofit/>
-                                  </wps:bodyPr>
-                                </wps:wsp>
-                              </a:graphicData>
-                            </a:graphic>
-                            <wp14:sizeRelH relativeFrom="margin">
-                              <wp14:pctWidth>0</wp14:pctWidth>
-                            </wp14:sizeRelH>
-                            <wp14:sizeRelV relativeFrom="margin">
-                              <wp14:pctHeight>0</wp14:pctHeight>
-                            </wp14:sizeRelV>
-                          </wp:anchor>
-                        </w:drawing>
-                      </mc:Choice>
-                      <mc:Fallback>
-                        <w:pict>
-                          <v:rect w14:anchorId="57E73ECA" id="Rectangle 5" o:spid="_x0000_s1026" style="position:absolute;margin-left:28.55pt;margin-top:16.25pt;width:188.25pt;height:18.75pt;z-index:251695104;visibility:visible;mso-wrap-style:square;mso-width-percent:0;mso-height-percent:0;mso-wrap-distance-left:9pt;mso-wrap-distance-top:0;mso-wrap-distance-right:9pt;mso-wrap-distance-bottom:0;mso-position-horizontal:absolute;mso-position-horizontal-relative:text;mso-position-vertical:absolute;mso-position-vertical-relative:text;mso-width-percent:0;mso-height-percent:0;mso-width-relative:margin;mso-height-relative:margin;v-text-anchor:middle" o:gfxdata="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" filled="f" stroked="f">
-                            <v:textbox>
+            </w:pPr>
+            <w:r>
+              <w:rPr>
+                <w:rFonts w:ascii="Times New Roman" w:hAnsi="Times New Roman" w:cs="Times New Roman"/>
+                <w:noProof/>
+                <w:color w:val="BFBFBF" w:themeColor="background1" w:themeShade="BF"/>
+              </w:rPr>
+              <mc:AlternateContent>
+                <mc:Choice Requires="wps">
+                  <w:drawing>
+                    <wp:anchor distT="0" distB="0" distL="114300" distR="114300" simplePos="0" relativeHeight="251694080" behindDoc="0" locked="0" layoutInCell="1" allowOverlap="1" wp14:anchorId="57E73ECA" wp14:editId="057D0793">
+                      <wp:simplePos x="0" y="0"/>
+                      <wp:positionH relativeFrom="column">
+                        <wp:posOffset>1829435</wp:posOffset>
+                      </wp:positionH>
+                      <wp:positionV relativeFrom="paragraph">
+                        <wp:posOffset>1521460</wp:posOffset>
+                      </wp:positionV>
+                      <wp:extent cx="2390775" cy="238125"/>
+                      <wp:effectExtent l="0" t="0" r="0" b="9525"/>
+                      <wp:wrapNone/>
+                      <wp:docPr id="1836251547" name="Rectangle 5"/>
+                      <wp:cNvGraphicFramePr/>
+                      <a:graphic xmlns:a="http://schemas.openxmlformats.org/drawingml/2006/main">
+                        <a:graphicData uri="http://schemas.microsoft.com/office/word/2010/wordprocessingShape">
+                          <wps:wsp>
+                            <wps:cNvSpPr/>
+                            <wps:spPr>
+                              <a:xfrm>
+                                <a:off x="0" y="0"/>
+                                <a:ext cx="2390775" cy="238125"/>
+                              </a:xfrm>
+                              <a:prstGeom prst="rect">
+                                <a:avLst/>
+                              </a:prstGeom>
+                              <a:noFill/>
+                              <a:ln>
+                                <a:noFill/>
+                              </a:ln>
+                            </wps:spPr>
+                            <wps:style>
+                              <a:lnRef idx="0">
+                                <a:scrgbClr r="0" g="0" b="0"/>
+                              </a:lnRef>
+                              <a:fillRef idx="0">
+                                <a:scrgbClr r="0" g="0" b="0"/>
+                              </a:fillRef>
+                              <a:effectRef idx="0">
+                                <a:scrgbClr r="0" g="0" b="0"/>
+                              </a:effectRef>
+                              <a:fontRef idx="minor">
+                                <a:schemeClr val="dk1"/>
+                              </a:fontRef>
+                            </wps:style>
+                            <wps:txbx>
                               <w:txbxContent>
                                 <w:p>
                                   <w:pPr>
@@ -819,7 +260,47 @@
                                       <w:sz w:val="18"/>
                                       <w:szCs w:val="18"/>
                                     </w:rPr>
-                                    <w:t>? Log masuk di sini.</w:t>
+                                    <w:t xml:space="preserve">? Log </w:t>
+                                  </w:r>
+                                  <w:proofErr w:type="spellStart"/>
+                                  <w:r>
+                                    <w:rPr>
+                                      <w:rStyle w:val="Hyperlink"/>
+                                      <w:rFonts w:ascii="Times New Roman" w:hAnsi="Times New Roman" w:cs="Times New Roman"/>
+                                      <w:sz w:val="18"/>
+                                      <w:szCs w:val="18"/>
+                                    </w:rPr>
+                                    <w:t>masuk</w:t>
+                                  </w:r>
+                                  <w:proofErr w:type="spellEnd"/>
+                                  <w:r>
+                                    <w:rPr>
+                                      <w:rStyle w:val="Hyperlink"/>
+                                      <w:rFonts w:ascii="Times New Roman" w:hAnsi="Times New Roman" w:cs="Times New Roman"/>
+                                      <w:sz w:val="18"/>
+                                      <w:szCs w:val="18"/>
+                                    </w:rPr>
+                                    <w:t xml:space="preserve"> di </w:t>
+                                  </w:r>
+                                  <w:proofErr w:type="spellStart"/>
+                                  <w:r>
+                                    <w:rPr>
+                                      <w:rStyle w:val="Hyperlink"/>
+                                      <w:rFonts w:ascii="Times New Roman" w:hAnsi="Times New Roman" w:cs="Times New Roman"/>
+                                      <w:sz w:val="18"/>
+                                      <w:szCs w:val="18"/>
+                                    </w:rPr>
+                                    <w:t>sini</w:t>
+                                  </w:r>
+                                  <w:proofErr w:type="spellEnd"/>
+                                  <w:r>
+                                    <w:rPr>
+                                      <w:rStyle w:val="Hyperlink"/>
+                                      <w:rFonts w:ascii="Times New Roman" w:hAnsi="Times New Roman" w:cs="Times New Roman"/>
+                                      <w:sz w:val="18"/>
+                                      <w:szCs w:val="18"/>
+                                    </w:rPr>
+                                    <w:t>.</w:t>
                                   </w:r>
                                   <w:r>
                                     <w:rPr>
@@ -834,37 +315,1019 @@
                                   </w:r>
                                 </w:p>
                               </w:txbxContent>
-                            </v:textbox>
-                          </v:rect>
-                        </w:pict>
-                      </mc:Fallback>
-                    </mc:AlternateContent>
-                  </w:r>
-                  <w:r>
-                    <w:rPr>
-                      <w:rFonts w:ascii="Times New Roman" w:hAnsi="Times New Roman" w:cs="Times New Roman"/>
-                      <w:color w:val="808080" w:themeColor="background1" w:themeShade="80"/>
+                            </wps:txbx>
+                            <wps:bodyPr rot="0" spcFirstLastPara="0" vertOverflow="overflow" horzOverflow="overflow" vert="horz" wrap="square" lIns="91440" tIns="45720" rIns="91440" bIns="45720" numCol="1" spcCol="0" rtlCol="0" fromWordArt="0" anchor="ctr" anchorCtr="0" forceAA="0" compatLnSpc="1">
+                              <a:prstTxWarp prst="textNoShape">
+                                <a:avLst/>
+                              </a:prstTxWarp>
+                              <a:noAutofit/>
+                            </wps:bodyPr>
+                          </wps:wsp>
+                        </a:graphicData>
+                      </a:graphic>
+                      <wp14:sizeRelH relativeFrom="margin">
+                        <wp14:pctWidth>0</wp14:pctWidth>
+                      </wp14:sizeRelH>
+                      <wp14:sizeRelV relativeFrom="margin">
+                        <wp14:pctHeight>0</wp14:pctHeight>
+                      </wp14:sizeRelV>
+                    </wp:anchor>
+                  </w:drawing>
+                </mc:Choice>
+                <mc:Fallback>
+                  <w:pict>
+                    <v:rect w14:anchorId="57E73ECA" id="Rectangle 5" o:spid="_x0000_s1026" style="position:absolute;left:0;text-align:left;margin-left:144.05pt;margin-top:119.8pt;width:188.25pt;height:18.75pt;z-index:251694080;visibility:visible;mso-wrap-style:square;mso-width-percent:0;mso-height-percent:0;mso-wrap-distance-left:9pt;mso-wrap-distance-top:0;mso-wrap-distance-right:9pt;mso-wrap-distance-bottom:0;mso-position-horizontal:absolute;mso-position-horizontal-relative:text;mso-position-vertical:absolute;mso-position-vertical-relative:text;mso-width-percent:0;mso-height-percent:0;mso-width-relative:margin;mso-height-relative:margin;v-text-anchor:middle" o:gfxdata="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" filled="f" stroked="f">
+                      <v:textbox>
+                        <w:txbxContent>
+                          <w:p>
+                            <w:pPr>
+                              <w:rPr>
+                                <w:rFonts w:ascii="Times New Roman" w:hAnsi="Times New Roman" w:cs="Times New Roman"/>
+                                <w:color w:val="4472C4" w:themeColor="accent1"/>
+                                <w:sz w:val="18"/>
+                                <w:szCs w:val="18"/>
+                                <w:u w:val="single"/>
+                                <w:lang w:val="en-US"/>
+                              </w:rPr>
+                            </w:pPr>
+                            <w:r>
+                              <w:rPr>
+                                <w:rFonts w:ascii="Times New Roman" w:hAnsi="Times New Roman" w:cs="Times New Roman"/>
+                                <w:color w:val="4472C4" w:themeColor="accent1"/>
+                                <w:sz w:val="18"/>
+                                <w:szCs w:val="18"/>
+                                <w:u w:val="single"/>
+                              </w:rPr>
+                              <w:fldChar w:fldCharType="begin"/>
+                            </w:r>
+                            <w:r>
+                              <w:rPr>
+                                <w:rFonts w:ascii="Times New Roman" w:hAnsi="Times New Roman" w:cs="Times New Roman"/>
+                                <w:color w:val="4472C4" w:themeColor="accent1"/>
+                                <w:sz w:val="18"/>
+                                <w:szCs w:val="18"/>
+                                <w:u w:val="single"/>
+                              </w:rPr>
+                              <w:instrText>HYPERLINK "http://localhost/CHUA%20JING%20HUI/login.php"</w:instrText>
+                            </w:r>
+                            <w:r>
+                              <w:rPr>
+                                <w:rFonts w:ascii="Times New Roman" w:hAnsi="Times New Roman" w:cs="Times New Roman"/>
+                                <w:color w:val="4472C4" w:themeColor="accent1"/>
+                                <w:sz w:val="18"/>
+                                <w:szCs w:val="18"/>
+                                <w:u w:val="single"/>
+                              </w:rPr>
+                            </w:r>
+                            <w:r>
+                              <w:rPr>
+                                <w:rFonts w:ascii="Times New Roman" w:hAnsi="Times New Roman" w:cs="Times New Roman"/>
+                                <w:color w:val="4472C4" w:themeColor="accent1"/>
+                                <w:sz w:val="18"/>
+                                <w:szCs w:val="18"/>
+                                <w:u w:val="single"/>
+                              </w:rPr>
+                              <w:fldChar w:fldCharType="separate"/>
+                            </w:r>
+                            <w:proofErr w:type="spellStart"/>
+                            <w:r>
+                              <w:rPr>
+                                <w:rStyle w:val="Hyperlink"/>
+                                <w:rFonts w:ascii="Times New Roman" w:hAnsi="Times New Roman" w:cs="Times New Roman"/>
+                                <w:sz w:val="18"/>
+                                <w:szCs w:val="18"/>
+                              </w:rPr>
+                              <w:t>Sudah</w:t>
+                            </w:r>
+                            <w:proofErr w:type="spellEnd"/>
+                            <w:r>
+                              <w:rPr>
+                                <w:rStyle w:val="Hyperlink"/>
+                                <w:rFonts w:ascii="Times New Roman" w:hAnsi="Times New Roman" w:cs="Times New Roman"/>
+                                <w:sz w:val="18"/>
+                                <w:szCs w:val="18"/>
+                              </w:rPr>
+                              <w:t xml:space="preserve"> </w:t>
+                            </w:r>
+                            <w:proofErr w:type="spellStart"/>
+                            <w:r>
+                              <w:rPr>
+                                <w:rStyle w:val="Hyperlink"/>
+                                <w:rFonts w:ascii="Times New Roman" w:hAnsi="Times New Roman" w:cs="Times New Roman"/>
+                                <w:sz w:val="18"/>
+                                <w:szCs w:val="18"/>
+                              </w:rPr>
+                              <w:t>mempunyai</w:t>
+                            </w:r>
+                            <w:proofErr w:type="spellEnd"/>
+                            <w:r>
+                              <w:rPr>
+                                <w:rStyle w:val="Hyperlink"/>
+                                <w:rFonts w:ascii="Times New Roman" w:hAnsi="Times New Roman" w:cs="Times New Roman"/>
+                                <w:sz w:val="18"/>
+                                <w:szCs w:val="18"/>
+                              </w:rPr>
+                              <w:t xml:space="preserve"> </w:t>
+                            </w:r>
+                            <w:proofErr w:type="spellStart"/>
+                            <w:r>
+                              <w:rPr>
+                                <w:rStyle w:val="Hyperlink"/>
+                                <w:rFonts w:ascii="Times New Roman" w:hAnsi="Times New Roman" w:cs="Times New Roman"/>
+                                <w:sz w:val="18"/>
+                                <w:szCs w:val="18"/>
+                              </w:rPr>
+                              <w:t>akaun</w:t>
+                            </w:r>
+                            <w:proofErr w:type="spellEnd"/>
+                            <w:r>
+                              <w:rPr>
+                                <w:rStyle w:val="Hyperlink"/>
+                                <w:rFonts w:ascii="Times New Roman" w:hAnsi="Times New Roman" w:cs="Times New Roman"/>
+                                <w:sz w:val="18"/>
+                                <w:szCs w:val="18"/>
+                              </w:rPr>
+                              <w:t xml:space="preserve">? Log </w:t>
+                            </w:r>
+                            <w:proofErr w:type="spellStart"/>
+                            <w:r>
+                              <w:rPr>
+                                <w:rStyle w:val="Hyperlink"/>
+                                <w:rFonts w:ascii="Times New Roman" w:hAnsi="Times New Roman" w:cs="Times New Roman"/>
+                                <w:sz w:val="18"/>
+                                <w:szCs w:val="18"/>
+                              </w:rPr>
+                              <w:t>masuk</w:t>
+                            </w:r>
+                            <w:proofErr w:type="spellEnd"/>
+                            <w:r>
+                              <w:rPr>
+                                <w:rStyle w:val="Hyperlink"/>
+                                <w:rFonts w:ascii="Times New Roman" w:hAnsi="Times New Roman" w:cs="Times New Roman"/>
+                                <w:sz w:val="18"/>
+                                <w:szCs w:val="18"/>
+                              </w:rPr>
+                              <w:t xml:space="preserve"> di </w:t>
+                            </w:r>
+                            <w:proofErr w:type="spellStart"/>
+                            <w:r>
+                              <w:rPr>
+                                <w:rStyle w:val="Hyperlink"/>
+                                <w:rFonts w:ascii="Times New Roman" w:hAnsi="Times New Roman" w:cs="Times New Roman"/>
+                                <w:sz w:val="18"/>
+                                <w:szCs w:val="18"/>
+                              </w:rPr>
+                              <w:t>sini</w:t>
+                            </w:r>
+                            <w:proofErr w:type="spellEnd"/>
+                            <w:r>
+                              <w:rPr>
+                                <w:rStyle w:val="Hyperlink"/>
+                                <w:rFonts w:ascii="Times New Roman" w:hAnsi="Times New Roman" w:cs="Times New Roman"/>
+                                <w:sz w:val="18"/>
+                                <w:szCs w:val="18"/>
+                              </w:rPr>
+                              <w:t>.</w:t>
+                            </w:r>
+                            <w:r>
+                              <w:rPr>
+                                <w:rFonts w:ascii="Times New Roman" w:hAnsi="Times New Roman" w:cs="Times New Roman"/>
+                                <w:color w:val="4472C4" w:themeColor="accent1"/>
+                                <w:sz w:val="18"/>
+                                <w:szCs w:val="18"/>
+                                <w:u w:val="single"/>
+                                <w:lang w:val="en-US"/>
+                              </w:rPr>
+                              <w:fldChar w:fldCharType="end"/>
+                            </w:r>
+                          </w:p>
+                        </w:txbxContent>
+                      </v:textbox>
+                    </v:rect>
+                  </w:pict>
+                </mc:Fallback>
+              </mc:AlternateContent>
+            </w:r>
+            <w:r>
+              <w:rPr>
+                <w:rFonts w:ascii="Times New Roman" w:hAnsi="Times New Roman" w:cs="Times New Roman"/>
+                <w:b/>
+                <w:bCs/>
+                <w:noProof/>
+                <w:sz w:val="32"/>
+                <w:szCs w:val="32"/>
+              </w:rPr>
+              <mc:AlternateContent>
+                <mc:Choice Requires="wpg">
+                  <w:drawing>
+                    <wp:anchor distT="0" distB="0" distL="114300" distR="114300" simplePos="0" relativeHeight="251769856" behindDoc="0" locked="0" layoutInCell="1" allowOverlap="1" wp14:anchorId="46763E91" wp14:editId="700EE3F6">
+                      <wp:simplePos x="0" y="0"/>
+                      <wp:positionH relativeFrom="column">
+                        <wp:posOffset>665480</wp:posOffset>
+                      </wp:positionH>
+                      <wp:positionV relativeFrom="paragraph">
+                        <wp:posOffset>196215</wp:posOffset>
+                      </wp:positionV>
+                      <wp:extent cx="1038225" cy="1352550"/>
+                      <wp:effectExtent l="0" t="0" r="0" b="0"/>
+                      <wp:wrapNone/>
+                      <wp:docPr id="108733978" name="Group 25"/>
+                      <wp:cNvGraphicFramePr/>
+                      <a:graphic xmlns:a="http://schemas.openxmlformats.org/drawingml/2006/main">
+                        <a:graphicData uri="http://schemas.microsoft.com/office/word/2010/wordprocessingGroup">
+                          <wpg:wgp>
+                            <wpg:cNvGrpSpPr/>
+                            <wpg:grpSpPr>
+                              <a:xfrm>
+                                <a:off x="0" y="0"/>
+                                <a:ext cx="1038225" cy="1352550"/>
+                                <a:chOff x="0" y="0"/>
+                                <a:chExt cx="1038225" cy="1352550"/>
+                              </a:xfrm>
+                            </wpg:grpSpPr>
+                            <wps:wsp>
+                              <wps:cNvPr id="1135741453" name="Text Box 23"/>
+                              <wps:cNvSpPr txBox="1"/>
+                              <wps:spPr>
+                                <a:xfrm>
+                                  <a:off x="0" y="0"/>
+                                  <a:ext cx="1028700" cy="285750"/>
+                                </a:xfrm>
+                                <a:prstGeom prst="rect">
+                                  <a:avLst/>
+                                </a:prstGeom>
+                                <a:noFill/>
+                                <a:ln w="6350">
+                                  <a:noFill/>
+                                </a:ln>
+                              </wps:spPr>
+                              <wps:txbx>
+                                <w:txbxContent>
+                                  <w:p>
+                                    <w:pPr>
+                                      <w:rPr>
+                                        <w:rFonts w:ascii="Times New Roman" w:hAnsi="Times New Roman" w:cs="Times New Roman"/>
+                                        <w:color w:val="000000" w:themeColor="text1"/>
+                                        <w:lang w:val="en-GB"/>
+                                      </w:rPr>
+                                    </w:pPr>
+                                    <w:r>
+                                      <w:rPr>
+                                        <w:rFonts w:ascii="Times New Roman" w:hAnsi="Times New Roman" w:cs="Times New Roman"/>
+                                        <w:color w:val="000000" w:themeColor="text1"/>
+                                        <w:lang w:val="en-GB"/>
+                                      </w:rPr>
+                                      <w:t>ID</w:t>
+                                    </w:r>
+                                    <w:r>
+                                      <w:rPr>
+                                        <w:rFonts w:ascii="Times New Roman" w:hAnsi="Times New Roman" w:cs="Times New Roman"/>
+                                        <w:color w:val="000000" w:themeColor="text1"/>
+                                        <w:lang w:val="en-GB"/>
+                                      </w:rPr>
+                                      <w:t xml:space="preserve"> </w:t>
+                                    </w:r>
+                                    <w:proofErr w:type="spellStart"/>
+                                    <w:r>
+                                      <w:rPr>
+                                        <w:rFonts w:ascii="Times New Roman" w:hAnsi="Times New Roman" w:cs="Times New Roman"/>
+                                        <w:color w:val="000000" w:themeColor="text1"/>
+                                        <w:lang w:val="en-GB"/>
+                                      </w:rPr>
+                                      <w:t>Pengguna</w:t>
+                                    </w:r>
+                                    <w:proofErr w:type="spellEnd"/>
+                                    <w:r>
+                                      <w:rPr>
+                                        <w:rFonts w:ascii="Times New Roman" w:hAnsi="Times New Roman" w:cs="Times New Roman"/>
+                                        <w:color w:val="000000" w:themeColor="text1"/>
+                                        <w:lang w:val="en-GB"/>
+                                      </w:rPr>
+                                      <w:t>:</w:t>
+                                    </w:r>
+                                  </w:p>
+                                </w:txbxContent>
+                              </wps:txbx>
+                              <wps:bodyPr rot="0" spcFirstLastPara="0" vertOverflow="overflow" horzOverflow="overflow" vert="horz" wrap="square" lIns="91440" tIns="45720" rIns="91440" bIns="45720" numCol="1" spcCol="0" rtlCol="0" fromWordArt="0" anchor="t" anchorCtr="0" forceAA="0" compatLnSpc="1">
+                                <a:prstTxWarp prst="textNoShape">
+                                  <a:avLst/>
+                                </a:prstTxWarp>
+                                <a:noAutofit/>
+                              </wps:bodyPr>
+                            </wps:wsp>
+                            <wps:wsp>
+                              <wps:cNvPr id="1777848609" name="Text Box 23"/>
+                              <wps:cNvSpPr txBox="1"/>
+                              <wps:spPr>
+                                <a:xfrm>
+                                  <a:off x="9525" y="342900"/>
+                                  <a:ext cx="1028700" cy="285750"/>
+                                </a:xfrm>
+                                <a:prstGeom prst="rect">
+                                  <a:avLst/>
+                                </a:prstGeom>
+                                <a:noFill/>
+                                <a:ln w="6350">
+                                  <a:noFill/>
+                                </a:ln>
+                              </wps:spPr>
+                              <wps:txbx>
+                                <w:txbxContent>
+                                  <w:p>
+                                    <w:pPr>
+                                      <w:rPr>
+                                        <w:rFonts w:ascii="Times New Roman" w:hAnsi="Times New Roman" w:cs="Times New Roman"/>
+                                        <w:color w:val="000000" w:themeColor="text1"/>
+                                        <w:lang w:val="en-GB"/>
+                                      </w:rPr>
+                                    </w:pPr>
+                                    <w:r>
+                                      <w:rPr>
+                                        <w:rFonts w:ascii="Times New Roman" w:hAnsi="Times New Roman" w:cs="Times New Roman"/>
+                                        <w:color w:val="000000" w:themeColor="text1"/>
+                                        <w:lang w:val="en-GB"/>
+                                      </w:rPr>
+                                      <w:t>Nama Penuh</w:t>
+                                    </w:r>
+                                    <w:r>
+                                      <w:rPr>
+                                        <w:rFonts w:ascii="Times New Roman" w:hAnsi="Times New Roman" w:cs="Times New Roman"/>
+                                        <w:color w:val="000000" w:themeColor="text1"/>
+                                        <w:lang w:val="en-GB"/>
+                                      </w:rPr>
+                                      <w:t>:</w:t>
+                                    </w:r>
+                                  </w:p>
+                                </w:txbxContent>
+                              </wps:txbx>
+                              <wps:bodyPr rot="0" spcFirstLastPara="0" vertOverflow="overflow" horzOverflow="overflow" vert="horz" wrap="square" lIns="91440" tIns="45720" rIns="91440" bIns="45720" numCol="1" spcCol="0" rtlCol="0" fromWordArt="0" anchor="t" anchorCtr="0" forceAA="0" compatLnSpc="1">
+                                <a:prstTxWarp prst="textNoShape">
+                                  <a:avLst/>
+                                </a:prstTxWarp>
+                                <a:noAutofit/>
+                              </wps:bodyPr>
+                            </wps:wsp>
+                            <wps:wsp>
+                              <wps:cNvPr id="1717307629" name="Text Box 23"/>
+                              <wps:cNvSpPr txBox="1"/>
+                              <wps:spPr>
+                                <a:xfrm>
+                                  <a:off x="361950" y="695325"/>
+                                  <a:ext cx="609600" cy="285750"/>
+                                </a:xfrm>
+                                <a:prstGeom prst="rect">
+                                  <a:avLst/>
+                                </a:prstGeom>
+                                <a:noFill/>
+                                <a:ln w="6350">
+                                  <a:noFill/>
+                                </a:ln>
+                              </wps:spPr>
+                              <wps:txbx>
+                                <w:txbxContent>
+                                  <w:p>
+                                    <w:pPr>
+                                      <w:jc w:val="right"/>
+                                      <w:rPr>
+                                        <w:rFonts w:ascii="Times New Roman" w:hAnsi="Times New Roman" w:cs="Times New Roman"/>
+                                        <w:color w:val="000000" w:themeColor="text1"/>
+                                        <w:lang w:val="en-GB"/>
+                                      </w:rPr>
+                                    </w:pPr>
+                                    <w:proofErr w:type="spellStart"/>
+                                    <w:r>
+                                      <w:rPr>
+                                        <w:rFonts w:ascii="Times New Roman" w:hAnsi="Times New Roman" w:cs="Times New Roman"/>
+                                        <w:color w:val="000000" w:themeColor="text1"/>
+                                        <w:lang w:val="en-GB"/>
+                                      </w:rPr>
+                                      <w:t>Kelas</w:t>
+                                    </w:r>
+                                    <w:proofErr w:type="spellEnd"/>
+                                    <w:r>
+                                      <w:rPr>
+                                        <w:rFonts w:ascii="Times New Roman" w:hAnsi="Times New Roman" w:cs="Times New Roman"/>
+                                        <w:color w:val="000000" w:themeColor="text1"/>
+                                        <w:lang w:val="en-GB"/>
+                                      </w:rPr>
+                                      <w:t>:</w:t>
+                                    </w:r>
+                                  </w:p>
+                                </w:txbxContent>
+                              </wps:txbx>
+                              <wps:bodyPr rot="0" spcFirstLastPara="0" vertOverflow="overflow" horzOverflow="overflow" vert="horz" wrap="square" lIns="91440" tIns="45720" rIns="91440" bIns="45720" numCol="1" spcCol="0" rtlCol="0" fromWordArt="0" anchor="t" anchorCtr="0" forceAA="0" compatLnSpc="1">
+                                <a:prstTxWarp prst="textNoShape">
+                                  <a:avLst/>
+                                </a:prstTxWarp>
+                                <a:noAutofit/>
+                              </wps:bodyPr>
+                            </wps:wsp>
+                            <wps:wsp>
+                              <wps:cNvPr id="1954201208" name="Text Box 23"/>
+                              <wps:cNvSpPr txBox="1"/>
+                              <wps:spPr>
+                                <a:xfrm>
+                                  <a:off x="57150" y="1066800"/>
+                                  <a:ext cx="962025" cy="285750"/>
+                                </a:xfrm>
+                                <a:prstGeom prst="rect">
+                                  <a:avLst/>
+                                </a:prstGeom>
+                                <a:noFill/>
+                                <a:ln w="6350">
+                                  <a:noFill/>
+                                </a:ln>
+                              </wps:spPr>
+                              <wps:txbx>
+                                <w:txbxContent>
+                                  <w:p>
+                                    <w:pPr>
+                                      <w:rPr>
+                                        <w:rFonts w:ascii="Times New Roman" w:hAnsi="Times New Roman" w:cs="Times New Roman"/>
+                                        <w:color w:val="000000" w:themeColor="text1"/>
+                                        <w:lang w:val="en-GB"/>
+                                      </w:rPr>
+                                    </w:pPr>
+                                    <w:r>
+                                      <w:rPr>
+                                        <w:rFonts w:ascii="Times New Roman" w:hAnsi="Times New Roman" w:cs="Times New Roman"/>
+                                        <w:color w:val="000000" w:themeColor="text1"/>
+                                        <w:lang w:val="en-GB"/>
+                                      </w:rPr>
+                                      <w:t>Kata Laluan</w:t>
+                                    </w:r>
+                                    <w:r>
+                                      <w:rPr>
+                                        <w:rFonts w:ascii="Times New Roman" w:hAnsi="Times New Roman" w:cs="Times New Roman"/>
+                                        <w:color w:val="000000" w:themeColor="text1"/>
+                                        <w:lang w:val="en-GB"/>
+                                      </w:rPr>
+                                      <w:t>:</w:t>
+                                    </w:r>
+                                  </w:p>
+                                </w:txbxContent>
+                              </wps:txbx>
+                              <wps:bodyPr rot="0" spcFirstLastPara="0" vertOverflow="overflow" horzOverflow="overflow" vert="horz" wrap="square" lIns="91440" tIns="45720" rIns="91440" bIns="45720" numCol="1" spcCol="0" rtlCol="0" fromWordArt="0" anchor="t" anchorCtr="0" forceAA="0" compatLnSpc="1">
+                                <a:prstTxWarp prst="textNoShape">
+                                  <a:avLst/>
+                                </a:prstTxWarp>
+                                <a:noAutofit/>
+                              </wps:bodyPr>
+                            </wps:wsp>
+                          </wpg:wgp>
+                        </a:graphicData>
+                      </a:graphic>
+                    </wp:anchor>
+                  </w:drawing>
+                </mc:Choice>
+                <mc:Fallback>
+                  <w:pict>
+                    <v:group w14:anchorId="46763E91" id="Group 25" o:spid="_x0000_s1027" style="position:absolute;left:0;text-align:left;margin-left:52.4pt;margin-top:15.45pt;width:81.75pt;height:106.5pt;z-index:251769856" coordsize="10382,13525" o:gfxdata="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">
+                      <v:shapetype id="_x0000_t202" coordsize="21600,21600" o:spt="202" path="m,l,21600r21600,l21600,xe">
+                        <v:stroke joinstyle="miter"/>
+                        <v:path gradientshapeok="t" o:connecttype="rect"/>
+                      </v:shapetype>
+                      <v:shape id="_x0000_s1028" type="#_x0000_t202" style="position:absolute;width:10287;height:2857;visibility:visible;mso-wrap-style:square;v-text-anchor:top" o:gfxdata="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" filled="f" stroked="f" strokeweight=".5pt">
+                        <v:textbox>
+                          <w:txbxContent>
+                            <w:p>
+                              <w:pPr>
+                                <w:rPr>
+                                  <w:rFonts w:ascii="Times New Roman" w:hAnsi="Times New Roman" w:cs="Times New Roman"/>
+                                  <w:color w:val="000000" w:themeColor="text1"/>
+                                  <w:lang w:val="en-GB"/>
+                                </w:rPr>
+                              </w:pPr>
+                              <w:r>
+                                <w:rPr>
+                                  <w:rFonts w:ascii="Times New Roman" w:hAnsi="Times New Roman" w:cs="Times New Roman"/>
+                                  <w:color w:val="000000" w:themeColor="text1"/>
+                                  <w:lang w:val="en-GB"/>
+                                </w:rPr>
+                                <w:t>ID</w:t>
+                              </w:r>
+                              <w:r>
+                                <w:rPr>
+                                  <w:rFonts w:ascii="Times New Roman" w:hAnsi="Times New Roman" w:cs="Times New Roman"/>
+                                  <w:color w:val="000000" w:themeColor="text1"/>
+                                  <w:lang w:val="en-GB"/>
+                                </w:rPr>
+                                <w:t xml:space="preserve"> </w:t>
+                              </w:r>
+                              <w:proofErr w:type="spellStart"/>
+                              <w:r>
+                                <w:rPr>
+                                  <w:rFonts w:ascii="Times New Roman" w:hAnsi="Times New Roman" w:cs="Times New Roman"/>
+                                  <w:color w:val="000000" w:themeColor="text1"/>
+                                  <w:lang w:val="en-GB"/>
+                                </w:rPr>
+                                <w:t>Pengguna</w:t>
+                              </w:r>
+                              <w:proofErr w:type="spellEnd"/>
+                              <w:r>
+                                <w:rPr>
+                                  <w:rFonts w:ascii="Times New Roman" w:hAnsi="Times New Roman" w:cs="Times New Roman"/>
+                                  <w:color w:val="000000" w:themeColor="text1"/>
+                                  <w:lang w:val="en-GB"/>
+                                </w:rPr>
+                                <w:t>:</w:t>
+                              </w:r>
+                            </w:p>
+                          </w:txbxContent>
+                        </v:textbox>
+                      </v:shape>
+                      <v:shape id="_x0000_s1029" type="#_x0000_t202" style="position:absolute;left:95;top:3429;width:10287;height:2857;visibility:visible;mso-wrap-style:square;v-text-anchor:top" o:gfxdata="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" filled="f" stroked="f" strokeweight=".5pt">
+                        <v:textbox>
+                          <w:txbxContent>
+                            <w:p>
+                              <w:pPr>
+                                <w:rPr>
+                                  <w:rFonts w:ascii="Times New Roman" w:hAnsi="Times New Roman" w:cs="Times New Roman"/>
+                                  <w:color w:val="000000" w:themeColor="text1"/>
+                                  <w:lang w:val="en-GB"/>
+                                </w:rPr>
+                              </w:pPr>
+                              <w:r>
+                                <w:rPr>
+                                  <w:rFonts w:ascii="Times New Roman" w:hAnsi="Times New Roman" w:cs="Times New Roman"/>
+                                  <w:color w:val="000000" w:themeColor="text1"/>
+                                  <w:lang w:val="en-GB"/>
+                                </w:rPr>
+                                <w:t>Nama Penuh</w:t>
+                              </w:r>
+                              <w:r>
+                                <w:rPr>
+                                  <w:rFonts w:ascii="Times New Roman" w:hAnsi="Times New Roman" w:cs="Times New Roman"/>
+                                  <w:color w:val="000000" w:themeColor="text1"/>
+                                  <w:lang w:val="en-GB"/>
+                                </w:rPr>
+                                <w:t>:</w:t>
+                              </w:r>
+                            </w:p>
+                          </w:txbxContent>
+                        </v:textbox>
+                      </v:shape>
+                      <v:shape id="_x0000_s1030" type="#_x0000_t202" style="position:absolute;left:3619;top:6953;width:6096;height:2857;visibility:visible;mso-wrap-style:square;v-text-anchor:top" o:gfxdata="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" filled="f" stroked="f" strokeweight=".5pt">
+                        <v:textbox>
+                          <w:txbxContent>
+                            <w:p>
+                              <w:pPr>
+                                <w:jc w:val="right"/>
+                                <w:rPr>
+                                  <w:rFonts w:ascii="Times New Roman" w:hAnsi="Times New Roman" w:cs="Times New Roman"/>
+                                  <w:color w:val="000000" w:themeColor="text1"/>
+                                  <w:lang w:val="en-GB"/>
+                                </w:rPr>
+                              </w:pPr>
+                              <w:proofErr w:type="spellStart"/>
+                              <w:r>
+                                <w:rPr>
+                                  <w:rFonts w:ascii="Times New Roman" w:hAnsi="Times New Roman" w:cs="Times New Roman"/>
+                                  <w:color w:val="000000" w:themeColor="text1"/>
+                                  <w:lang w:val="en-GB"/>
+                                </w:rPr>
+                                <w:t>Kelas</w:t>
+                              </w:r>
+                              <w:proofErr w:type="spellEnd"/>
+                              <w:r>
+                                <w:rPr>
+                                  <w:rFonts w:ascii="Times New Roman" w:hAnsi="Times New Roman" w:cs="Times New Roman"/>
+                                  <w:color w:val="000000" w:themeColor="text1"/>
+                                  <w:lang w:val="en-GB"/>
+                                </w:rPr>
+                                <w:t>:</w:t>
+                              </w:r>
+                            </w:p>
+                          </w:txbxContent>
+                        </v:textbox>
+                      </v:shape>
+                      <v:shape id="_x0000_s1031" type="#_x0000_t202" style="position:absolute;left:571;top:10668;width:9620;height:2857;visibility:visible;mso-wrap-style:square;v-text-anchor:top" o:gfxdata="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" filled="f" stroked="f" strokeweight=".5pt">
+                        <v:textbox>
+                          <w:txbxContent>
+                            <w:p>
+                              <w:pPr>
+                                <w:rPr>
+                                  <w:rFonts w:ascii="Times New Roman" w:hAnsi="Times New Roman" w:cs="Times New Roman"/>
+                                  <w:color w:val="000000" w:themeColor="text1"/>
+                                  <w:lang w:val="en-GB"/>
+                                </w:rPr>
+                              </w:pPr>
+                              <w:r>
+                                <w:rPr>
+                                  <w:rFonts w:ascii="Times New Roman" w:hAnsi="Times New Roman" w:cs="Times New Roman"/>
+                                  <w:color w:val="000000" w:themeColor="text1"/>
+                                  <w:lang w:val="en-GB"/>
+                                </w:rPr>
+                                <w:t>Kata Laluan</w:t>
+                              </w:r>
+                              <w:r>
+                                <w:rPr>
+                                  <w:rFonts w:ascii="Times New Roman" w:hAnsi="Times New Roman" w:cs="Times New Roman"/>
+                                  <w:color w:val="000000" w:themeColor="text1"/>
+                                  <w:lang w:val="en-GB"/>
+                                </w:rPr>
+                                <w:t>:</w:t>
+                              </w:r>
+                            </w:p>
+                          </w:txbxContent>
+                        </v:textbox>
+                      </v:shape>
+                    </v:group>
+                  </w:pict>
+                </mc:Fallback>
+              </mc:AlternateContent>
+            </w:r>
+            <w:r>
+              <w:rPr>
+                <w:rFonts w:ascii="Times New Roman" w:hAnsi="Times New Roman" w:cs="Times New Roman"/>
+                <w:b/>
+                <w:bCs/>
+                <w:sz w:val="32"/>
+                <w:szCs w:val="32"/>
+              </w:rPr>
+              <w:t>PENDAFTARAN</w:t>
+            </w:r>
+          </w:p>
+          <w:tbl>
+            <w:tblPr>
+              <w:tblStyle w:val="TableGrid"/>
+              <w:tblW w:w="0" w:type="auto"/>
+              <w:tblInd w:w="2572" w:type="dxa"/>
+              <w:tblLook w:val="04A0" w:firstRow="1" w:lastRow="0" w:firstColumn="1" w:lastColumn="0" w:noHBand="0" w:noVBand="1"/>
+            </w:tblPr>
+            <w:tblGrid>
+              <w:gridCol w:w="5665"/>
+            </w:tblGrid>
+            <w:tr>
+              <w:trPr>
+                <w:trHeight w:val="283"/>
+              </w:trPr>
+              <w:tc>
+                <w:tcPr>
+                  <w:tcW w:w="5665" w:type="dxa"/>
+                  <w:tcBorders>
+                    <w:bottom w:val="single" w:sz="4" w:space="0" w:color="auto"/>
+                  </w:tcBorders>
+                </w:tcPr>
+                <w:p>
+                  <w:pPr>
+                    <w:framePr w:hSpace="180" w:wrap="around" w:vAnchor="text" w:hAnchor="text" w:xAlign="center" w:y="1"/>
+                    <w:suppressOverlap/>
+                    <w:rPr>
+                      <w:rFonts w:ascii="Times New Roman" w:hAnsi="Times New Roman" w:cs="Times New Roman"/>
+                      <w:color w:val="BFBFBF" w:themeColor="background1" w:themeShade="BF"/>
+                    </w:rPr>
+                  </w:pPr>
+                  <w:r>
+                    <w:rPr>
+                      <w:rFonts w:ascii="Times New Roman" w:hAnsi="Times New Roman" w:cs="Times New Roman"/>
+                      <w:color w:val="BFBFBF" w:themeColor="background1" w:themeShade="BF"/>
+                    </w:rPr>
+                    <w:t>ID</w:t>
+                  </w:r>
+                  <w:r>
+                    <w:rPr>
+                      <w:rFonts w:ascii="Times New Roman" w:hAnsi="Times New Roman" w:cs="Times New Roman"/>
+                      <w:color w:val="BFBFBF" w:themeColor="background1" w:themeShade="BF"/>
+                    </w:rPr>
+                    <w:t xml:space="preserve"> </w:t>
+                  </w:r>
+                  <w:r>
+                    <w:rPr>
+                      <w:rFonts w:ascii="Times New Roman" w:hAnsi="Times New Roman" w:cs="Times New Roman"/>
+                      <w:color w:val="BFBFBF" w:themeColor="background1" w:themeShade="BF"/>
+                    </w:rPr>
+                    <w:t>Pengguna(No K.P</w:t>
+                  </w:r>
+                  <w:r>
+                    <w:rPr>
+                      <w:rFonts w:ascii="Times New Roman" w:hAnsi="Times New Roman" w:cs="Times New Roman"/>
+                      <w:color w:val="BFBFBF" w:themeColor="background1" w:themeShade="BF"/>
+                    </w:rPr>
+                    <w:t xml:space="preserve"> tanpa sengkang</w:t>
+                  </w:r>
+                  <w:r>
+                    <w:rPr>
+                      <w:rFonts w:ascii="Times New Roman" w:hAnsi="Times New Roman" w:cs="Times New Roman"/>
+                      <w:color w:val="BFBFBF" w:themeColor="background1" w:themeShade="BF"/>
+                    </w:rPr>
+                    <w:t>)</w:t>
+                  </w:r>
+                </w:p>
+              </w:tc>
+            </w:tr>
+            <w:tr>
+              <w:trPr>
+                <w:trHeight w:val="194"/>
+              </w:trPr>
+              <w:tc>
+                <w:tcPr>
+                  <w:tcW w:w="5665" w:type="dxa"/>
+                  <w:tcBorders>
+                    <w:top w:val="single" w:sz="4" w:space="0" w:color="auto"/>
+                    <w:left w:val="nil"/>
+                    <w:bottom w:val="single" w:sz="4" w:space="0" w:color="auto"/>
+                    <w:right w:val="nil"/>
+                  </w:tcBorders>
+                </w:tcPr>
+                <w:p>
+                  <w:pPr>
+                    <w:framePr w:hSpace="180" w:wrap="around" w:vAnchor="text" w:hAnchor="text" w:xAlign="center" w:y="1"/>
+                    <w:suppressOverlap/>
+                    <w:jc w:val="center"/>
+                    <w:rPr>
+                      <w:rFonts w:ascii="Times New Roman" w:hAnsi="Times New Roman" w:cs="Times New Roman"/>
+                      <w:color w:val="BFBFBF" w:themeColor="background1" w:themeShade="BF"/>
+                    </w:rPr>
+                  </w:pPr>
+                </w:p>
+              </w:tc>
+            </w:tr>
+            <w:tr>
+              <w:trPr>
+                <w:trHeight w:val="278"/>
+              </w:trPr>
+              <w:tc>
+                <w:tcPr>
+                  <w:tcW w:w="5665" w:type="dxa"/>
+                  <w:tcBorders>
+                    <w:top w:val="single" w:sz="4" w:space="0" w:color="auto"/>
+                    <w:bottom w:val="single" w:sz="4" w:space="0" w:color="auto"/>
+                  </w:tcBorders>
+                </w:tcPr>
+                <w:p>
+                  <w:pPr>
+                    <w:framePr w:hSpace="180" w:wrap="around" w:vAnchor="text" w:hAnchor="text" w:xAlign="center" w:y="1"/>
+                    <w:suppressOverlap/>
+                    <w:rPr>
+                      <w:rFonts w:ascii="Times New Roman" w:hAnsi="Times New Roman" w:cs="Times New Roman"/>
+                      <w:color w:val="BFBFBF" w:themeColor="background1" w:themeShade="BF"/>
+                    </w:rPr>
+                  </w:pPr>
+                  <w:r>
+                    <w:rPr>
+                      <w:rFonts w:ascii="Times New Roman" w:hAnsi="Times New Roman" w:cs="Times New Roman"/>
+                      <w:color w:val="BFBFBF" w:themeColor="background1" w:themeShade="BF"/>
+                    </w:rPr>
+                    <w:t xml:space="preserve">Sila </w:t>
+                  </w:r>
+                  <w:r>
+                    <w:rPr>
+                      <w:rFonts w:ascii="Times New Roman" w:hAnsi="Times New Roman" w:cs="Times New Roman"/>
+                      <w:color w:val="BFBFBF" w:themeColor="background1" w:themeShade="BF"/>
+                    </w:rPr>
+                    <w:t>M</w:t>
+                  </w:r>
+                  <w:r>
+                    <w:rPr>
+                      <w:rFonts w:ascii="Times New Roman" w:hAnsi="Times New Roman" w:cs="Times New Roman"/>
+                      <w:color w:val="BFBFBF" w:themeColor="background1" w:themeShade="BF"/>
+                    </w:rPr>
+                    <w:t xml:space="preserve">asukkan Nama </w:t>
+                  </w:r>
+                  <w:proofErr w:type="spellStart"/>
+                  <w:r>
+                    <w:rPr>
+                      <w:rFonts w:ascii="Times New Roman" w:hAnsi="Times New Roman" w:cs="Times New Roman"/>
+                      <w:color w:val="BFBFBF" w:themeColor="background1" w:themeShade="BF"/>
+                    </w:rPr>
+                    <w:t>Penuh</w:t>
+                  </w:r>
+                  <w:proofErr w:type="spellEnd"/>
+                </w:p>
+              </w:tc>
+            </w:tr>
+            <w:tr>
+              <w:trPr>
+                <w:trHeight w:val="278"/>
+              </w:trPr>
+              <w:tc>
+                <w:tcPr>
+                  <w:tcW w:w="5665" w:type="dxa"/>
+                  <w:tcBorders>
+                    <w:top w:val="single" w:sz="4" w:space="0" w:color="auto"/>
+                    <w:left w:val="nil"/>
+                    <w:bottom w:val="single" w:sz="4" w:space="0" w:color="auto"/>
+                    <w:right w:val="nil"/>
+                  </w:tcBorders>
+                </w:tcPr>
+                <w:p>
+                  <w:pPr>
+                    <w:framePr w:hSpace="180" w:wrap="around" w:vAnchor="text" w:hAnchor="text" w:xAlign="center" w:y="1"/>
+                    <w:suppressOverlap/>
+                    <w:jc w:val="center"/>
+                    <w:rPr>
+                      <w:rFonts w:ascii="Times New Roman" w:hAnsi="Times New Roman" w:cs="Times New Roman"/>
+                      <w:color w:val="BFBFBF" w:themeColor="background1" w:themeShade="BF"/>
+                    </w:rPr>
+                  </w:pPr>
+                </w:p>
+              </w:tc>
+            </w:tr>
+            <w:tr>
+              <w:trPr>
+                <w:trHeight w:val="278"/>
+              </w:trPr>
+              <w:tc>
+                <w:tcPr>
+                  <w:tcW w:w="5665" w:type="dxa"/>
+                  <w:tcBorders>
+                    <w:top w:val="single" w:sz="4" w:space="0" w:color="auto"/>
+                    <w:bottom w:val="single" w:sz="4" w:space="0" w:color="auto"/>
+                  </w:tcBorders>
+                </w:tcPr>
+                <w:p>
+                  <w:pPr>
+                    <w:framePr w:hSpace="180" w:wrap="around" w:vAnchor="text" w:hAnchor="text" w:xAlign="center" w:y="1"/>
+                    <w:suppressOverlap/>
+                    <w:rPr>
+                      <w:rFonts w:ascii="Times New Roman" w:hAnsi="Times New Roman" w:cs="Times New Roman"/>
+                      <w:color w:val="BFBFBF" w:themeColor="background1" w:themeShade="BF"/>
+                    </w:rPr>
+                  </w:pPr>
+                  <w:r>
+                    <w:rPr>
+                      <w:rFonts w:ascii="Times New Roman" w:hAnsi="Times New Roman" w:cs="Times New Roman"/>
+                    </w:rPr>
+                    <w:t xml:space="preserve">--Sila </w:t>
+                  </w:r>
+                  <w:proofErr w:type="spellStart"/>
+                  <w:r>
+                    <w:rPr>
+                      <w:rFonts w:ascii="Times New Roman" w:hAnsi="Times New Roman" w:cs="Times New Roman"/>
+                    </w:rPr>
+                    <w:t>Pilih</w:t>
+                  </w:r>
+                  <w:proofErr w:type="spellEnd"/>
+                  <w:r>
+                    <w:rPr>
+                      <w:rFonts w:ascii="Times New Roman" w:hAnsi="Times New Roman" w:cs="Times New Roman"/>
+                    </w:rPr>
+                    <w:t xml:space="preserve"> </w:t>
+                  </w:r>
+                  <w:proofErr w:type="spellStart"/>
+                  <w:r>
+                    <w:rPr>
+                      <w:rFonts w:ascii="Times New Roman" w:hAnsi="Times New Roman" w:cs="Times New Roman"/>
+                    </w:rPr>
+                    <w:t>Kelas</w:t>
+                  </w:r>
+                  <w:proofErr w:type="spellEnd"/>
+                  <w:r>
+                    <w:rPr>
+                      <w:rFonts w:ascii="Times New Roman" w:hAnsi="Times New Roman" w:cs="Times New Roman"/>
+                    </w:rPr>
+                    <w:t>--</w:t>
+                  </w:r>
+                  <w:r>
+                    <w:rPr>
+                      <w:rFonts w:ascii="Times New Roman" w:hAnsi="Times New Roman" w:cs="Times New Roman"/>
+                    </w:rPr>
+                    <w:t xml:space="preserve">                </w:t>
+                  </w:r>
+                  <w:r>
+                    <w:rPr>
+                      <w:rFonts w:ascii="Times New Roman" w:hAnsi="Times New Roman" w:cs="Times New Roman"/>
+                    </w:rPr>
+                    <w:t xml:space="preserve">   </w:t>
+                  </w:r>
+                  <w:r>
+                    <w:rPr>
+                      <w:rFonts w:ascii="Times New Roman" w:hAnsi="Times New Roman" w:cs="Times New Roman"/>
+                    </w:rPr>
+                    <w:t xml:space="preserve">                                </w:t>
+                  </w:r>
+                  <w:r>
+                    <w:rPr>
+                      <w:rFonts w:ascii="Times New Roman" w:hAnsi="Times New Roman" w:cs="Times New Roman"/>
+                      <w:b/>
+                      <w:bCs/>
+                      <w:noProof/>
+                    </w:rPr>
+                    <w:drawing>
+                      <wp:inline distT="0" distB="0" distL="0" distR="0" wp14:anchorId="32412824" wp14:editId="6B5D7744">
+                        <wp:extent cx="114208" cy="78105"/>
+                        <wp:effectExtent l="0" t="0" r="635" b="0"/>
+                        <wp:docPr id="1759153269" name="Picture 21"/>
+                        <wp:cNvGraphicFramePr>
+                          <a:graphicFrameLocks xmlns:a="http://schemas.openxmlformats.org/drawingml/2006/main" noChangeAspect="1"/>
+                        </wp:cNvGraphicFramePr>
+                        <a:graphic xmlns:a="http://schemas.openxmlformats.org/drawingml/2006/main">
+                          <a:graphicData uri="http://schemas.openxmlformats.org/drawingml/2006/picture">
+                            <pic:pic xmlns:pic="http://schemas.openxmlformats.org/drawingml/2006/picture">
+                              <pic:nvPicPr>
+                                <pic:cNvPr id="1759153269" name="Picture 1759153269"/>
+                                <pic:cNvPicPr/>
+                              </pic:nvPicPr>
+                              <pic:blipFill>
+                                <a:blip r:embed="rId6" cstate="print">
+                                  <a:extLst>
+                                    <a:ext uri="{28A0092B-C50C-407E-A947-70E740481C1C}">
+                                      <a14:useLocalDpi xmlns:a14="http://schemas.microsoft.com/office/drawing/2010/main" val="0"/>
+                                    </a:ext>
+                                  </a:extLst>
+                                </a:blip>
+                                <a:stretch>
+                                  <a:fillRect/>
+                                </a:stretch>
+                              </pic:blipFill>
+                              <pic:spPr>
+                                <a:xfrm>
+                                  <a:off x="0" y="0"/>
+                                  <a:ext cx="127300" cy="87059"/>
+                                </a:xfrm>
+                                <a:prstGeom prst="rect">
+                                  <a:avLst/>
+                                </a:prstGeom>
+                              </pic:spPr>
+                            </pic:pic>
+                          </a:graphicData>
+                        </a:graphic>
+                      </wp:inline>
+                    </w:drawing>
+                  </w:r>
+                </w:p>
+              </w:tc>
+            </w:tr>
+            <w:tr>
+              <w:trPr>
+                <w:trHeight w:val="278"/>
+              </w:trPr>
+              <w:tc>
+                <w:tcPr>
+                  <w:tcW w:w="5665" w:type="dxa"/>
+                  <w:tcBorders>
+                    <w:top w:val="single" w:sz="4" w:space="0" w:color="auto"/>
+                    <w:left w:val="nil"/>
+                    <w:bottom w:val="single" w:sz="4" w:space="0" w:color="auto"/>
+                    <w:right w:val="nil"/>
+                  </w:tcBorders>
+                </w:tcPr>
+                <w:p>
+                  <w:pPr>
+                    <w:framePr w:hSpace="180" w:wrap="around" w:vAnchor="text" w:hAnchor="text" w:xAlign="center" w:y="1"/>
+                    <w:suppressOverlap/>
+                    <w:jc w:val="center"/>
+                    <w:rPr>
+                      <w:rFonts w:ascii="Times New Roman" w:hAnsi="Times New Roman" w:cs="Times New Roman"/>
+                      <w:color w:val="BFBFBF" w:themeColor="background1" w:themeShade="BF"/>
+                    </w:rPr>
+                  </w:pPr>
+                </w:p>
+              </w:tc>
+            </w:tr>
+            <w:tr>
+              <w:trPr>
+                <w:trHeight w:val="278"/>
+              </w:trPr>
+              <w:tc>
+                <w:tcPr>
+                  <w:tcW w:w="5665" w:type="dxa"/>
+                  <w:tcBorders>
+                    <w:top w:val="single" w:sz="4" w:space="0" w:color="auto"/>
+                  </w:tcBorders>
+                </w:tcPr>
+                <w:p>
+                  <w:pPr>
+                    <w:framePr w:hSpace="180" w:wrap="around" w:vAnchor="text" w:hAnchor="text" w:xAlign="center" w:y="1"/>
+                    <w:suppressOverlap/>
+                    <w:rPr>
+                      <w:rFonts w:ascii="Times New Roman" w:hAnsi="Times New Roman" w:cs="Times New Roman"/>
+                      <w:color w:val="BFBFBF" w:themeColor="background1" w:themeShade="BF"/>
+                    </w:rPr>
+                  </w:pPr>
+                  <w:r>
+                    <w:rPr>
+                      <w:rFonts w:ascii="Times New Roman" w:hAnsi="Times New Roman" w:cs="Times New Roman"/>
+                      <w:color w:val="BFBFBF" w:themeColor="background1" w:themeShade="BF"/>
                     </w:rPr>
                     <w:t>Kata Laluan</w:t>
                   </w:r>
                   <w:r>
                     <w:rPr>
                       <w:rFonts w:ascii="Times New Roman" w:hAnsi="Times New Roman" w:cs="Times New Roman"/>
-                      <w:color w:val="808080" w:themeColor="background1" w:themeShade="80"/>
+                      <w:color w:val="BFBFBF" w:themeColor="background1" w:themeShade="BF"/>
                     </w:rPr>
                     <w:t xml:space="preserve">                                                       </w:t>
                   </w:r>
                   <w:r>
                     <w:rPr>
                       <w:rFonts w:ascii="Times New Roman" w:hAnsi="Times New Roman" w:cs="Times New Roman"/>
-                      <w:color w:val="808080" w:themeColor="background1" w:themeShade="80"/>
+                      <w:color w:val="BFBFBF" w:themeColor="background1" w:themeShade="BF"/>
                     </w:rPr>
                     <w:t xml:space="preserve">  </w:t>
                   </w:r>
                   <w:r>
                     <w:rPr>
                       <w:rFonts w:ascii="Times New Roman" w:hAnsi="Times New Roman" w:cs="Times New Roman"/>
-                      <w:color w:val="808080" w:themeColor="background1" w:themeShade="80"/>
+                      <w:color w:val="BFBFBF" w:themeColor="background1" w:themeShade="BF"/>
+                    </w:rPr>
+                    <w:t xml:space="preserve">            </w:t>
+                  </w:r>
+                  <w:r>
+                    <w:rPr>
+                      <w:rFonts w:ascii="Times New Roman" w:hAnsi="Times New Roman" w:cs="Times New Roman"/>
+                      <w:color w:val="BFBFBF" w:themeColor="background1" w:themeShade="BF"/>
                     </w:rPr>
                     <w:t xml:space="preserve">     </w:t>
                   </w:r>
@@ -872,7 +1335,7 @@
                     <w:rPr>
                       <w:rFonts w:ascii="Times New Roman" w:hAnsi="Times New Roman" w:cs="Times New Roman"/>
                       <w:noProof/>
-                      <w:color w:val="808080" w:themeColor="background1" w:themeShade="80"/>
+                      <w:color w:val="BFBFBF" w:themeColor="background1" w:themeShade="BF"/>
                     </w:rPr>
                     <w:drawing>
                       <wp:inline distT="0" distB="0" distL="0" distR="0" wp14:anchorId="197787BE" wp14:editId="0C3ADA03">
@@ -944,16 +1407,16 @@
               <mc:AlternateContent>
                 <mc:Choice Requires="wps">
                   <w:drawing>
-                    <wp:anchor distT="0" distB="0" distL="114300" distR="114300" simplePos="0" relativeHeight="251693056" behindDoc="0" locked="0" layoutInCell="1" allowOverlap="1" wp14:anchorId="60504623" wp14:editId="17029F87">
+                    <wp:anchor distT="0" distB="0" distL="114300" distR="114300" simplePos="0" relativeHeight="251692032" behindDoc="0" locked="0" layoutInCell="1" allowOverlap="1" wp14:anchorId="60504623" wp14:editId="6A8B93C0">
                       <wp:simplePos x="0" y="0"/>
                       <wp:positionH relativeFrom="column">
-                        <wp:posOffset>3836035</wp:posOffset>
+                        <wp:posOffset>4513580</wp:posOffset>
                       </wp:positionH>
                       <wp:positionV relativeFrom="paragraph">
-                        <wp:posOffset>45085</wp:posOffset>
+                        <wp:posOffset>20955</wp:posOffset>
                       </wp:positionV>
-                      <wp:extent cx="638175" cy="285750"/>
-                      <wp:effectExtent l="38100" t="38100" r="123825" b="114300"/>
+                      <wp:extent cx="619125" cy="257175"/>
+                      <wp:effectExtent l="38100" t="38100" r="123825" b="123825"/>
                       <wp:wrapNone/>
                       <wp:docPr id="1781626238" name="Rectangle: Rounded Corners 3"/>
                       <wp:cNvGraphicFramePr/>
@@ -964,7 +1427,7 @@
                             <wps:spPr>
                               <a:xfrm>
                                 <a:off x="0" y="0"/>
-                                <a:ext cx="638175" cy="285750"/>
+                                <a:ext cx="619125" cy="257175"/>
                               </a:xfrm>
                               <a:prstGeom prst="roundRect">
                                 <a:avLst/>
@@ -1045,7 +1508,7 @@
                 </mc:Choice>
                 <mc:Fallback>
                   <w:pict>
-                    <v:roundrect w14:anchorId="60504623" id="Rectangle: Rounded Corners 3" o:spid="_x0000_s1027" style="position:absolute;left:0;text-align:left;margin-left:302.05pt;margin-top:3.55pt;width:50.25pt;height:22.5pt;z-index:251693056;visibility:visible;mso-wrap-style:square;mso-width-percent:0;mso-height-percent:0;mso-wrap-distance-left:9pt;mso-wrap-distance-top:0;mso-wrap-distance-right:9pt;mso-wrap-distance-bottom:0;mso-position-horizontal:absolute;mso-position-horizontal-relative:text;mso-position-vertical:absolute;mso-position-vertical-relative:text;mso-width-percent:0;mso-height-percent:0;mso-width-relative:margin;mso-height-relative:margin;v-text-anchor:middle" arcsize="10923f" o:gfxdata="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" fillcolor="#d8d8d8 [2732]" strokecolor="black [3200]" strokeweight="1pt">
+                    <v:roundrect w14:anchorId="60504623" id="Rectangle: Rounded Corners 3" o:spid="_x0000_s1032" style="position:absolute;left:0;text-align:left;margin-left:355.4pt;margin-top:1.65pt;width:48.75pt;height:20.25pt;z-index:251692032;visibility:visible;mso-wrap-style:square;mso-width-percent:0;mso-height-percent:0;mso-wrap-distance-left:9pt;mso-wrap-distance-top:0;mso-wrap-distance-right:9pt;mso-wrap-distance-bottom:0;mso-position-horizontal:absolute;mso-position-horizontal-relative:text;mso-position-vertical:absolute;mso-position-vertical-relative:text;mso-width-percent:0;mso-height-percent:0;mso-width-relative:margin;mso-height-relative:margin;v-text-anchor:middle" arcsize="10923f" o:gfxdata="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" fillcolor="#d8d8d8 [2732]" strokecolor="black [3200]" strokeweight="1pt">
                       <v:stroke joinstyle="miter"/>
                       <v:shadow on="t" color="black" opacity="26214f" origin="-.5,-.5" offset=".74836mm,.74836mm"/>
                       <v:textbox>
@@ -1101,8 +1564,7 @@
         <w:tc>
           <w:tcPr>
             <w:tcW w:w="9452" w:type="dxa"/>
-            <w:gridSpan w:val="2"/>
-            <w:shd w:val="clear" w:color="auto" w:fill="9AE8E8"/>
+            <w:shd w:val="clear" w:color="auto" w:fill="81D6F0"/>
           </w:tcPr>
           <w:p>
             <w:pPr>
@@ -1143,12 +1605,14 @@
           <w:rFonts w:ascii="Times New Roman" w:hAnsi="Times New Roman" w:cs="Times New Roman"/>
         </w:rPr>
       </w:pPr>
+      <w:proofErr w:type="spellStart"/>
       <w:r>
         <w:rPr>
           <w:rFonts w:ascii="Times New Roman" w:hAnsi="Times New Roman" w:cs="Times New Roman"/>
         </w:rPr>
         <w:t>login.php</w:t>
       </w:r>
+      <w:proofErr w:type="spellEnd"/>
     </w:p>
     <w:tbl>
       <w:tblPr>
@@ -1160,19 +1624,17 @@
         <w:tblLook w:val="04A0" w:firstRow="1" w:lastRow="0" w:firstColumn="1" w:lastColumn="0" w:noHBand="0" w:noVBand="1"/>
       </w:tblPr>
       <w:tblGrid>
-        <w:gridCol w:w="4726"/>
-        <w:gridCol w:w="4726"/>
+        <w:gridCol w:w="9452"/>
       </w:tblGrid>
       <w:tr>
         <w:trPr>
-          <w:trHeight w:val="713"/>
+          <w:trHeight w:val="930"/>
           <w:jc w:val="center"/>
         </w:trPr>
         <w:tc>
           <w:tcPr>
             <w:tcW w:w="9452" w:type="dxa"/>
-            <w:gridSpan w:val="2"/>
-            <w:shd w:val="clear" w:color="auto" w:fill="2696BE"/>
+            <w:shd w:val="clear" w:color="auto" w:fill="81D6F0"/>
             <w:vAlign w:val="center"/>
           </w:tcPr>
           <w:p>
@@ -1201,104 +1663,416 @@
       </w:tr>
       <w:tr>
         <w:trPr>
-          <w:cantSplit/>
-          <w:trHeight w:val="467"/>
-          <w:jc w:val="center"/>
-        </w:trPr>
-        <w:tc>
-          <w:tcPr>
-            <w:tcW w:w="4726" w:type="dxa"/>
-            <w:vAlign w:val="center"/>
-          </w:tcPr>
-          <w:p>
-            <w:pPr>
-              <w:jc w:val="center"/>
-              <w:rPr>
-                <w:rFonts w:ascii="Times New Roman" w:hAnsi="Times New Roman" w:cs="Times New Roman"/>
-                <w:b/>
-                <w:bCs/>
-                <w:sz w:val="18"/>
-                <w:szCs w:val="18"/>
-              </w:rPr>
-            </w:pPr>
-            <w:r>
-              <w:rPr>
-                <w:rFonts w:ascii="Times New Roman" w:hAnsi="Times New Roman" w:cs="Times New Roman"/>
-                <w:b/>
-                <w:bCs/>
-                <w:sz w:val="18"/>
-                <w:szCs w:val="18"/>
-              </w:rPr>
-              <w:t>DAFTAR</w:t>
-            </w:r>
-          </w:p>
-        </w:tc>
-        <w:tc>
-          <w:tcPr>
-            <w:tcW w:w="4726" w:type="dxa"/>
-            <w:vAlign w:val="center"/>
-          </w:tcPr>
-          <w:p>
-            <w:pPr>
-              <w:jc w:val="center"/>
-              <w:rPr>
-                <w:rFonts w:ascii="Times New Roman" w:hAnsi="Times New Roman" w:cs="Times New Roman"/>
-                <w:b/>
-                <w:bCs/>
-                <w:sz w:val="18"/>
-                <w:szCs w:val="18"/>
-              </w:rPr>
-            </w:pPr>
-            <w:r>
-              <w:rPr>
-                <w:rFonts w:ascii="Times New Roman" w:hAnsi="Times New Roman" w:cs="Times New Roman"/>
-                <w:b/>
-                <w:bCs/>
-                <w:sz w:val="18"/>
-                <w:szCs w:val="18"/>
-              </w:rPr>
-              <w:t>KELUAR</w:t>
-            </w:r>
-          </w:p>
-        </w:tc>
-      </w:tr>
-      <w:tr>
-        <w:trPr>
-          <w:cantSplit/>
-          <w:trHeight w:val="70"/>
+          <w:trHeight w:val="3818"/>
           <w:jc w:val="center"/>
         </w:trPr>
         <w:tc>
           <w:tcPr>
             <w:tcW w:w="9452" w:type="dxa"/>
-            <w:gridSpan w:val="2"/>
-            <w:shd w:val="clear" w:color="auto" w:fill="2696BE"/>
-            <w:vAlign w:val="center"/>
           </w:tcPr>
           <w:p>
             <w:pPr>
               <w:jc w:val="center"/>
               <w:rPr>
                 <w:rFonts w:ascii="Times New Roman" w:hAnsi="Times New Roman" w:cs="Times New Roman"/>
-                <w:b/>
-                <w:bCs/>
-                <w:sz w:val="18"/>
-                <w:szCs w:val="18"/>
+                <w:color w:val="FFFFFF" w:themeColor="background1"/>
               </w:rPr>
             </w:pPr>
+            <w:r>
+              <w:rPr>
+                <w:rFonts w:ascii="Times New Roman" w:hAnsi="Times New Roman" w:cs="Times New Roman"/>
+                <w:noProof/>
+              </w:rPr>
+              <mc:AlternateContent>
+                <mc:Choice Requires="wps">
+                  <w:drawing>
+                    <wp:anchor distT="0" distB="0" distL="114300" distR="114300" simplePos="0" relativeHeight="251760640" behindDoc="0" locked="0" layoutInCell="1" allowOverlap="1" wp14:anchorId="2F227C7B" wp14:editId="4DB89890">
+                      <wp:simplePos x="0" y="0"/>
+                      <wp:positionH relativeFrom="column">
+                        <wp:posOffset>5003800</wp:posOffset>
+                      </wp:positionH>
+                      <wp:positionV relativeFrom="paragraph">
+                        <wp:posOffset>95885</wp:posOffset>
+                      </wp:positionV>
+                      <wp:extent cx="133350" cy="142875"/>
+                      <wp:effectExtent l="0" t="0" r="19050" b="28575"/>
+                      <wp:wrapNone/>
+                      <wp:docPr id="2130812823" name="Rectangle 24"/>
+                      <wp:cNvGraphicFramePr/>
+                      <a:graphic xmlns:a="http://schemas.openxmlformats.org/drawingml/2006/main">
+                        <a:graphicData uri="http://schemas.microsoft.com/office/word/2010/wordprocessingShape">
+                          <wps:wsp>
+                            <wps:cNvSpPr/>
+                            <wps:spPr>
+                              <a:xfrm>
+                                <a:off x="0" y="0"/>
+                                <a:ext cx="133350" cy="142875"/>
+                              </a:xfrm>
+                              <a:prstGeom prst="rect">
+                                <a:avLst/>
+                              </a:prstGeom>
+                              <a:solidFill>
+                                <a:srgbClr val="F59E9E"/>
+                              </a:solidFill>
+                            </wps:spPr>
+                            <wps:style>
+                              <a:lnRef idx="2">
+                                <a:schemeClr val="accent1">
+                                  <a:shade val="15000"/>
+                                </a:schemeClr>
+                              </a:lnRef>
+                              <a:fillRef idx="1">
+                                <a:schemeClr val="accent1"/>
+                              </a:fillRef>
+                              <a:effectRef idx="0">
+                                <a:schemeClr val="accent1"/>
+                              </a:effectRef>
+                              <a:fontRef idx="minor">
+                                <a:schemeClr val="lt1"/>
+                              </a:fontRef>
+                            </wps:style>
+                            <wps:bodyPr rot="0" spcFirstLastPara="0" vertOverflow="overflow" horzOverflow="overflow" vert="horz" wrap="square" lIns="91440" tIns="45720" rIns="91440" bIns="45720" numCol="1" spcCol="0" rtlCol="0" fromWordArt="0" anchor="ctr" anchorCtr="0" forceAA="0" compatLnSpc="1">
+                              <a:prstTxWarp prst="textNoShape">
+                                <a:avLst/>
+                              </a:prstTxWarp>
+                              <a:noAutofit/>
+                            </wps:bodyPr>
+                          </wps:wsp>
+                        </a:graphicData>
+                      </a:graphic>
+                      <wp14:sizeRelH relativeFrom="margin">
+                        <wp14:pctWidth>0</wp14:pctWidth>
+                      </wp14:sizeRelH>
+                      <wp14:sizeRelV relativeFrom="margin">
+                        <wp14:pctHeight>0</wp14:pctHeight>
+                      </wp14:sizeRelV>
+                    </wp:anchor>
+                  </w:drawing>
+                </mc:Choice>
+                <mc:Fallback>
+                  <w:pict>
+                    <v:rect w14:anchorId="7D1C278D" id="Rectangle 24" o:spid="_x0000_s1026" style="position:absolute;margin-left:394pt;margin-top:7.55pt;width:10.5pt;height:11.25pt;z-index:251760640;visibility:visible;mso-wrap-style:square;mso-width-percent:0;mso-height-percent:0;mso-wrap-distance-left:9pt;mso-wrap-distance-top:0;mso-wrap-distance-right:9pt;mso-wrap-distance-bottom:0;mso-position-horizontal:absolute;mso-position-horizontal-relative:text;mso-position-vertical:absolute;mso-position-vertical-relative:text;mso-width-percent:0;mso-height-percent:0;mso-width-relative:margin;mso-height-relative:margin;v-text-anchor:middle" o:gfxdata="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" fillcolor="#f59e9e" strokecolor="#09101d [484]" strokeweight="1pt"/>
+                  </w:pict>
+                </mc:Fallback>
+              </mc:AlternateContent>
+            </w:r>
+            <w:r>
+              <w:rPr>
+                <w:rFonts w:ascii="Times New Roman" w:hAnsi="Times New Roman" w:cs="Times New Roman"/>
+                <w:noProof/>
+                <w:color w:val="FFFFFF" w:themeColor="background1"/>
+              </w:rPr>
+              <mc:AlternateContent>
+                <mc:Choice Requires="wps">
+                  <w:drawing>
+                    <wp:anchor distT="0" distB="0" distL="114300" distR="114300" simplePos="0" relativeHeight="251752448" behindDoc="0" locked="0" layoutInCell="1" allowOverlap="1" wp14:anchorId="756B96D0" wp14:editId="72053695">
+                      <wp:simplePos x="0" y="0"/>
+                      <wp:positionH relativeFrom="column">
+                        <wp:posOffset>5685155</wp:posOffset>
+                      </wp:positionH>
+                      <wp:positionV relativeFrom="paragraph">
+                        <wp:posOffset>95885</wp:posOffset>
+                      </wp:positionV>
+                      <wp:extent cx="133350" cy="142875"/>
+                      <wp:effectExtent l="0" t="0" r="19050" b="28575"/>
+                      <wp:wrapNone/>
+                      <wp:docPr id="305151759" name="Rectangle 24"/>
+                      <wp:cNvGraphicFramePr/>
+                      <a:graphic xmlns:a="http://schemas.openxmlformats.org/drawingml/2006/main">
+                        <a:graphicData uri="http://schemas.microsoft.com/office/word/2010/wordprocessingShape">
+                          <wps:wsp>
+                            <wps:cNvSpPr/>
+                            <wps:spPr>
+                              <a:xfrm>
+                                <a:off x="0" y="0"/>
+                                <a:ext cx="133350" cy="142875"/>
+                              </a:xfrm>
+                              <a:prstGeom prst="rect">
+                                <a:avLst/>
+                              </a:prstGeom>
+                              <a:solidFill>
+                                <a:schemeClr val="bg1"/>
+                              </a:solidFill>
+                            </wps:spPr>
+                            <wps:style>
+                              <a:lnRef idx="2">
+                                <a:schemeClr val="accent1">
+                                  <a:shade val="15000"/>
+                                </a:schemeClr>
+                              </a:lnRef>
+                              <a:fillRef idx="1">
+                                <a:schemeClr val="accent1"/>
+                              </a:fillRef>
+                              <a:effectRef idx="0">
+                                <a:schemeClr val="accent1"/>
+                              </a:effectRef>
+                              <a:fontRef idx="minor">
+                                <a:schemeClr val="lt1"/>
+                              </a:fontRef>
+                            </wps:style>
+                            <wps:bodyPr rot="0" spcFirstLastPara="0" vertOverflow="overflow" horzOverflow="overflow" vert="horz" wrap="square" lIns="91440" tIns="45720" rIns="91440" bIns="45720" numCol="1" spcCol="0" rtlCol="0" fromWordArt="0" anchor="ctr" anchorCtr="0" forceAA="0" compatLnSpc="1">
+                              <a:prstTxWarp prst="textNoShape">
+                                <a:avLst/>
+                              </a:prstTxWarp>
+                              <a:noAutofit/>
+                            </wps:bodyPr>
+                          </wps:wsp>
+                        </a:graphicData>
+                      </a:graphic>
+                      <wp14:sizeRelH relativeFrom="margin">
+                        <wp14:pctWidth>0</wp14:pctWidth>
+                      </wp14:sizeRelH>
+                      <wp14:sizeRelV relativeFrom="margin">
+                        <wp14:pctHeight>0</wp14:pctHeight>
+                      </wp14:sizeRelV>
+                    </wp:anchor>
+                  </w:drawing>
+                </mc:Choice>
+                <mc:Fallback>
+                  <w:pict>
+                    <v:rect w14:anchorId="108E134F" id="Rectangle 24" o:spid="_x0000_s1026" style="position:absolute;margin-left:447.65pt;margin-top:7.55pt;width:10.5pt;height:11.25pt;z-index:251752448;visibility:visible;mso-wrap-style:square;mso-width-percent:0;mso-height-percent:0;mso-wrap-distance-left:9pt;mso-wrap-distance-top:0;mso-wrap-distance-right:9pt;mso-wrap-distance-bottom:0;mso-position-horizontal:absolute;mso-position-horizontal-relative:text;mso-position-vertical:absolute;mso-position-vertical-relative:text;mso-width-percent:0;mso-height-percent:0;mso-width-relative:margin;mso-height-relative:margin;v-text-anchor:middle" o:gfxdata="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" fillcolor="white [3212]" strokecolor="#09101d [484]" strokeweight="1pt"/>
+                  </w:pict>
+                </mc:Fallback>
+              </mc:AlternateContent>
+            </w:r>
+            <w:r>
+              <w:rPr>
+                <w:rFonts w:ascii="Times New Roman" w:hAnsi="Times New Roman" w:cs="Times New Roman"/>
+                <w:noProof/>
+                <w:color w:val="FFFFFF" w:themeColor="background1"/>
+              </w:rPr>
+              <mc:AlternateContent>
+                <mc:Choice Requires="wps">
+                  <w:drawing>
+                    <wp:anchor distT="0" distB="0" distL="114300" distR="114300" simplePos="0" relativeHeight="251754496" behindDoc="0" locked="0" layoutInCell="1" allowOverlap="1" wp14:anchorId="728A53C4" wp14:editId="4D0BF806">
+                      <wp:simplePos x="0" y="0"/>
+                      <wp:positionH relativeFrom="column">
+                        <wp:posOffset>5510530</wp:posOffset>
+                      </wp:positionH>
+                      <wp:positionV relativeFrom="paragraph">
+                        <wp:posOffset>94615</wp:posOffset>
+                      </wp:positionV>
+                      <wp:extent cx="133350" cy="142875"/>
+                      <wp:effectExtent l="0" t="0" r="19050" b="28575"/>
+                      <wp:wrapNone/>
+                      <wp:docPr id="459849111" name="Rectangle 24"/>
+                      <wp:cNvGraphicFramePr/>
+                      <a:graphic xmlns:a="http://schemas.openxmlformats.org/drawingml/2006/main">
+                        <a:graphicData uri="http://schemas.microsoft.com/office/word/2010/wordprocessingShape">
+                          <wps:wsp>
+                            <wps:cNvSpPr/>
+                            <wps:spPr>
+                              <a:xfrm>
+                                <a:off x="0" y="0"/>
+                                <a:ext cx="133350" cy="142875"/>
+                              </a:xfrm>
+                              <a:prstGeom prst="rect">
+                                <a:avLst/>
+                              </a:prstGeom>
+                              <a:solidFill>
+                                <a:srgbClr val="DFE6E9"/>
+                              </a:solidFill>
+                            </wps:spPr>
+                            <wps:style>
+                              <a:lnRef idx="2">
+                                <a:schemeClr val="accent1">
+                                  <a:shade val="15000"/>
+                                </a:schemeClr>
+                              </a:lnRef>
+                              <a:fillRef idx="1">
+                                <a:schemeClr val="accent1"/>
+                              </a:fillRef>
+                              <a:effectRef idx="0">
+                                <a:schemeClr val="accent1"/>
+                              </a:effectRef>
+                              <a:fontRef idx="minor">
+                                <a:schemeClr val="lt1"/>
+                              </a:fontRef>
+                            </wps:style>
+                            <wps:bodyPr rot="0" spcFirstLastPara="0" vertOverflow="overflow" horzOverflow="overflow" vert="horz" wrap="square" lIns="91440" tIns="45720" rIns="91440" bIns="45720" numCol="1" spcCol="0" rtlCol="0" fromWordArt="0" anchor="ctr" anchorCtr="0" forceAA="0" compatLnSpc="1">
+                              <a:prstTxWarp prst="textNoShape">
+                                <a:avLst/>
+                              </a:prstTxWarp>
+                              <a:noAutofit/>
+                            </wps:bodyPr>
+                          </wps:wsp>
+                        </a:graphicData>
+                      </a:graphic>
+                      <wp14:sizeRelH relativeFrom="margin">
+                        <wp14:pctWidth>0</wp14:pctWidth>
+                      </wp14:sizeRelH>
+                      <wp14:sizeRelV relativeFrom="margin">
+                        <wp14:pctHeight>0</wp14:pctHeight>
+                      </wp14:sizeRelV>
+                    </wp:anchor>
+                  </w:drawing>
+                </mc:Choice>
+                <mc:Fallback>
+                  <w:pict>
+                    <v:rect w14:anchorId="25949240" id="Rectangle 24" o:spid="_x0000_s1026" style="position:absolute;margin-left:433.9pt;margin-top:7.45pt;width:10.5pt;height:11.25pt;z-index:251754496;visibility:visible;mso-wrap-style:square;mso-width-percent:0;mso-height-percent:0;mso-wrap-distance-left:9pt;mso-wrap-distance-top:0;mso-wrap-distance-right:9pt;mso-wrap-distance-bottom:0;mso-position-horizontal:absolute;mso-position-horizontal-relative:text;mso-position-vertical:absolute;mso-position-vertical-relative:text;mso-width-percent:0;mso-height-percent:0;mso-width-relative:margin;mso-height-relative:margin;v-text-anchor:middle" o:gfxdata="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" fillcolor="#dfe6e9" strokecolor="#09101d [484]" strokeweight="1pt"/>
+                  </w:pict>
+                </mc:Fallback>
+              </mc:AlternateContent>
+            </w:r>
+            <w:r>
+              <w:rPr>
+                <w:rFonts w:ascii="Times New Roman" w:hAnsi="Times New Roman" w:cs="Times New Roman"/>
+                <w:noProof/>
+                <w:color w:val="FFFFFF" w:themeColor="background1"/>
+              </w:rPr>
+              <mc:AlternateContent>
+                <mc:Choice Requires="wps">
+                  <w:drawing>
+                    <wp:anchor distT="0" distB="0" distL="114300" distR="114300" simplePos="0" relativeHeight="251756544" behindDoc="0" locked="0" layoutInCell="1" allowOverlap="1" wp14:anchorId="4F980407" wp14:editId="5F36EECC">
+                      <wp:simplePos x="0" y="0"/>
+                      <wp:positionH relativeFrom="column">
+                        <wp:posOffset>5346700</wp:posOffset>
+                      </wp:positionH>
+                      <wp:positionV relativeFrom="paragraph">
+                        <wp:posOffset>95885</wp:posOffset>
+                      </wp:positionV>
+                      <wp:extent cx="133350" cy="142875"/>
+                      <wp:effectExtent l="0" t="0" r="19050" b="28575"/>
+                      <wp:wrapNone/>
+                      <wp:docPr id="1294438648" name="Rectangle 24"/>
+                      <wp:cNvGraphicFramePr/>
+                      <a:graphic xmlns:a="http://schemas.openxmlformats.org/drawingml/2006/main">
+                        <a:graphicData uri="http://schemas.microsoft.com/office/word/2010/wordprocessingShape">
+                          <wps:wsp>
+                            <wps:cNvSpPr/>
+                            <wps:spPr>
+                              <a:xfrm>
+                                <a:off x="0" y="0"/>
+                                <a:ext cx="133350" cy="142875"/>
+                              </a:xfrm>
+                              <a:prstGeom prst="rect">
+                                <a:avLst/>
+                              </a:prstGeom>
+                              <a:solidFill>
+                                <a:srgbClr val="DBBAF1"/>
+                              </a:solidFill>
+                            </wps:spPr>
+                            <wps:style>
+                              <a:lnRef idx="2">
+                                <a:schemeClr val="accent1">
+                                  <a:shade val="15000"/>
+                                </a:schemeClr>
+                              </a:lnRef>
+                              <a:fillRef idx="1">
+                                <a:schemeClr val="accent1"/>
+                              </a:fillRef>
+                              <a:effectRef idx="0">
+                                <a:schemeClr val="accent1"/>
+                              </a:effectRef>
+                              <a:fontRef idx="minor">
+                                <a:schemeClr val="lt1"/>
+                              </a:fontRef>
+                            </wps:style>
+                            <wps:bodyPr rot="0" spcFirstLastPara="0" vertOverflow="overflow" horzOverflow="overflow" vert="horz" wrap="square" lIns="91440" tIns="45720" rIns="91440" bIns="45720" numCol="1" spcCol="0" rtlCol="0" fromWordArt="0" anchor="ctr" anchorCtr="0" forceAA="0" compatLnSpc="1">
+                              <a:prstTxWarp prst="textNoShape">
+                                <a:avLst/>
+                              </a:prstTxWarp>
+                              <a:noAutofit/>
+                            </wps:bodyPr>
+                          </wps:wsp>
+                        </a:graphicData>
+                      </a:graphic>
+                      <wp14:sizeRelH relativeFrom="margin">
+                        <wp14:pctWidth>0</wp14:pctWidth>
+                      </wp14:sizeRelH>
+                      <wp14:sizeRelV relativeFrom="margin">
+                        <wp14:pctHeight>0</wp14:pctHeight>
+                      </wp14:sizeRelV>
+                    </wp:anchor>
+                  </w:drawing>
+                </mc:Choice>
+                <mc:Fallback>
+                  <w:pict>
+                    <v:rect w14:anchorId="59461DFD" id="Rectangle 24" o:spid="_x0000_s1026" style="position:absolute;margin-left:421pt;margin-top:7.55pt;width:10.5pt;height:11.25pt;z-index:251756544;visibility:visible;mso-wrap-style:square;mso-width-percent:0;mso-height-percent:0;mso-wrap-distance-left:9pt;mso-wrap-distance-top:0;mso-wrap-distance-right:9pt;mso-wrap-distance-bottom:0;mso-position-horizontal:absolute;mso-position-horizontal-relative:text;mso-position-vertical:absolute;mso-position-vertical-relative:text;mso-width-percent:0;mso-height-percent:0;mso-width-relative:margin;mso-height-relative:margin;v-text-anchor:middle" o:gfxdata="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" fillcolor="#dbbaf1" strokecolor="#09101d [484]" strokeweight="1pt"/>
+                  </w:pict>
+                </mc:Fallback>
+              </mc:AlternateContent>
+            </w:r>
+            <w:r>
+              <w:rPr>
+                <w:rFonts w:ascii="Times New Roman" w:hAnsi="Times New Roman" w:cs="Times New Roman"/>
+                <w:noProof/>
+                <w:color w:val="FFFFFF" w:themeColor="background1"/>
+              </w:rPr>
+              <mc:AlternateContent>
+                <mc:Choice Requires="wps">
+                  <w:drawing>
+                    <wp:anchor distT="0" distB="0" distL="114300" distR="114300" simplePos="0" relativeHeight="251758592" behindDoc="0" locked="0" layoutInCell="1" allowOverlap="1" wp14:anchorId="7360B3F4" wp14:editId="5973E22C">
+                      <wp:simplePos x="0" y="0"/>
+                      <wp:positionH relativeFrom="column">
+                        <wp:posOffset>5170805</wp:posOffset>
+                      </wp:positionH>
+                      <wp:positionV relativeFrom="paragraph">
+                        <wp:posOffset>93980</wp:posOffset>
+                      </wp:positionV>
+                      <wp:extent cx="133350" cy="142875"/>
+                      <wp:effectExtent l="0" t="0" r="19050" b="28575"/>
+                      <wp:wrapNone/>
+                      <wp:docPr id="43408956" name="Rectangle 24"/>
+                      <wp:cNvGraphicFramePr/>
+                      <a:graphic xmlns:a="http://schemas.openxmlformats.org/drawingml/2006/main">
+                        <a:graphicData uri="http://schemas.microsoft.com/office/word/2010/wordprocessingShape">
+                          <wps:wsp>
+                            <wps:cNvSpPr/>
+                            <wps:spPr>
+                              <a:xfrm>
+                                <a:off x="0" y="0"/>
+                                <a:ext cx="133350" cy="142875"/>
+                              </a:xfrm>
+                              <a:prstGeom prst="rect">
+                                <a:avLst/>
+                              </a:prstGeom>
+                              <a:solidFill>
+                                <a:srgbClr val="BEECDF"/>
+                              </a:solidFill>
+                            </wps:spPr>
+                            <wps:style>
+                              <a:lnRef idx="2">
+                                <a:schemeClr val="accent1">
+                                  <a:shade val="15000"/>
+                                </a:schemeClr>
+                              </a:lnRef>
+                              <a:fillRef idx="1">
+                                <a:schemeClr val="accent1"/>
+                              </a:fillRef>
+                              <a:effectRef idx="0">
+                                <a:schemeClr val="accent1"/>
+                              </a:effectRef>
+                              <a:fontRef idx="minor">
+                                <a:schemeClr val="lt1"/>
+                              </a:fontRef>
+                            </wps:style>
+                            <wps:bodyPr rot="0" spcFirstLastPara="0" vertOverflow="overflow" horzOverflow="overflow" vert="horz" wrap="square" lIns="91440" tIns="45720" rIns="91440" bIns="45720" numCol="1" spcCol="0" rtlCol="0" fromWordArt="0" anchor="ctr" anchorCtr="0" forceAA="0" compatLnSpc="1">
+                              <a:prstTxWarp prst="textNoShape">
+                                <a:avLst/>
+                              </a:prstTxWarp>
+                              <a:noAutofit/>
+                            </wps:bodyPr>
+                          </wps:wsp>
+                        </a:graphicData>
+                      </a:graphic>
+                      <wp14:sizeRelH relativeFrom="margin">
+                        <wp14:pctWidth>0</wp14:pctWidth>
+                      </wp14:sizeRelH>
+                      <wp14:sizeRelV relativeFrom="margin">
+                        <wp14:pctHeight>0</wp14:pctHeight>
+                      </wp14:sizeRelV>
+                    </wp:anchor>
+                  </w:drawing>
+                </mc:Choice>
+                <mc:Fallback>
+                  <w:pict>
+                    <v:rect w14:anchorId="556D3072" id="Rectangle 24" o:spid="_x0000_s1026" style="position:absolute;margin-left:407.15pt;margin-top:7.4pt;width:10.5pt;height:11.25pt;z-index:251758592;visibility:visible;mso-wrap-style:square;mso-width-percent:0;mso-height-percent:0;mso-wrap-distance-left:9pt;mso-wrap-distance-top:0;mso-wrap-distance-right:9pt;mso-wrap-distance-bottom:0;mso-position-horizontal:absolute;mso-position-horizontal-relative:text;mso-position-vertical:absolute;mso-position-vertical-relative:text;mso-width-percent:0;mso-height-percent:0;mso-width-relative:margin;mso-height-relative:margin;v-text-anchor:middle" o:gfxdata="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" fillcolor="#beecdf" strokecolor="#09101d [484]" strokeweight="1pt"/>
+                  </w:pict>
+                </mc:Fallback>
+              </mc:AlternateContent>
+            </w:r>
           </w:p>
-        </w:tc>
-      </w:tr>
-      <w:tr>
-        <w:trPr>
-          <w:trHeight w:val="3293"/>
-          <w:jc w:val="center"/>
-        </w:trPr>
-        <w:tc>
-          <w:tcPr>
-            <w:tcW w:w="9452" w:type="dxa"/>
-            <w:gridSpan w:val="2"/>
-          </w:tcPr>
           <w:p>
             <w:pPr>
               <w:jc w:val="center"/>
@@ -1344,25 +2118,250 @@
                 <w:rFonts w:ascii="Times New Roman" w:hAnsi="Times New Roman" w:cs="Times New Roman"/>
               </w:rPr>
             </w:pPr>
+            <w:r>
+              <w:rPr>
+                <w:rFonts w:ascii="Times New Roman" w:hAnsi="Times New Roman" w:cs="Times New Roman"/>
+                <w:noProof/>
+              </w:rPr>
+              <mc:AlternateContent>
+                <mc:Choice Requires="wps">
+                  <w:drawing>
+                    <wp:anchor distT="0" distB="0" distL="114300" distR="114300" simplePos="0" relativeHeight="251749376" behindDoc="0" locked="0" layoutInCell="1" allowOverlap="1" wp14:anchorId="3FC15CAD" wp14:editId="67C4A4B6">
+                      <wp:simplePos x="0" y="0"/>
+                      <wp:positionH relativeFrom="column">
+                        <wp:posOffset>903605</wp:posOffset>
+                      </wp:positionH>
+                      <wp:positionV relativeFrom="paragraph">
+                        <wp:posOffset>102870</wp:posOffset>
+                      </wp:positionV>
+                      <wp:extent cx="990600" cy="285750"/>
+                      <wp:effectExtent l="0" t="0" r="0" b="0"/>
+                      <wp:wrapNone/>
+                      <wp:docPr id="1208347463" name="Text Box 23"/>
+                      <wp:cNvGraphicFramePr/>
+                      <a:graphic xmlns:a="http://schemas.openxmlformats.org/drawingml/2006/main">
+                        <a:graphicData uri="http://schemas.microsoft.com/office/word/2010/wordprocessingShape">
+                          <wps:wsp>
+                            <wps:cNvSpPr txBox="1"/>
+                            <wps:spPr>
+                              <a:xfrm>
+                                <a:off x="0" y="0"/>
+                                <a:ext cx="990600" cy="285750"/>
+                              </a:xfrm>
+                              <a:prstGeom prst="rect">
+                                <a:avLst/>
+                              </a:prstGeom>
+                              <a:noFill/>
+                              <a:ln w="6350">
+                                <a:noFill/>
+                              </a:ln>
+                            </wps:spPr>
+                            <wps:txbx>
+                              <w:txbxContent>
+                                <w:p>
+                                  <w:pPr>
+                                    <w:rPr>
+                                      <w:rFonts w:ascii="Times New Roman" w:hAnsi="Times New Roman" w:cs="Times New Roman"/>
+                                      <w:color w:val="000000" w:themeColor="text1"/>
+                                      <w:lang w:val="en-GB"/>
+                                    </w:rPr>
+                                  </w:pPr>
+                                  <w:proofErr w:type="spellStart"/>
+                                  <w:r>
+                                    <w:rPr>
+                                      <w:rFonts w:ascii="Times New Roman" w:hAnsi="Times New Roman" w:cs="Times New Roman"/>
+                                      <w:color w:val="000000" w:themeColor="text1"/>
+                                      <w:lang w:val="en-GB"/>
+                                    </w:rPr>
+                                    <w:t>IDPengguna</w:t>
+                                  </w:r>
+                                  <w:proofErr w:type="spellEnd"/>
+                                  <w:r>
+                                    <w:rPr>
+                                      <w:rFonts w:ascii="Times New Roman" w:hAnsi="Times New Roman" w:cs="Times New Roman"/>
+                                      <w:color w:val="000000" w:themeColor="text1"/>
+                                      <w:lang w:val="en-GB"/>
+                                    </w:rPr>
+                                    <w:t>:</w:t>
+                                  </w:r>
+                                </w:p>
+                              </w:txbxContent>
+                            </wps:txbx>
+                            <wps:bodyPr rot="0" spcFirstLastPara="0" vertOverflow="overflow" horzOverflow="overflow" vert="horz" wrap="square" lIns="91440" tIns="45720" rIns="91440" bIns="45720" numCol="1" spcCol="0" rtlCol="0" fromWordArt="0" anchor="t" anchorCtr="0" forceAA="0" compatLnSpc="1">
+                              <a:prstTxWarp prst="textNoShape">
+                                <a:avLst/>
+                              </a:prstTxWarp>
+                              <a:noAutofit/>
+                            </wps:bodyPr>
+                          </wps:wsp>
+                        </a:graphicData>
+                      </a:graphic>
+                      <wp14:sizeRelV relativeFrom="margin">
+                        <wp14:pctHeight>0</wp14:pctHeight>
+                      </wp14:sizeRelV>
+                    </wp:anchor>
+                  </w:drawing>
+                </mc:Choice>
+                <mc:Fallback>
+                  <w:pict>
+                    <v:shape w14:anchorId="3FC15CAD" id="Text Box 23" o:spid="_x0000_s1033" type="#_x0000_t202" style="position:absolute;left:0;text-align:left;margin-left:71.15pt;margin-top:8.1pt;width:78pt;height:22.5pt;z-index:251749376;visibility:visible;mso-wrap-style:square;mso-height-percent:0;mso-wrap-distance-left:9pt;mso-wrap-distance-top:0;mso-wrap-distance-right:9pt;mso-wrap-distance-bottom:0;mso-position-horizontal:absolute;mso-position-horizontal-relative:text;mso-position-vertical:absolute;mso-position-vertical-relative:text;mso-height-percent:0;mso-height-relative:margin;v-text-anchor:top" o:gfxdata="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" filled="f" stroked="f" strokeweight=".5pt">
+                      <v:textbox>
+                        <w:txbxContent>
+                          <w:p>
+                            <w:pPr>
+                              <w:rPr>
+                                <w:rFonts w:ascii="Times New Roman" w:hAnsi="Times New Roman" w:cs="Times New Roman"/>
+                                <w:color w:val="000000" w:themeColor="text1"/>
+                                <w:lang w:val="en-GB"/>
+                              </w:rPr>
+                            </w:pPr>
+                            <w:proofErr w:type="spellStart"/>
+                            <w:r>
+                              <w:rPr>
+                                <w:rFonts w:ascii="Times New Roman" w:hAnsi="Times New Roman" w:cs="Times New Roman"/>
+                                <w:color w:val="000000" w:themeColor="text1"/>
+                                <w:lang w:val="en-GB"/>
+                              </w:rPr>
+                              <w:t>IDPengguna</w:t>
+                            </w:r>
+                            <w:proofErr w:type="spellEnd"/>
+                            <w:r>
+                              <w:rPr>
+                                <w:rFonts w:ascii="Times New Roman" w:hAnsi="Times New Roman" w:cs="Times New Roman"/>
+                                <w:color w:val="000000" w:themeColor="text1"/>
+                                <w:lang w:val="en-GB"/>
+                              </w:rPr>
+                              <w:t>:</w:t>
+                            </w:r>
+                          </w:p>
+                        </w:txbxContent>
+                      </v:textbox>
+                    </v:shape>
+                  </w:pict>
+                </mc:Fallback>
+              </mc:AlternateContent>
+            </w:r>
+            <w:r>
+              <w:rPr>
+                <w:rFonts w:ascii="Times New Roman" w:hAnsi="Times New Roman" w:cs="Times New Roman"/>
+                <w:noProof/>
+              </w:rPr>
+              <mc:AlternateContent>
+                <mc:Choice Requires="wps">
+                  <w:drawing>
+                    <wp:anchor distT="0" distB="0" distL="114300" distR="114300" simplePos="0" relativeHeight="251751424" behindDoc="0" locked="0" layoutInCell="1" allowOverlap="1" wp14:anchorId="41C3EB8C" wp14:editId="7DEFC27D">
+                      <wp:simplePos x="0" y="0"/>
+                      <wp:positionH relativeFrom="column">
+                        <wp:posOffset>927100</wp:posOffset>
+                      </wp:positionH>
+                      <wp:positionV relativeFrom="paragraph">
+                        <wp:posOffset>474345</wp:posOffset>
+                      </wp:positionV>
+                      <wp:extent cx="990600" cy="285750"/>
+                      <wp:effectExtent l="0" t="0" r="0" b="0"/>
+                      <wp:wrapNone/>
+                      <wp:docPr id="1741341410" name="Text Box 23"/>
+                      <wp:cNvGraphicFramePr/>
+                      <a:graphic xmlns:a="http://schemas.openxmlformats.org/drawingml/2006/main">
+                        <a:graphicData uri="http://schemas.microsoft.com/office/word/2010/wordprocessingShape">
+                          <wps:wsp>
+                            <wps:cNvSpPr txBox="1"/>
+                            <wps:spPr>
+                              <a:xfrm>
+                                <a:off x="0" y="0"/>
+                                <a:ext cx="990600" cy="285750"/>
+                              </a:xfrm>
+                              <a:prstGeom prst="rect">
+                                <a:avLst/>
+                              </a:prstGeom>
+                              <a:noFill/>
+                              <a:ln w="6350">
+                                <a:noFill/>
+                              </a:ln>
+                            </wps:spPr>
+                            <wps:txbx>
+                              <w:txbxContent>
+                                <w:p>
+                                  <w:pPr>
+                                    <w:rPr>
+                                      <w:rFonts w:ascii="Times New Roman" w:hAnsi="Times New Roman" w:cs="Times New Roman"/>
+                                      <w:color w:val="000000" w:themeColor="text1"/>
+                                      <w:lang w:val="en-GB"/>
+                                    </w:rPr>
+                                  </w:pPr>
+                                  <w:r>
+                                    <w:rPr>
+                                      <w:rFonts w:ascii="Times New Roman" w:hAnsi="Times New Roman" w:cs="Times New Roman"/>
+                                      <w:color w:val="000000" w:themeColor="text1"/>
+                                      <w:lang w:val="en-GB"/>
+                                    </w:rPr>
+                                    <w:t>Kata Laluan:</w:t>
+                                  </w:r>
+                                </w:p>
+                              </w:txbxContent>
+                            </wps:txbx>
+                            <wps:bodyPr rot="0" spcFirstLastPara="0" vertOverflow="overflow" horzOverflow="overflow" vert="horz" wrap="square" lIns="91440" tIns="45720" rIns="91440" bIns="45720" numCol="1" spcCol="0" rtlCol="0" fromWordArt="0" anchor="t" anchorCtr="0" forceAA="0" compatLnSpc="1">
+                              <a:prstTxWarp prst="textNoShape">
+                                <a:avLst/>
+                              </a:prstTxWarp>
+                              <a:noAutofit/>
+                            </wps:bodyPr>
+                          </wps:wsp>
+                        </a:graphicData>
+                      </a:graphic>
+                      <wp14:sizeRelV relativeFrom="margin">
+                        <wp14:pctHeight>0</wp14:pctHeight>
+                      </wp14:sizeRelV>
+                    </wp:anchor>
+                  </w:drawing>
+                </mc:Choice>
+                <mc:Fallback>
+                  <w:pict>
+                    <v:shape w14:anchorId="41C3EB8C" id="_x0000_s1034" type="#_x0000_t202" style="position:absolute;left:0;text-align:left;margin-left:73pt;margin-top:37.35pt;width:78pt;height:22.5pt;z-index:251751424;visibility:visible;mso-wrap-style:square;mso-height-percent:0;mso-wrap-distance-left:9pt;mso-wrap-distance-top:0;mso-wrap-distance-right:9pt;mso-wrap-distance-bottom:0;mso-position-horizontal:absolute;mso-position-horizontal-relative:text;mso-position-vertical:absolute;mso-position-vertical-relative:text;mso-height-percent:0;mso-height-relative:margin;v-text-anchor:top" o:gfxdata="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" filled="f" stroked="f" strokeweight=".5pt">
+                      <v:textbox>
+                        <w:txbxContent>
+                          <w:p>
+                            <w:pPr>
+                              <w:rPr>
+                                <w:rFonts w:ascii="Times New Roman" w:hAnsi="Times New Roman" w:cs="Times New Roman"/>
+                                <w:color w:val="000000" w:themeColor="text1"/>
+                                <w:lang w:val="en-GB"/>
+                              </w:rPr>
+                            </w:pPr>
+                            <w:r>
+                              <w:rPr>
+                                <w:rFonts w:ascii="Times New Roman" w:hAnsi="Times New Roman" w:cs="Times New Roman"/>
+                                <w:color w:val="000000" w:themeColor="text1"/>
+                                <w:lang w:val="en-GB"/>
+                              </w:rPr>
+                              <w:t>Kata Laluan:</w:t>
+                            </w:r>
+                          </w:p>
+                        </w:txbxContent>
+                      </v:textbox>
+                    </v:shape>
+                  </w:pict>
+                </mc:Fallback>
+              </mc:AlternateContent>
+            </w:r>
           </w:p>
           <w:tbl>
             <w:tblPr>
               <w:tblStyle w:val="TableGrid"/>
               <w:tblW w:w="0" w:type="auto"/>
-              <w:jc w:val="center"/>
+              <w:tblInd w:w="2782" w:type="dxa"/>
               <w:tblLook w:val="04A0" w:firstRow="1" w:lastRow="0" w:firstColumn="1" w:lastColumn="0" w:noHBand="0" w:noVBand="1"/>
             </w:tblPr>
             <w:tblGrid>
-              <w:gridCol w:w="5213"/>
+              <w:gridCol w:w="4971"/>
             </w:tblGrid>
             <w:tr>
               <w:trPr>
-                <w:trHeight w:val="268"/>
-                <w:jc w:val="center"/>
+                <w:trHeight w:val="267"/>
               </w:trPr>
               <w:tc>
                 <w:tcPr>
-                  <w:tcW w:w="5213" w:type="dxa"/>
+                  <w:tcW w:w="4971" w:type="dxa"/>
                   <w:tcBorders>
                     <w:bottom w:val="single" w:sz="4" w:space="0" w:color="auto"/>
                   </w:tcBorders>
@@ -1375,24 +2374,25 @@
                       <w:rFonts w:ascii="Times New Roman" w:hAnsi="Times New Roman" w:cs="Times New Roman"/>
                     </w:rPr>
                   </w:pPr>
-                  <w:r>
-                    <w:rPr>
-                      <w:rFonts w:ascii="Times New Roman" w:hAnsi="Times New Roman" w:cs="Times New Roman"/>
-                      <w:color w:val="808080" w:themeColor="background1" w:themeShade="80"/>
+                  <w:proofErr w:type="spellStart"/>
+                  <w:r>
+                    <w:rPr>
+                      <w:rFonts w:ascii="Times New Roman" w:hAnsi="Times New Roman" w:cs="Times New Roman"/>
+                      <w:color w:val="A6A6A6" w:themeColor="background1" w:themeShade="A6"/>
                     </w:rPr>
                     <w:t>IDPengguna</w:t>
                   </w:r>
+                  <w:proofErr w:type="spellEnd"/>
                 </w:p>
               </w:tc>
             </w:tr>
             <w:tr>
               <w:trPr>
-                <w:trHeight w:val="123"/>
-                <w:jc w:val="center"/>
+                <w:trHeight w:val="122"/>
               </w:trPr>
               <w:tc>
                 <w:tcPr>
-                  <w:tcW w:w="5213" w:type="dxa"/>
+                  <w:tcW w:w="4971" w:type="dxa"/>
                   <w:tcBorders>
                     <w:top w:val="single" w:sz="4" w:space="0" w:color="auto"/>
                     <w:left w:val="nil"/>
@@ -1414,12 +2414,11 @@
             </w:tr>
             <w:tr>
               <w:trPr>
-                <w:trHeight w:val="263"/>
-                <w:jc w:val="center"/>
+                <w:trHeight w:val="262"/>
               </w:trPr>
               <w:tc>
                 <w:tcPr>
-                  <w:tcW w:w="5213" w:type="dxa"/>
+                  <w:tcW w:w="4971" w:type="dxa"/>
                   <w:tcBorders>
                     <w:top w:val="single" w:sz="4" w:space="0" w:color="auto"/>
                     <w:bottom w:val="single" w:sz="4" w:space="0" w:color="auto"/>
@@ -1437,20 +2436,20 @@
                     <w:rPr>
                       <w:rFonts w:ascii="Times New Roman" w:hAnsi="Times New Roman" w:cs="Times New Roman"/>
                       <w:noProof/>
-                      <w:color w:val="808080" w:themeColor="background1" w:themeShade="80"/>
+                      <w:color w:val="A6A6A6" w:themeColor="background1" w:themeShade="A6"/>
                     </w:rPr>
                     <mc:AlternateContent>
                       <mc:Choice Requires="wps">
                         <w:drawing>
-                          <wp:anchor distT="0" distB="0" distL="114300" distR="114300" simplePos="0" relativeHeight="251664384" behindDoc="0" locked="0" layoutInCell="1" allowOverlap="1" wp14:anchorId="01C686DB" wp14:editId="263D5C8E">
+                          <wp:anchor distT="0" distB="0" distL="114300" distR="114300" simplePos="0" relativeHeight="251663360" behindDoc="0" locked="0" layoutInCell="1" allowOverlap="1" wp14:anchorId="01C686DB" wp14:editId="27563D3F">
                             <wp:simplePos x="0" y="0"/>
                             <wp:positionH relativeFrom="column">
-                              <wp:posOffset>643890</wp:posOffset>
+                              <wp:posOffset>-277494</wp:posOffset>
                             </wp:positionH>
                             <wp:positionV relativeFrom="paragraph">
-                              <wp:posOffset>172085</wp:posOffset>
+                              <wp:posOffset>173990</wp:posOffset>
                             </wp:positionV>
-                            <wp:extent cx="2066925" cy="238125"/>
+                            <wp:extent cx="2990850" cy="238125"/>
                             <wp:effectExtent l="0" t="0" r="0" b="9525"/>
                             <wp:wrapNone/>
                             <wp:docPr id="1382338192" name="Rectangle 5"/>
@@ -1462,7 +2461,7 @@
                                   <wps:spPr>
                                     <a:xfrm>
                                       <a:off x="0" y="0"/>
-                                      <a:ext cx="2066925" cy="238125"/>
+                                      <a:ext cx="2990850" cy="238125"/>
                                     </a:xfrm>
                                     <a:prstGeom prst="rect">
                                       <a:avLst/>
@@ -1595,7 +2594,7 @@
                       </mc:Choice>
                       <mc:Fallback>
                         <w:pict>
-                          <v:rect w14:anchorId="01C686DB" id="_x0000_s1028" style="position:absolute;margin-left:50.7pt;margin-top:13.55pt;width:162.75pt;height:18.75pt;z-index:251664384;visibility:visible;mso-wrap-style:square;mso-width-percent:0;mso-height-percent:0;mso-wrap-distance-left:9pt;mso-wrap-distance-top:0;mso-wrap-distance-right:9pt;mso-wrap-distance-bottom:0;mso-position-horizontal:absolute;mso-position-horizontal-relative:text;mso-position-vertical:absolute;mso-position-vertical-relative:text;mso-width-percent:0;mso-height-percent:0;mso-width-relative:margin;mso-height-relative:margin;v-text-anchor:middle" o:gfxdata="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" filled="f" stroked="f">
+                          <v:rect w14:anchorId="01C686DB" id="_x0000_s1035" style="position:absolute;margin-left:-21.85pt;margin-top:13.7pt;width:235.5pt;height:18.75pt;z-index:251663360;visibility:visible;mso-wrap-style:square;mso-width-percent:0;mso-height-percent:0;mso-wrap-distance-left:9pt;mso-wrap-distance-top:0;mso-wrap-distance-right:9pt;mso-wrap-distance-bottom:0;mso-position-horizontal:absolute;mso-position-horizontal-relative:text;mso-position-vertical:absolute;mso-position-vertical-relative:text;mso-width-percent:0;mso-height-percent:0;mso-width-relative:margin;mso-height-relative:margin;v-text-anchor:middle" o:gfxdata="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" filled="f" stroked="f">
                             <v:textbox>
                               <w:txbxContent>
                                 <w:p>
@@ -1693,36 +2692,35 @@
                   <w:r>
                     <w:rPr>
                       <w:rFonts w:ascii="Times New Roman" w:hAnsi="Times New Roman" w:cs="Times New Roman"/>
-                      <w:color w:val="808080" w:themeColor="background1" w:themeShade="80"/>
+                      <w:color w:val="A6A6A6" w:themeColor="background1" w:themeShade="A6"/>
                     </w:rPr>
                     <w:t>Kata Laluan</w:t>
                   </w:r>
                   <w:r>
                     <w:rPr>
                       <w:rFonts w:ascii="Times New Roman" w:hAnsi="Times New Roman" w:cs="Times New Roman"/>
-                      <w:color w:val="808080" w:themeColor="background1" w:themeShade="80"/>
-                    </w:rPr>
-                    <w:t xml:space="preserve">                                                          </w:t>
-                  </w:r>
-                  <w:r>
-                    <w:rPr>
-                      <w:rFonts w:ascii="Times New Roman" w:hAnsi="Times New Roman" w:cs="Times New Roman"/>
-                      <w:color w:val="808080" w:themeColor="background1" w:themeShade="80"/>
+                      <w:color w:val="A6A6A6" w:themeColor="background1" w:themeShade="A6"/>
+                    </w:rPr>
+                    <w:t xml:space="preserve">                                                      </w:t>
+                  </w:r>
+                  <w:r>
+                    <w:rPr>
+                      <w:rFonts w:ascii="Times New Roman" w:hAnsi="Times New Roman" w:cs="Times New Roman"/>
+                      <w:color w:val="A6A6A6" w:themeColor="background1" w:themeShade="A6"/>
                     </w:rPr>
                     <w:t xml:space="preserve">    </w:t>
                   </w:r>
                   <w:r>
                     <w:rPr>
                       <w:rFonts w:ascii="Times New Roman" w:hAnsi="Times New Roman" w:cs="Times New Roman"/>
-                      <w:color w:val="808080" w:themeColor="background1" w:themeShade="80"/>
-                    </w:rPr>
-                    <w:t xml:space="preserve">    </w:t>
+                      <w:color w:val="A6A6A6" w:themeColor="background1" w:themeShade="A6"/>
+                    </w:rPr>
+                    <w:t xml:space="preserve">   </w:t>
                   </w:r>
                   <w:r>
                     <w:rPr>
                       <w:rFonts w:ascii="Times New Roman" w:hAnsi="Times New Roman" w:cs="Times New Roman"/>
                       <w:noProof/>
-                      <w:color w:val="808080" w:themeColor="background1" w:themeShade="80"/>
                     </w:rPr>
                     <w:drawing>
                       <wp:inline distT="0" distB="0" distL="0" distR="0" wp14:anchorId="6236EFAD" wp14:editId="3A1579FE">
@@ -1794,10 +2792,10 @@
               <mc:AlternateContent>
                 <mc:Choice Requires="wps">
                   <w:drawing>
-                    <wp:anchor distT="0" distB="0" distL="114300" distR="114300" simplePos="0" relativeHeight="251709440" behindDoc="0" locked="0" layoutInCell="1" allowOverlap="1" wp14:anchorId="30ED369E" wp14:editId="05596C27">
+                    <wp:anchor distT="0" distB="0" distL="114300" distR="114300" simplePos="0" relativeHeight="251708416" behindDoc="0" locked="0" layoutInCell="1" allowOverlap="1" wp14:anchorId="30ED369E" wp14:editId="74F74212">
                       <wp:simplePos x="0" y="0"/>
                       <wp:positionH relativeFrom="column">
-                        <wp:posOffset>3841750</wp:posOffset>
+                        <wp:posOffset>2555875</wp:posOffset>
                       </wp:positionH>
                       <wp:positionV relativeFrom="paragraph">
                         <wp:posOffset>93345</wp:posOffset>
@@ -1895,7 +2893,7 @@
                 </mc:Choice>
                 <mc:Fallback>
                   <w:pict>
-                    <v:roundrect w14:anchorId="30ED369E" id="_x0000_s1029" style="position:absolute;left:0;text-align:left;margin-left:302.5pt;margin-top:7.35pt;width:50.25pt;height:22.5pt;z-index:251709440;visibility:visible;mso-wrap-style:square;mso-width-percent:0;mso-height-percent:0;mso-wrap-distance-left:9pt;mso-wrap-distance-top:0;mso-wrap-distance-right:9pt;mso-wrap-distance-bottom:0;mso-position-horizontal:absolute;mso-position-horizontal-relative:text;mso-position-vertical:absolute;mso-position-vertical-relative:text;mso-width-percent:0;mso-height-percent:0;mso-width-relative:margin;mso-height-relative:margin;v-text-anchor:middle" arcsize="10923f" o:gfxdata="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" fillcolor="#d8d8d8 [2732]" strokecolor="black [3200]" strokeweight="1pt">
+                    <v:roundrect w14:anchorId="30ED369E" id="_x0000_s1036" style="position:absolute;left:0;text-align:left;margin-left:201.25pt;margin-top:7.35pt;width:50.25pt;height:22.5pt;z-index:251708416;visibility:visible;mso-wrap-style:square;mso-width-percent:0;mso-height-percent:0;mso-wrap-distance-left:9pt;mso-wrap-distance-top:0;mso-wrap-distance-right:9pt;mso-wrap-distance-bottom:0;mso-position-horizontal:absolute;mso-position-horizontal-relative:text;mso-position-vertical:absolute;mso-position-vertical-relative:text;mso-width-percent:0;mso-height-percent:0;mso-width-relative:margin;mso-height-relative:margin;v-text-anchor:middle" arcsize="10923f" o:gfxdata="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" fillcolor="#d8d8d8 [2732]" strokecolor="black [3200]" strokeweight="1pt">
                       <v:stroke joinstyle="miter"/>
                       <v:shadow on="t" color="black" opacity="26214f" origin="-.5,-.5" offset=".74836mm,.74836mm"/>
                       <v:textbox>
@@ -1951,8 +2949,7 @@
         <w:tc>
           <w:tcPr>
             <w:tcW w:w="9452" w:type="dxa"/>
-            <w:gridSpan w:val="2"/>
-            <w:shd w:val="clear" w:color="auto" w:fill="9AE8E8"/>
+            <w:shd w:val="clear" w:color="auto" w:fill="81D6F0"/>
             <w:vAlign w:val="center"/>
           </w:tcPr>
           <w:p>
@@ -1964,6 +2961,7 @@
                 <w:szCs w:val="30"/>
               </w:rPr>
             </w:pPr>
+            <w:proofErr w:type="spellStart"/>
             <w:r>
               <w:rPr>
                 <w:rFonts w:ascii="Times New Roman" w:hAnsi="Times New Roman" w:cs="Times New Roman"/>
@@ -1972,7 +2970,18 @@
                 <w:sz w:val="30"/>
                 <w:szCs w:val="30"/>
               </w:rPr>
-              <w:t>Disediakan oleh Chua Jing Hui</w:t>
+              <w:t>Disediakan</w:t>
+            </w:r>
+            <w:proofErr w:type="spellEnd"/>
+            <w:r>
+              <w:rPr>
+                <w:rFonts w:ascii="Times New Roman" w:hAnsi="Times New Roman" w:cs="Times New Roman"/>
+                <w:b/>
+                <w:bCs/>
+                <w:sz w:val="30"/>
+                <w:szCs w:val="30"/>
+              </w:rPr>
+              <w:t xml:space="preserve"> oleh Chua Jing Hui</w:t>
             </w:r>
           </w:p>
         </w:tc>
@@ -2034,7 +3043,7 @@
           <w:tcPr>
             <w:tcW w:w="9452" w:type="dxa"/>
             <w:gridSpan w:val="2"/>
-            <w:shd w:val="clear" w:color="auto" w:fill="2696BE"/>
+            <w:shd w:val="clear" w:color="auto" w:fill="81D6F0"/>
             <w:vAlign w:val="center"/>
           </w:tcPr>
           <w:p>
@@ -2091,7 +3100,7 @@
                 <w:sz w:val="18"/>
                 <w:szCs w:val="18"/>
               </w:rPr>
-              <w:t>PILIHAN UNDI</w:t>
+              <w:t>KEPUTUSAN</w:t>
             </w:r>
           </w:p>
         </w:tc>
@@ -2119,7 +3128,7 @@
                 <w:sz w:val="18"/>
                 <w:szCs w:val="18"/>
               </w:rPr>
-              <w:t>LOG KELUAR</w:t>
+              <w:t>KELUAR</w:t>
             </w:r>
           </w:p>
         </w:tc>
@@ -2134,7 +3143,7 @@
           <w:tcPr>
             <w:tcW w:w="9452" w:type="dxa"/>
             <w:gridSpan w:val="2"/>
-            <w:shd w:val="clear" w:color="auto" w:fill="2696BE"/>
+            <w:shd w:val="clear" w:color="auto" w:fill="81D6F0"/>
             <w:vAlign w:val="center"/>
           </w:tcPr>
           <w:p>
@@ -2171,12 +3180,92 @@
             <w:r>
               <w:rPr>
                 <w:rFonts w:ascii="Times New Roman" w:hAnsi="Times New Roman" w:cs="Times New Roman"/>
+                <w:b/>
+                <w:bCs/>
                 <w:noProof/>
               </w:rPr>
               <mc:AlternateContent>
                 <mc:Choice Requires="wps">
                   <w:drawing>
-                    <wp:anchor distT="45720" distB="45720" distL="114300" distR="114300" simplePos="0" relativeHeight="251723776" behindDoc="0" locked="0" layoutInCell="1" allowOverlap="1" wp14:anchorId="0D1E907A" wp14:editId="2B8D3312">
+                    <wp:anchor distT="0" distB="0" distL="114300" distR="114300" simplePos="0" relativeHeight="251714560" behindDoc="0" locked="0" layoutInCell="1" allowOverlap="1" wp14:anchorId="3A5A33FA" wp14:editId="01DA7F04">
+                      <wp:simplePos x="0" y="0"/>
+                      <wp:positionH relativeFrom="column">
+                        <wp:posOffset>3166745</wp:posOffset>
+                      </wp:positionH>
+                      <wp:positionV relativeFrom="paragraph">
+                        <wp:posOffset>1917700</wp:posOffset>
+                      </wp:positionV>
+                      <wp:extent cx="66675" cy="66675"/>
+                      <wp:effectExtent l="0" t="0" r="28575" b="28575"/>
+                      <wp:wrapNone/>
+                      <wp:docPr id="1371686362" name="Flowchart: Connector 7"/>
+                      <wp:cNvGraphicFramePr/>
+                      <a:graphic xmlns:a="http://schemas.openxmlformats.org/drawingml/2006/main">
+                        <a:graphicData uri="http://schemas.microsoft.com/office/word/2010/wordprocessingShape">
+                          <wps:wsp>
+                            <wps:cNvSpPr/>
+                            <wps:spPr>
+                              <a:xfrm>
+                                <a:off x="0" y="0"/>
+                                <a:ext cx="66675" cy="66675"/>
+                              </a:xfrm>
+                              <a:prstGeom prst="flowChartConnector">
+                                <a:avLst/>
+                              </a:prstGeom>
+                            </wps:spPr>
+                            <wps:style>
+                              <a:lnRef idx="2">
+                                <a:schemeClr val="dk1"/>
+                              </a:lnRef>
+                              <a:fillRef idx="1">
+                                <a:schemeClr val="lt1"/>
+                              </a:fillRef>
+                              <a:effectRef idx="0">
+                                <a:schemeClr val="dk1"/>
+                              </a:effectRef>
+                              <a:fontRef idx="minor">
+                                <a:schemeClr val="dk1"/>
+                              </a:fontRef>
+                            </wps:style>
+                            <wps:bodyPr rot="0" spcFirstLastPara="0" vertOverflow="overflow" horzOverflow="overflow" vert="horz" wrap="square" lIns="91440" tIns="45720" rIns="91440" bIns="45720" numCol="1" spcCol="0" rtlCol="0" fromWordArt="0" anchor="ctr" anchorCtr="0" forceAA="0" compatLnSpc="1">
+                              <a:prstTxWarp prst="textNoShape">
+                                <a:avLst/>
+                              </a:prstTxWarp>
+                              <a:noAutofit/>
+                            </wps:bodyPr>
+                          </wps:wsp>
+                        </a:graphicData>
+                      </a:graphic>
+                      <wp14:sizeRelH relativeFrom="margin">
+                        <wp14:pctWidth>0</wp14:pctWidth>
+                      </wp14:sizeRelH>
+                      <wp14:sizeRelV relativeFrom="margin">
+                        <wp14:pctHeight>0</wp14:pctHeight>
+                      </wp14:sizeRelV>
+                    </wp:anchor>
+                  </w:drawing>
+                </mc:Choice>
+                <mc:Fallback>
+                  <w:pict>
+                    <v:shapetype w14:anchorId="525F2840" id="_x0000_t120" coordsize="21600,21600" o:spt="120" path="m10800,qx,10800,10800,21600,21600,10800,10800,xe">
+                      <v:path gradientshapeok="t" o:connecttype="custom" o:connectlocs="10800,0;3163,3163;0,10800;3163,18437;10800,21600;18437,18437;21600,10800;18437,3163" textboxrect="3163,3163,18437,18437"/>
+                    </v:shapetype>
+                    <v:shape id="Flowchart: Connector 7" o:spid="_x0000_s1026" type="#_x0000_t120" style="position:absolute;margin-left:249.35pt;margin-top:151pt;width:5.25pt;height:5.25pt;z-index:251714560;visibility:visible;mso-wrap-style:square;mso-width-percent:0;mso-height-percent:0;mso-wrap-distance-left:9pt;mso-wrap-distance-top:0;mso-wrap-distance-right:9pt;mso-wrap-distance-bottom:0;mso-position-horizontal:absolute;mso-position-horizontal-relative:text;mso-position-vertical:absolute;mso-position-vertical-relative:text;mso-width-percent:0;mso-height-percent:0;mso-width-relative:margin;mso-height-relative:margin;v-text-anchor:middle" o:gfxdata="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" fillcolor="white [3201]" strokecolor="black [3200]" strokeweight="1pt">
+                      <v:stroke joinstyle="miter"/>
+                    </v:shape>
+                  </w:pict>
+                </mc:Fallback>
+              </mc:AlternateContent>
+            </w:r>
+            <w:r>
+              <w:rPr>
+                <w:rFonts w:ascii="Times New Roman" w:hAnsi="Times New Roman" w:cs="Times New Roman"/>
+                <w:noProof/>
+              </w:rPr>
+              <mc:AlternateContent>
+                <mc:Choice Requires="wps">
+                  <w:drawing>
+                    <wp:anchor distT="45720" distB="45720" distL="114300" distR="114300" simplePos="0" relativeHeight="251722752" behindDoc="0" locked="0" layoutInCell="1" allowOverlap="1" wp14:anchorId="0D1E907A" wp14:editId="781C6F06">
                       <wp:simplePos x="0" y="0"/>
                       <wp:positionH relativeFrom="column">
                         <wp:posOffset>1675130</wp:posOffset>
@@ -2259,11 +3348,7 @@
                 </mc:Choice>
                 <mc:Fallback>
                   <w:pict>
-                    <v:shapetype w14:anchorId="0D1E907A" id="_x0000_t202" coordsize="21600,21600" o:spt="202" path="m,l,21600r21600,l21600,xe">
-                      <v:stroke joinstyle="miter"/>
-                      <v:path gradientshapeok="t" o:connecttype="rect"/>
-                    </v:shapetype>
-                    <v:shape id="Text Box 2" o:spid="_x0000_s1030" type="#_x0000_t202" style="position:absolute;left:0;text-align:left;margin-left:131.9pt;margin-top:13pt;width:186pt;height:20.25pt;z-index:251723776;visibility:visible;mso-wrap-style:square;mso-width-percent:0;mso-height-percent:0;mso-wrap-distance-left:9pt;mso-wrap-distance-top:3.6pt;mso-wrap-distance-right:9pt;mso-wrap-distance-bottom:3.6pt;mso-position-horizontal:absolute;mso-position-horizontal-relative:text;mso-position-vertical:absolute;mso-position-vertical-relative:text;mso-width-percent:0;mso-height-percent:0;mso-width-relative:margin;mso-height-relative:margin;v-text-anchor:top" o:gfxdata="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" stroked="f">
+                    <v:shape w14:anchorId="0D1E907A" id="Text Box 2" o:spid="_x0000_s1037" type="#_x0000_t202" style="position:absolute;left:0;text-align:left;margin-left:131.9pt;margin-top:13pt;width:186pt;height:20.25pt;z-index:251722752;visibility:visible;mso-wrap-style:square;mso-width-percent:0;mso-height-percent:0;mso-wrap-distance-left:9pt;mso-wrap-distance-top:3.6pt;mso-wrap-distance-right:9pt;mso-wrap-distance-bottom:3.6pt;mso-position-horizontal:absolute;mso-position-horizontal-relative:text;mso-position-vertical:absolute;mso-position-vertical-relative:text;mso-width-percent:0;mso-height-percent:0;mso-width-relative:margin;mso-height-relative:margin;v-text-anchor:top" o:gfxdata="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" stroked="f">
                       <v:textbox>
                         <w:txbxContent>
                           <w:p>
@@ -2297,159 +3382,6 @@
                 </mc:Fallback>
               </mc:AlternateContent>
             </w:r>
-            <w:r>
-              <w:rPr>
-                <w:rFonts w:ascii="Times New Roman" w:hAnsi="Times New Roman" w:cs="Times New Roman"/>
-                <w:noProof/>
-              </w:rPr>
-              <mc:AlternateContent>
-                <mc:Choice Requires="wps">
-                  <w:drawing>
-                    <wp:anchor distT="0" distB="0" distL="114300" distR="114300" simplePos="0" relativeHeight="251714560" behindDoc="0" locked="0" layoutInCell="1" allowOverlap="1" wp14:anchorId="1314A19F" wp14:editId="4A6F3C17">
-                      <wp:simplePos x="0" y="0"/>
-                      <wp:positionH relativeFrom="column">
-                        <wp:posOffset>757555</wp:posOffset>
-                      </wp:positionH>
-                      <wp:positionV relativeFrom="paragraph">
-                        <wp:posOffset>1575435</wp:posOffset>
-                      </wp:positionV>
-                      <wp:extent cx="66675" cy="66675"/>
-                      <wp:effectExtent l="0" t="0" r="28575" b="28575"/>
-                      <wp:wrapNone/>
-                      <wp:docPr id="249017783" name="Flowchart: Connector 7"/>
-                      <wp:cNvGraphicFramePr/>
-                      <a:graphic xmlns:a="http://schemas.openxmlformats.org/drawingml/2006/main">
-                        <a:graphicData uri="http://schemas.microsoft.com/office/word/2010/wordprocessingShape">
-                          <wps:wsp>
-                            <wps:cNvSpPr/>
-                            <wps:spPr>
-                              <a:xfrm>
-                                <a:off x="0" y="0"/>
-                                <a:ext cx="66675" cy="66675"/>
-                              </a:xfrm>
-                              <a:prstGeom prst="flowChartConnector">
-                                <a:avLst/>
-                              </a:prstGeom>
-                            </wps:spPr>
-                            <wps:style>
-                              <a:lnRef idx="2">
-                                <a:schemeClr val="dk1"/>
-                              </a:lnRef>
-                              <a:fillRef idx="1">
-                                <a:schemeClr val="lt1"/>
-                              </a:fillRef>
-                              <a:effectRef idx="0">
-                                <a:schemeClr val="dk1"/>
-                              </a:effectRef>
-                              <a:fontRef idx="minor">
-                                <a:schemeClr val="dk1"/>
-                              </a:fontRef>
-                            </wps:style>
-                            <wps:bodyPr rot="0" spcFirstLastPara="0" vertOverflow="overflow" horzOverflow="overflow" vert="horz" wrap="square" lIns="91440" tIns="45720" rIns="91440" bIns="45720" numCol="1" spcCol="0" rtlCol="0" fromWordArt="0" anchor="ctr" anchorCtr="0" forceAA="0" compatLnSpc="1">
-                              <a:prstTxWarp prst="textNoShape">
-                                <a:avLst/>
-                              </a:prstTxWarp>
-                              <a:noAutofit/>
-                            </wps:bodyPr>
-                          </wps:wsp>
-                        </a:graphicData>
-                      </a:graphic>
-                      <wp14:sizeRelH relativeFrom="margin">
-                        <wp14:pctWidth>0</wp14:pctWidth>
-                      </wp14:sizeRelH>
-                      <wp14:sizeRelV relativeFrom="margin">
-                        <wp14:pctHeight>0</wp14:pctHeight>
-                      </wp14:sizeRelV>
-                    </wp:anchor>
-                  </w:drawing>
-                </mc:Choice>
-                <mc:Fallback>
-                  <w:pict>
-                    <v:shapetype w14:anchorId="02E43B31" id="_x0000_t120" coordsize="21600,21600" o:spt="120" path="m10800,qx,10800,10800,21600,21600,10800,10800,xe">
-                      <v:path gradientshapeok="t" o:connecttype="custom" o:connectlocs="10800,0;3163,3163;0,10800;3163,18437;10800,21600;18437,18437;21600,10800;18437,3163" textboxrect="3163,3163,18437,18437"/>
-                    </v:shapetype>
-                    <v:shape id="Flowchart: Connector 7" o:spid="_x0000_s1026" type="#_x0000_t120" style="position:absolute;margin-left:59.65pt;margin-top:124.05pt;width:5.25pt;height:5.25pt;z-index:251714560;visibility:visible;mso-wrap-style:square;mso-width-percent:0;mso-height-percent:0;mso-wrap-distance-left:9pt;mso-wrap-distance-top:0;mso-wrap-distance-right:9pt;mso-wrap-distance-bottom:0;mso-position-horizontal:absolute;mso-position-horizontal-relative:text;mso-position-vertical:absolute;mso-position-vertical-relative:text;mso-width-percent:0;mso-height-percent:0;mso-width-relative:margin;mso-height-relative:margin;v-text-anchor:middle" o:gfxdata="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" fillcolor="white [3201]" strokecolor="black [3200]" strokeweight="1pt">
-                      <v:stroke joinstyle="miter"/>
-                    </v:shape>
-                  </w:pict>
-                </mc:Fallback>
-              </mc:AlternateContent>
-            </w:r>
-            <w:r>
-              <w:rPr>
-                <w:rFonts w:ascii="Times New Roman" w:hAnsi="Times New Roman" w:cs="Times New Roman"/>
-                <w:noProof/>
-              </w:rPr>
-              <mc:AlternateContent>
-                <mc:Choice Requires="wps">
-                  <w:drawing>
-                    <wp:anchor distT="0" distB="0" distL="114300" distR="114300" simplePos="0" relativeHeight="251715584" behindDoc="0" locked="0" layoutInCell="1" allowOverlap="1" wp14:anchorId="3A5A33FA" wp14:editId="3188D14B">
-                      <wp:simplePos x="0" y="0"/>
-                      <wp:positionH relativeFrom="column">
-                        <wp:posOffset>3195955</wp:posOffset>
-                      </wp:positionH>
-                      <wp:positionV relativeFrom="paragraph">
-                        <wp:posOffset>1567815</wp:posOffset>
-                      </wp:positionV>
-                      <wp:extent cx="66675" cy="66675"/>
-                      <wp:effectExtent l="0" t="0" r="28575" b="28575"/>
-                      <wp:wrapNone/>
-                      <wp:docPr id="1371686362" name="Flowchart: Connector 7"/>
-                      <wp:cNvGraphicFramePr/>
-                      <a:graphic xmlns:a="http://schemas.openxmlformats.org/drawingml/2006/main">
-                        <a:graphicData uri="http://schemas.microsoft.com/office/word/2010/wordprocessingShape">
-                          <wps:wsp>
-                            <wps:cNvSpPr/>
-                            <wps:spPr>
-                              <a:xfrm>
-                                <a:off x="0" y="0"/>
-                                <a:ext cx="66675" cy="66675"/>
-                              </a:xfrm>
-                              <a:prstGeom prst="flowChartConnector">
-                                <a:avLst/>
-                              </a:prstGeom>
-                            </wps:spPr>
-                            <wps:style>
-                              <a:lnRef idx="2">
-                                <a:schemeClr val="dk1"/>
-                              </a:lnRef>
-                              <a:fillRef idx="1">
-                                <a:schemeClr val="lt1"/>
-                              </a:fillRef>
-                              <a:effectRef idx="0">
-                                <a:schemeClr val="dk1"/>
-                              </a:effectRef>
-                              <a:fontRef idx="minor">
-                                <a:schemeClr val="dk1"/>
-                              </a:fontRef>
-                            </wps:style>
-                            <wps:bodyPr rot="0" spcFirstLastPara="0" vertOverflow="overflow" horzOverflow="overflow" vert="horz" wrap="square" lIns="91440" tIns="45720" rIns="91440" bIns="45720" numCol="1" spcCol="0" rtlCol="0" fromWordArt="0" anchor="ctr" anchorCtr="0" forceAA="0" compatLnSpc="1">
-                              <a:prstTxWarp prst="textNoShape">
-                                <a:avLst/>
-                              </a:prstTxWarp>
-                              <a:noAutofit/>
-                            </wps:bodyPr>
-                          </wps:wsp>
-                        </a:graphicData>
-                      </a:graphic>
-                      <wp14:sizeRelH relativeFrom="margin">
-                        <wp14:pctWidth>0</wp14:pctWidth>
-                      </wp14:sizeRelH>
-                      <wp14:sizeRelV relativeFrom="margin">
-                        <wp14:pctHeight>0</wp14:pctHeight>
-                      </wp14:sizeRelV>
-                    </wp:anchor>
-                  </w:drawing>
-                </mc:Choice>
-                <mc:Fallback>
-                  <w:pict>
-                    <v:shape w14:anchorId="436EBC8E" id="Flowchart: Connector 7" o:spid="_x0000_s1026" type="#_x0000_t120" style="position:absolute;margin-left:251.65pt;margin-top:123.45pt;width:5.25pt;height:5.25pt;z-index:251715584;visibility:visible;mso-wrap-style:square;mso-width-percent:0;mso-height-percent:0;mso-wrap-distance-left:9pt;mso-wrap-distance-top:0;mso-wrap-distance-right:9pt;mso-wrap-distance-bottom:0;mso-position-horizontal:absolute;mso-position-horizontal-relative:text;mso-position-vertical:absolute;mso-position-vertical-relative:text;mso-width-percent:0;mso-height-percent:0;mso-width-relative:margin;mso-height-relative:margin;v-text-anchor:middle" o:gfxdata="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" fillcolor="white [3201]" strokecolor="black [3200]" strokeweight="1pt">
-                      <v:stroke joinstyle="miter"/>
-                    </v:shape>
-                  </w:pict>
-                </mc:Fallback>
-              </mc:AlternateContent>
-            </w:r>
           </w:p>
           <w:tbl>
             <w:tblPr>
@@ -2493,7 +3425,7 @@
                     <mc:AlternateContent>
                       <mc:Choice Requires="wps">
                         <w:drawing>
-                          <wp:anchor distT="0" distB="0" distL="114300" distR="114300" simplePos="0" relativeHeight="251712512" behindDoc="0" locked="0" layoutInCell="1" allowOverlap="1" wp14:anchorId="68D1EB0F" wp14:editId="5E86CE79">
+                          <wp:anchor distT="0" distB="0" distL="114300" distR="114300" simplePos="0" relativeHeight="251711488" behindDoc="0" locked="0" layoutInCell="1" allowOverlap="1" wp14:anchorId="68D1EB0F" wp14:editId="62EF54BC">
                             <wp:simplePos x="0" y="0"/>
                             <wp:positionH relativeFrom="column">
                               <wp:posOffset>396875</wp:posOffset>
@@ -2566,7 +3498,7 @@
                       </mc:Choice>
                       <mc:Fallback>
                         <w:pict>
-                          <v:rect w14:anchorId="68D1EB0F" id="Rectangle 6" o:spid="_x0000_s1031" style="position:absolute;left:0;text-align:left;margin-left:31.25pt;margin-top:10.1pt;width:96.75pt;height:20.25pt;z-index:251712512;visibility:visible;mso-wrap-style:square;mso-wrap-distance-left:9pt;mso-wrap-distance-top:0;mso-wrap-distance-right:9pt;mso-wrap-distance-bottom:0;mso-position-horizontal:absolute;mso-position-horizontal-relative:text;mso-position-vertical:absolute;mso-position-vertical-relative:text;v-text-anchor:middle" o:gfxdata="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" fillcolor="white [3201]" strokecolor="black [3200]" strokeweight="1pt">
+                          <v:rect w14:anchorId="68D1EB0F" id="Rectangle 6" o:spid="_x0000_s1038" style="position:absolute;left:0;text-align:left;margin-left:31.25pt;margin-top:10.1pt;width:96.75pt;height:20.25pt;z-index:251711488;visibility:visible;mso-wrap-style:square;mso-wrap-distance-left:9pt;mso-wrap-distance-top:0;mso-wrap-distance-right:9pt;mso-wrap-distance-bottom:0;mso-position-horizontal:absolute;mso-position-horizontal-relative:text;mso-position-vertical:absolute;mso-position-vertical-relative:text;v-text-anchor:middle" o:gfxdata="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" fillcolor="white [3201]" strokecolor="black [3200]" strokeweight="1pt">
                             <v:textbox>
                               <w:txbxContent>
                                 <w:p>
@@ -2615,13 +3547,15 @@
                 </w:p>
                 <w:p>
                   <w:pPr>
+                    <w:framePr w:hSpace="180" w:wrap="around" w:vAnchor="text" w:hAnchor="text" w:xAlign="center" w:y="1"/>
                     <w:spacing w:line="360" w:lineRule="auto"/>
+                    <w:suppressOverlap/>
                     <w:jc w:val="center"/>
                     <w:rPr>
                       <w:rFonts w:ascii="Times New Roman" w:hAnsi="Times New Roman" w:cs="Times New Roman"/>
                       <w:b/>
                       <w:bCs/>
-                      <w:color w:val="0070C0"/>
+                      <w:color w:val="81D6F0"/>
                     </w:rPr>
                   </w:pPr>
                   <w:r>
@@ -2629,7 +3563,7 @@
                       <w:rFonts w:ascii="Times New Roman" w:hAnsi="Times New Roman" w:cs="Times New Roman"/>
                       <w:b/>
                       <w:bCs/>
-                      <w:color w:val="0070C0"/>
+                      <w:color w:val="81D6F0"/>
                     </w:rPr>
                     <w:t>Permainan Jenis Tradisional</w:t>
                   </w:r>
@@ -2643,11 +3577,55 @@
                       <w:rFonts w:ascii="Times New Roman" w:hAnsi="Times New Roman" w:cs="Times New Roman"/>
                     </w:rPr>
                   </w:pPr>
-                  <w:r>
-                    <w:rPr>
-                      <w:rFonts w:ascii="Times New Roman" w:hAnsi="Times New Roman" w:cs="Times New Roman"/>
-                    </w:rPr>
-                    <w:t>Definisi:Permainan yang menggunakan alat sederhana dan diwariskan secara turun-termurun.</w:t>
+                  <w:proofErr w:type="spellStart"/>
+                  <w:proofErr w:type="gramStart"/>
+                  <w:r>
+                    <w:rPr>
+                      <w:rFonts w:ascii="Times New Roman" w:hAnsi="Times New Roman" w:cs="Times New Roman"/>
+                      <w:color w:val="808080" w:themeColor="background1" w:themeShade="80"/>
+                    </w:rPr>
+                    <w:t>Definisi:Permainan</w:t>
+                  </w:r>
+                  <w:proofErr w:type="spellEnd"/>
+                  <w:proofErr w:type="gramEnd"/>
+                  <w:r>
+                    <w:rPr>
+                      <w:rFonts w:ascii="Times New Roman" w:hAnsi="Times New Roman" w:cs="Times New Roman"/>
+                      <w:color w:val="808080" w:themeColor="background1" w:themeShade="80"/>
+                    </w:rPr>
+                    <w:t xml:space="preserve"> yang </w:t>
+                  </w:r>
+                  <w:proofErr w:type="spellStart"/>
+                  <w:r>
+                    <w:rPr>
+                      <w:rFonts w:ascii="Times New Roman" w:hAnsi="Times New Roman" w:cs="Times New Roman"/>
+                      <w:color w:val="808080" w:themeColor="background1" w:themeShade="80"/>
+                    </w:rPr>
+                    <w:t>menggunakan</w:t>
+                  </w:r>
+                  <w:proofErr w:type="spellEnd"/>
+                  <w:r>
+                    <w:rPr>
+                      <w:rFonts w:ascii="Times New Roman" w:hAnsi="Times New Roman" w:cs="Times New Roman"/>
+                      <w:color w:val="808080" w:themeColor="background1" w:themeShade="80"/>
+                    </w:rPr>
+                    <w:t xml:space="preserve"> </w:t>
+                  </w:r>
+                  <w:proofErr w:type="spellStart"/>
+                  <w:r>
+                    <w:rPr>
+                      <w:rFonts w:ascii="Times New Roman" w:hAnsi="Times New Roman" w:cs="Times New Roman"/>
+                      <w:color w:val="808080" w:themeColor="background1" w:themeShade="80"/>
+                    </w:rPr>
+                    <w:t>alat</w:t>
+                  </w:r>
+                  <w:proofErr w:type="spellEnd"/>
+                  <w:r>
+                    <w:rPr>
+                      <w:rFonts w:ascii="Times New Roman" w:hAnsi="Times New Roman" w:cs="Times New Roman"/>
+                      <w:color w:val="808080" w:themeColor="background1" w:themeShade="80"/>
+                    </w:rPr>
+                    <w:t xml:space="preserve"> sederhana dan diwariskan secara turun-termurun.</w:t>
                   </w:r>
                 </w:p>
               </w:tc>
@@ -2676,7 +3654,7 @@
                     <mc:AlternateContent>
                       <mc:Choice Requires="wps">
                         <w:drawing>
-                          <wp:anchor distT="0" distB="0" distL="114300" distR="114300" simplePos="0" relativeHeight="251713536" behindDoc="0" locked="0" layoutInCell="1" allowOverlap="1" wp14:anchorId="4A49D8AA" wp14:editId="042AE6B9">
+                          <wp:anchor distT="0" distB="0" distL="114300" distR="114300" simplePos="0" relativeHeight="251712512" behindDoc="0" locked="0" layoutInCell="1" allowOverlap="1" wp14:anchorId="4A49D8AA" wp14:editId="1292A7BC">
                             <wp:simplePos x="0" y="0"/>
                             <wp:positionH relativeFrom="column">
                               <wp:posOffset>407670</wp:posOffset>
@@ -2748,7 +3726,7 @@
                       </mc:Choice>
                       <mc:Fallback>
                         <w:pict>
-                          <v:rect w14:anchorId="4A49D8AA" id="_x0000_s1032" style="position:absolute;margin-left:32.1pt;margin-top:11.6pt;width:96.75pt;height:20.25pt;z-index:251713536;visibility:visible;mso-wrap-style:square;mso-wrap-distance-left:9pt;mso-wrap-distance-top:0;mso-wrap-distance-right:9pt;mso-wrap-distance-bottom:0;mso-position-horizontal:absolute;mso-position-horizontal-relative:text;mso-position-vertical:absolute;mso-position-vertical-relative:text;v-text-anchor:middle" o:gfxdata="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" fillcolor="white [3201]" strokecolor="black [3200]" strokeweight="1pt">
+                          <v:rect w14:anchorId="4A49D8AA" id="_x0000_s1039" style="position:absolute;margin-left:32.1pt;margin-top:11.6pt;width:96.75pt;height:20.25pt;z-index:251712512;visibility:visible;mso-wrap-style:square;mso-wrap-distance-left:9pt;mso-wrap-distance-top:0;mso-wrap-distance-right:9pt;mso-wrap-distance-bottom:0;mso-position-horizontal:absolute;mso-position-horizontal-relative:text;mso-position-vertical:absolute;mso-position-vertical-relative:text;v-text-anchor:middle" o:gfxdata="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" fillcolor="white [3201]" strokecolor="black [3200]" strokeweight="1pt">
                             <v:textbox>
                               <w:txbxContent>
                                 <w:p>
@@ -2797,13 +3775,16 @@
                 </w:p>
                 <w:p>
                   <w:pPr>
+                    <w:framePr w:hSpace="180" w:wrap="around" w:vAnchor="text" w:hAnchor="text" w:xAlign="center" w:y="1"/>
+                    <w:shd w:val="clear" w:color="auto" w:fill="FFFFFF" w:themeFill="background1"/>
                     <w:spacing w:line="360" w:lineRule="auto"/>
+                    <w:suppressOverlap/>
                     <w:jc w:val="center"/>
                     <w:rPr>
                       <w:rFonts w:ascii="Times New Roman" w:hAnsi="Times New Roman" w:cs="Times New Roman"/>
                       <w:b/>
                       <w:bCs/>
-                      <w:color w:val="0070C0"/>
+                      <w:color w:val="81D6F0"/>
                     </w:rPr>
                   </w:pPr>
                   <w:r>
@@ -2811,7 +3792,7 @@
                       <w:rFonts w:ascii="Times New Roman" w:hAnsi="Times New Roman" w:cs="Times New Roman"/>
                       <w:b/>
                       <w:bCs/>
-                      <w:color w:val="0070C0"/>
+                      <w:color w:val="81D6F0"/>
                     </w:rPr>
                     <w:t>Permainan Jenis Digital</w:t>
                   </w:r>
@@ -2825,11 +3806,55 @@
                       <w:rFonts w:ascii="Times New Roman" w:hAnsi="Times New Roman" w:cs="Times New Roman"/>
                     </w:rPr>
                   </w:pPr>
-                  <w:r>
-                    <w:rPr>
-                      <w:rFonts w:ascii="Times New Roman" w:hAnsi="Times New Roman" w:cs="Times New Roman"/>
-                    </w:rPr>
-                    <w:t>Definisi:Permainan yang dimainkan melalui perangkat elektrik.</w:t>
+                  <w:proofErr w:type="spellStart"/>
+                  <w:proofErr w:type="gramStart"/>
+                  <w:r>
+                    <w:rPr>
+                      <w:rFonts w:ascii="Times New Roman" w:hAnsi="Times New Roman" w:cs="Times New Roman"/>
+                      <w:color w:val="808080" w:themeColor="background1" w:themeShade="80"/>
+                    </w:rPr>
+                    <w:t>Definisi:Permainan</w:t>
+                  </w:r>
+                  <w:proofErr w:type="spellEnd"/>
+                  <w:proofErr w:type="gramEnd"/>
+                  <w:r>
+                    <w:rPr>
+                      <w:rFonts w:ascii="Times New Roman" w:hAnsi="Times New Roman" w:cs="Times New Roman"/>
+                      <w:color w:val="808080" w:themeColor="background1" w:themeShade="80"/>
+                    </w:rPr>
+                    <w:t xml:space="preserve"> yang </w:t>
+                  </w:r>
+                  <w:proofErr w:type="spellStart"/>
+                  <w:r>
+                    <w:rPr>
+                      <w:rFonts w:ascii="Times New Roman" w:hAnsi="Times New Roman" w:cs="Times New Roman"/>
+                      <w:color w:val="808080" w:themeColor="background1" w:themeShade="80"/>
+                    </w:rPr>
+                    <w:t>dimainkan</w:t>
+                  </w:r>
+                  <w:proofErr w:type="spellEnd"/>
+                  <w:r>
+                    <w:rPr>
+                      <w:rFonts w:ascii="Times New Roman" w:hAnsi="Times New Roman" w:cs="Times New Roman"/>
+                      <w:color w:val="808080" w:themeColor="background1" w:themeShade="80"/>
+                    </w:rPr>
+                    <w:t xml:space="preserve"> </w:t>
+                  </w:r>
+                  <w:proofErr w:type="spellStart"/>
+                  <w:r>
+                    <w:rPr>
+                      <w:rFonts w:ascii="Times New Roman" w:hAnsi="Times New Roman" w:cs="Times New Roman"/>
+                      <w:color w:val="808080" w:themeColor="background1" w:themeShade="80"/>
+                    </w:rPr>
+                    <w:t>melalui</w:t>
+                  </w:r>
+                  <w:proofErr w:type="spellEnd"/>
+                  <w:r>
+                    <w:rPr>
+                      <w:rFonts w:ascii="Times New Roman" w:hAnsi="Times New Roman" w:cs="Times New Roman"/>
+                      <w:color w:val="808080" w:themeColor="background1" w:themeShade="80"/>
+                    </w:rPr>
+                    <w:t xml:space="preserve"> perangkat elektrik.</w:t>
                   </w:r>
                 </w:p>
               </w:tc>
@@ -2857,25 +3882,94 @@
                     <w:jc w:val="center"/>
                     <w:rPr>
                       <w:rFonts w:ascii="Times New Roman" w:hAnsi="Times New Roman" w:cs="Times New Roman"/>
-                    </w:rPr>
-                  </w:pPr>
-                  <w:r>
-                    <w:rPr>
-                      <w:rFonts w:ascii="Times New Roman" w:hAnsi="Times New Roman" w:cs="Times New Roman"/>
-                    </w:rPr>
-                    <w:t xml:space="preserve"> </w:t>
-                  </w:r>
-                  <w:r>
-                    <w:rPr>
-                      <w:rFonts w:ascii="Times New Roman" w:hAnsi="Times New Roman" w:cs="Times New Roman"/>
-                    </w:rPr>
-                    <w:t>SAYA</w:t>
-                  </w:r>
-                  <w:r>
-                    <w:rPr>
-                      <w:rFonts w:ascii="Times New Roman" w:hAnsi="Times New Roman" w:cs="Times New Roman"/>
-                    </w:rPr>
-                    <w:t xml:space="preserve"> SOKONG TRADISIONAL</w:t>
+                      <w:b/>
+                      <w:bCs/>
+                    </w:rPr>
+                  </w:pPr>
+                  <w:r>
+                    <w:rPr>
+                      <w:rFonts w:ascii="Times New Roman" w:hAnsi="Times New Roman" w:cs="Times New Roman"/>
+                      <w:b/>
+                      <w:bCs/>
+                      <w:noProof/>
+                    </w:rPr>
+                    <mc:AlternateContent>
+                      <mc:Choice Requires="wps">
+                        <w:drawing>
+                          <wp:anchor distT="0" distB="0" distL="114300" distR="114300" simplePos="0" relativeHeight="251713536" behindDoc="0" locked="0" layoutInCell="1" allowOverlap="1" wp14:anchorId="1314A19F" wp14:editId="194F7C01">
+                            <wp:simplePos x="0" y="0"/>
+                            <wp:positionH relativeFrom="column">
+                              <wp:posOffset>6985</wp:posOffset>
+                            </wp:positionH>
+                            <wp:positionV relativeFrom="paragraph">
+                              <wp:posOffset>55880</wp:posOffset>
+                            </wp:positionV>
+                            <wp:extent cx="66675" cy="66675"/>
+                            <wp:effectExtent l="0" t="0" r="28575" b="28575"/>
+                            <wp:wrapNone/>
+                            <wp:docPr id="249017783" name="Flowchart: Connector 7"/>
+                            <wp:cNvGraphicFramePr/>
+                            <a:graphic xmlns:a="http://schemas.openxmlformats.org/drawingml/2006/main">
+                              <a:graphicData uri="http://schemas.microsoft.com/office/word/2010/wordprocessingShape">
+                                <wps:wsp>
+                                  <wps:cNvSpPr/>
+                                  <wps:spPr>
+                                    <a:xfrm>
+                                      <a:off x="0" y="0"/>
+                                      <a:ext cx="66675" cy="66675"/>
+                                    </a:xfrm>
+                                    <a:prstGeom prst="flowChartConnector">
+                                      <a:avLst/>
+                                    </a:prstGeom>
+                                  </wps:spPr>
+                                  <wps:style>
+                                    <a:lnRef idx="2">
+                                      <a:schemeClr val="dk1"/>
+                                    </a:lnRef>
+                                    <a:fillRef idx="1">
+                                      <a:schemeClr val="lt1"/>
+                                    </a:fillRef>
+                                    <a:effectRef idx="0">
+                                      <a:schemeClr val="dk1"/>
+                                    </a:effectRef>
+                                    <a:fontRef idx="minor">
+                                      <a:schemeClr val="dk1"/>
+                                    </a:fontRef>
+                                  </wps:style>
+                                  <wps:bodyPr rot="0" spcFirstLastPara="0" vertOverflow="overflow" horzOverflow="overflow" vert="horz" wrap="square" lIns="91440" tIns="45720" rIns="91440" bIns="45720" numCol="1" spcCol="0" rtlCol="0" fromWordArt="0" anchor="ctr" anchorCtr="0" forceAA="0" compatLnSpc="1">
+                                    <a:prstTxWarp prst="textNoShape">
+                                      <a:avLst/>
+                                    </a:prstTxWarp>
+                                    <a:noAutofit/>
+                                  </wps:bodyPr>
+                                </wps:wsp>
+                              </a:graphicData>
+                            </a:graphic>
+                            <wp14:sizeRelH relativeFrom="margin">
+                              <wp14:pctWidth>0</wp14:pctWidth>
+                            </wp14:sizeRelH>
+                            <wp14:sizeRelV relativeFrom="margin">
+                              <wp14:pctHeight>0</wp14:pctHeight>
+                            </wp14:sizeRelV>
+                          </wp:anchor>
+                        </w:drawing>
+                      </mc:Choice>
+                      <mc:Fallback>
+                        <w:pict>
+                          <v:shape w14:anchorId="48F67C9D" id="Flowchart: Connector 7" o:spid="_x0000_s1026" type="#_x0000_t120" style="position:absolute;margin-left:.55pt;margin-top:4.4pt;width:5.25pt;height:5.25pt;z-index:251713536;visibility:visible;mso-wrap-style:square;mso-width-percent:0;mso-height-percent:0;mso-wrap-distance-left:9pt;mso-wrap-distance-top:0;mso-wrap-distance-right:9pt;mso-wrap-distance-bottom:0;mso-position-horizontal:absolute;mso-position-horizontal-relative:text;mso-position-vertical:absolute;mso-position-vertical-relative:text;mso-width-percent:0;mso-height-percent:0;mso-width-relative:margin;mso-height-relative:margin;v-text-anchor:middle" o:gfxdata="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" fillcolor="white [3201]" strokecolor="black [3200]" strokeweight="1pt">
+                            <v:stroke joinstyle="miter"/>
+                          </v:shape>
+                        </w:pict>
+                      </mc:Fallback>
+                    </mc:AlternateContent>
+                  </w:r>
+                  <w:r>
+                    <w:rPr>
+                      <w:rFonts w:ascii="Times New Roman" w:hAnsi="Times New Roman" w:cs="Times New Roman"/>
+                      <w:b/>
+                      <w:bCs/>
+                    </w:rPr>
+                    <w:t xml:space="preserve"> SAYA SOKONG TRADISIONAL</w:t>
                   </w:r>
                 </w:p>
               </w:tc>
@@ -2897,11 +3991,15 @@
                     <w:jc w:val="center"/>
                     <w:rPr>
                       <w:rFonts w:ascii="Times New Roman" w:hAnsi="Times New Roman" w:cs="Times New Roman"/>
-                    </w:rPr>
-                  </w:pPr>
-                  <w:r>
-                    <w:rPr>
-                      <w:rFonts w:ascii="Times New Roman" w:hAnsi="Times New Roman" w:cs="Times New Roman"/>
+                      <w:b/>
+                      <w:bCs/>
+                    </w:rPr>
+                  </w:pPr>
+                  <w:r>
+                    <w:rPr>
+                      <w:rFonts w:ascii="Times New Roman" w:hAnsi="Times New Roman" w:cs="Times New Roman"/>
+                      <w:b/>
+                      <w:bCs/>
                     </w:rPr>
                     <w:t>SAYA SOKONG DIGITAL</w:t>
                   </w:r>
@@ -2924,7 +4022,7 @@
               <mc:AlternateContent>
                 <mc:Choice Requires="wps">
                   <w:drawing>
-                    <wp:anchor distT="0" distB="0" distL="114300" distR="114300" simplePos="0" relativeHeight="251711488" behindDoc="0" locked="0" layoutInCell="1" allowOverlap="1" wp14:anchorId="2B55816A" wp14:editId="238E5FDE">
+                    <wp:anchor distT="0" distB="0" distL="114300" distR="114300" simplePos="0" relativeHeight="251710464" behindDoc="0" locked="0" layoutInCell="1" allowOverlap="1" wp14:anchorId="2B55816A" wp14:editId="4CAEA4A6">
                       <wp:simplePos x="0" y="0"/>
                       <wp:positionH relativeFrom="column">
                         <wp:posOffset>1675130</wp:posOffset>
@@ -3017,7 +4115,7 @@
                 </mc:Choice>
                 <mc:Fallback>
                   <w:pict>
-                    <v:roundrect w14:anchorId="2B55816A" id="_x0000_s1033" style="position:absolute;left:0;text-align:left;margin-left:131.9pt;margin-top:8.3pt;width:200.25pt;height:22.5pt;z-index:251711488;visibility:visible;mso-wrap-style:square;mso-width-percent:0;mso-height-percent:0;mso-wrap-distance-left:9pt;mso-wrap-distance-top:0;mso-wrap-distance-right:9pt;mso-wrap-distance-bottom:0;mso-position-horizontal:absolute;mso-position-horizontal-relative:text;mso-position-vertical:absolute;mso-position-vertical-relative:text;mso-width-percent:0;mso-height-percent:0;mso-width-relative:margin;mso-height-relative:margin;v-text-anchor:middle" arcsize="10923f" o:gfxdata="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" fillcolor="#00b050" stroked="f" strokeweight="1pt">
+                    <v:roundrect w14:anchorId="2B55816A" id="_x0000_s1040" style="position:absolute;left:0;text-align:left;margin-left:131.9pt;margin-top:8.3pt;width:200.25pt;height:22.5pt;z-index:251710464;visibility:visible;mso-wrap-style:square;mso-width-percent:0;mso-height-percent:0;mso-wrap-distance-left:9pt;mso-wrap-distance-top:0;mso-wrap-distance-right:9pt;mso-wrap-distance-bottom:0;mso-position-horizontal:absolute;mso-position-horizontal-relative:text;mso-position-vertical:absolute;mso-position-vertical-relative:text;mso-width-percent:0;mso-height-percent:0;mso-width-relative:margin;mso-height-relative:margin;v-text-anchor:middle" arcsize="10923f" o:gfxdata="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" fillcolor="#00b050" stroked="f" strokeweight="1pt">
                       <v:stroke joinstyle="miter"/>
                       <v:textbox>
                         <w:txbxContent>
@@ -3080,7 +4178,7 @@
           <w:tcPr>
             <w:tcW w:w="9452" w:type="dxa"/>
             <w:gridSpan w:val="2"/>
-            <w:shd w:val="clear" w:color="auto" w:fill="9AE8E8"/>
+            <w:shd w:val="clear" w:color="auto" w:fill="81D6F0"/>
             <w:vAlign w:val="center"/>
           </w:tcPr>
           <w:p>
@@ -3142,10 +4240,12 @@
         <w:tblLook w:val="04A0" w:firstRow="1" w:lastRow="0" w:firstColumn="1" w:lastColumn="0" w:noHBand="0" w:noVBand="1"/>
       </w:tblPr>
       <w:tblGrid>
-        <w:gridCol w:w="2363"/>
-        <w:gridCol w:w="2363"/>
-        <w:gridCol w:w="2363"/>
-        <w:gridCol w:w="2363"/>
+        <w:gridCol w:w="1705"/>
+        <w:gridCol w:w="1445"/>
+        <w:gridCol w:w="1576"/>
+        <w:gridCol w:w="1575"/>
+        <w:gridCol w:w="1575"/>
+        <w:gridCol w:w="1576"/>
       </w:tblGrid>
       <w:tr>
         <w:trPr>
@@ -3154,8 +4254,8 @@
         <w:tc>
           <w:tcPr>
             <w:tcW w:w="9452" w:type="dxa"/>
-            <w:gridSpan w:val="4"/>
-            <w:shd w:val="clear" w:color="auto" w:fill="2696BE"/>
+            <w:gridSpan w:val="6"/>
+            <w:shd w:val="clear" w:color="auto" w:fill="81D6F0"/>
             <w:vAlign w:val="center"/>
           </w:tcPr>
           <w:p>
@@ -3177,7 +4277,17 @@
                 <w:sz w:val="24"/>
                 <w:szCs w:val="24"/>
               </w:rPr>
-              <w:t>SISTEM PENGUNDIAN PERMAINAN KEGEMARAN REMAJA</w:t>
+              <w:t xml:space="preserve">SISTEM PENGUNDIAN PERMAINAN KEGEMARAN </w:t>
+            </w:r>
+            <w:r>
+              <w:rPr>
+                <w:rFonts w:ascii="Times New Roman" w:hAnsi="Times New Roman" w:cs="Times New Roman"/>
+                <w:b/>
+                <w:bCs/>
+                <w:sz w:val="24"/>
+                <w:szCs w:val="24"/>
+              </w:rPr>
+              <w:t>REMAJA</w:t>
             </w:r>
           </w:p>
         </w:tc>
@@ -3185,11 +4295,95 @@
       <w:tr>
         <w:trPr>
           <w:cantSplit/>
-          <w:trHeight w:val="377"/>
+          <w:trHeight w:val="347"/>
         </w:trPr>
         <w:tc>
           <w:tcPr>
-            <w:tcW w:w="2363" w:type="dxa"/>
+            <w:tcW w:w="1705" w:type="dxa"/>
+            <w:vAlign w:val="center"/>
+          </w:tcPr>
+          <w:p>
+            <w:pPr>
+              <w:jc w:val="center"/>
+              <w:rPr>
+                <w:rFonts w:ascii="Times New Roman" w:hAnsi="Times New Roman" w:cs="Times New Roman"/>
+                <w:b/>
+                <w:bCs/>
+                <w:sz w:val="18"/>
+                <w:szCs w:val="18"/>
+              </w:rPr>
+            </w:pPr>
+            <w:r>
+              <w:rPr>
+                <w:rFonts w:ascii="Times New Roman" w:hAnsi="Times New Roman" w:cs="Times New Roman"/>
+                <w:b/>
+                <w:bCs/>
+                <w:sz w:val="18"/>
+                <w:szCs w:val="18"/>
+              </w:rPr>
+              <w:t>LAMAN UTAMA</w:t>
+            </w:r>
+          </w:p>
+        </w:tc>
+        <w:tc>
+          <w:tcPr>
+            <w:tcW w:w="1445" w:type="dxa"/>
+            <w:vAlign w:val="center"/>
+          </w:tcPr>
+          <w:p>
+            <w:pPr>
+              <w:jc w:val="center"/>
+              <w:rPr>
+                <w:rFonts w:ascii="Times New Roman" w:hAnsi="Times New Roman" w:cs="Times New Roman"/>
+                <w:b/>
+                <w:bCs/>
+                <w:sz w:val="18"/>
+                <w:szCs w:val="18"/>
+              </w:rPr>
+            </w:pPr>
+            <w:r>
+              <w:rPr>
+                <w:rFonts w:ascii="Times New Roman" w:hAnsi="Times New Roman" w:cs="Times New Roman"/>
+                <w:b/>
+                <w:bCs/>
+                <w:sz w:val="18"/>
+                <w:szCs w:val="18"/>
+              </w:rPr>
+              <w:t>KEMASKINI</w:t>
+            </w:r>
+          </w:p>
+        </w:tc>
+        <w:tc>
+          <w:tcPr>
+            <w:tcW w:w="1576" w:type="dxa"/>
+            <w:vAlign w:val="center"/>
+          </w:tcPr>
+          <w:p>
+            <w:pPr>
+              <w:jc w:val="center"/>
+              <w:rPr>
+                <w:rFonts w:ascii="Times New Roman" w:hAnsi="Times New Roman" w:cs="Times New Roman"/>
+                <w:b/>
+                <w:bCs/>
+                <w:sz w:val="18"/>
+                <w:szCs w:val="18"/>
+              </w:rPr>
+            </w:pPr>
+            <w:r>
+              <w:rPr>
+                <w:rFonts w:ascii="Times New Roman" w:hAnsi="Times New Roman" w:cs="Times New Roman"/>
+                <w:b/>
+                <w:bCs/>
+                <w:sz w:val="18"/>
+                <w:szCs w:val="18"/>
+              </w:rPr>
+              <w:t>KEPUTUSAN</w:t>
+            </w:r>
+          </w:p>
+        </w:tc>
+        <w:tc>
+          <w:tcPr>
+            <w:tcW w:w="1575" w:type="dxa"/>
             <w:vAlign w:val="center"/>
           </w:tcPr>
           <w:p>
@@ -3217,7 +4411,7 @@
         </w:tc>
         <w:tc>
           <w:tcPr>
-            <w:tcW w:w="2363" w:type="dxa"/>
+            <w:tcW w:w="1575" w:type="dxa"/>
             <w:vAlign w:val="center"/>
           </w:tcPr>
           <w:p>
@@ -3239,41 +4433,13 @@
                 <w:sz w:val="18"/>
                 <w:szCs w:val="18"/>
               </w:rPr>
-              <w:t>KEPUTUSAN</w:t>
+              <w:t>IMPORT</w:t>
             </w:r>
           </w:p>
         </w:tc>
         <w:tc>
           <w:tcPr>
-            <w:tcW w:w="2363" w:type="dxa"/>
-            <w:vAlign w:val="center"/>
-          </w:tcPr>
-          <w:p>
-            <w:pPr>
-              <w:jc w:val="center"/>
-              <w:rPr>
-                <w:rFonts w:ascii="Times New Roman" w:hAnsi="Times New Roman" w:cs="Times New Roman"/>
-                <w:b/>
-                <w:bCs/>
-                <w:sz w:val="18"/>
-                <w:szCs w:val="18"/>
-              </w:rPr>
-            </w:pPr>
-            <w:r>
-              <w:rPr>
-                <w:rFonts w:ascii="Times New Roman" w:hAnsi="Times New Roman" w:cs="Times New Roman"/>
-                <w:b/>
-                <w:bCs/>
-                <w:sz w:val="18"/>
-                <w:szCs w:val="18"/>
-              </w:rPr>
-              <w:t>KEMASKINI</w:t>
-            </w:r>
-          </w:p>
-        </w:tc>
-        <w:tc>
-          <w:tcPr>
-            <w:tcW w:w="2363" w:type="dxa"/>
+            <w:tcW w:w="1576" w:type="dxa"/>
             <w:vAlign w:val="center"/>
           </w:tcPr>
           <w:p>
@@ -3303,16 +4469,20 @@
       <w:tr>
         <w:trPr>
           <w:cantSplit/>
-          <w:trHeight w:val="70"/>
+          <w:trHeight w:val="230"/>
         </w:trPr>
         <w:tc>
           <w:tcPr>
             <w:tcW w:w="9452" w:type="dxa"/>
-            <w:gridSpan w:val="4"/>
-            <w:shd w:val="clear" w:color="auto" w:fill="2696BE"/>
+            <w:gridSpan w:val="6"/>
+            <w:shd w:val="clear" w:color="auto" w:fill="81D6F0"/>
             <w:vAlign w:val="center"/>
           </w:tcPr>
-          <w:p/>
+          <w:p>
+            <w:pPr>
+              <w:jc w:val="center"/>
+            </w:pPr>
+          </w:p>
         </w:tc>
       </w:tr>
       <w:tr>
@@ -3322,7 +4492,7 @@
         <w:tc>
           <w:tcPr>
             <w:tcW w:w="9452" w:type="dxa"/>
-            <w:gridSpan w:val="4"/>
+            <w:gridSpan w:val="6"/>
           </w:tcPr>
           <w:p>
             <w:pPr>
@@ -3339,7 +4509,7 @@
               <mc:AlternateContent>
                 <mc:Choice Requires="wps">
                   <w:drawing>
-                    <wp:anchor distT="45720" distB="45720" distL="114300" distR="114300" simplePos="0" relativeHeight="251725824" behindDoc="0" locked="0" layoutInCell="1" allowOverlap="1" wp14:anchorId="4D49D89A" wp14:editId="342B8B4C">
+                    <wp:anchor distT="45720" distB="45720" distL="114300" distR="114300" simplePos="0" relativeHeight="251724800" behindDoc="0" locked="0" layoutInCell="1" allowOverlap="1" wp14:anchorId="4D49D89A" wp14:editId="17977907">
                       <wp:simplePos x="0" y="0"/>
                       <wp:positionH relativeFrom="column">
                         <wp:posOffset>970280</wp:posOffset>
@@ -3418,7 +4588,7 @@
                 </mc:Choice>
                 <mc:Fallback>
                   <w:pict>
-                    <v:shape w14:anchorId="4D49D89A" id="_x0000_s1034" type="#_x0000_t202" style="position:absolute;left:0;text-align:left;margin-left:76.4pt;margin-top:4.9pt;width:308.25pt;height:21pt;z-index:251725824;visibility:visible;mso-wrap-style:square;mso-width-percent:0;mso-height-percent:0;mso-wrap-distance-left:9pt;mso-wrap-distance-top:3.6pt;mso-wrap-distance-right:9pt;mso-wrap-distance-bottom:3.6pt;mso-position-horizontal:absolute;mso-position-horizontal-relative:text;mso-position-vertical:absolute;mso-position-vertical-relative:text;mso-width-percent:0;mso-height-percent:0;mso-width-relative:margin;mso-height-relative:margin;v-text-anchor:top" o:gfxdata="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" stroked="f">
+                    <v:shape w14:anchorId="4D49D89A" id="_x0000_s1041" type="#_x0000_t202" style="position:absolute;left:0;text-align:left;margin-left:76.4pt;margin-top:4.9pt;width:308.25pt;height:21pt;z-index:251724800;visibility:visible;mso-wrap-style:square;mso-width-percent:0;mso-height-percent:0;mso-wrap-distance-left:9pt;mso-wrap-distance-top:3.6pt;mso-wrap-distance-right:9pt;mso-wrap-distance-bottom:3.6pt;mso-position-horizontal:absolute;mso-position-horizontal-relative:text;mso-position-vertical:absolute;mso-position-vertical-relative:text;mso-width-percent:0;mso-height-percent:0;mso-width-relative:margin;mso-height-relative:margin;v-text-anchor:top" o:gfxdata="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" stroked="f">
                       <v:textbox>
                         <w:txbxContent>
                           <w:p>
@@ -3480,15 +4650,13 @@
                     <w:jc w:val="center"/>
                     <w:rPr>
                       <w:rFonts w:ascii="Times New Roman" w:hAnsi="Times New Roman" w:cs="Times New Roman"/>
-                      <w:color w:val="FFFFFF" w:themeColor="background1"/>
-                      <w:sz w:val="20"/>
-                      <w:szCs w:val="20"/>
-                    </w:rPr>
-                  </w:pPr>
-                  <w:r>
-                    <w:rPr>
-                      <w:rFonts w:ascii="Times New Roman" w:hAnsi="Times New Roman" w:cs="Times New Roman"/>
-                      <w:color w:val="FFFFFF" w:themeColor="background1"/>
+                      <w:sz w:val="20"/>
+                      <w:szCs w:val="20"/>
+                    </w:rPr>
+                  </w:pPr>
+                  <w:r>
+                    <w:rPr>
+                      <w:rFonts w:ascii="Times New Roman" w:hAnsi="Times New Roman" w:cs="Times New Roman"/>
                       <w:sz w:val="20"/>
                       <w:szCs w:val="20"/>
                     </w:rPr>
@@ -3509,7 +4677,6 @@
                     <w:jc w:val="center"/>
                     <w:rPr>
                       <w:rFonts w:ascii="Times New Roman" w:hAnsi="Times New Roman" w:cs="Times New Roman"/>
-                      <w:color w:val="FFFFFF" w:themeColor="background1"/>
                       <w:sz w:val="20"/>
                       <w:szCs w:val="20"/>
                     </w:rPr>
@@ -3520,7 +4687,6 @@
                       <w:rFonts w:ascii="Times New Roman" w:hAnsi="Times New Roman" w:cs="Times New Roman"/>
                       <w:b/>
                       <w:bCs/>
-                      <w:color w:val="FFFFFF"/>
                       <w:sz w:val="20"/>
                       <w:szCs w:val="20"/>
                     </w:rPr>
@@ -3532,7 +4698,6 @@
                       <w:rFonts w:ascii="Times New Roman" w:hAnsi="Times New Roman" w:cs="Times New Roman"/>
                       <w:b/>
                       <w:bCs/>
-                      <w:color w:val="FFFFFF"/>
                       <w:sz w:val="20"/>
                       <w:szCs w:val="20"/>
                     </w:rPr>
@@ -3544,7 +4709,6 @@
                       <w:rFonts w:ascii="Times New Roman" w:hAnsi="Times New Roman" w:cs="Times New Roman"/>
                       <w:b/>
                       <w:bCs/>
-                      <w:color w:val="FFFFFF"/>
                       <w:sz w:val="20"/>
                       <w:szCs w:val="20"/>
                     </w:rPr>
@@ -3566,7 +4730,6 @@
                     <w:jc w:val="center"/>
                     <w:rPr>
                       <w:rFonts w:ascii="Times New Roman" w:hAnsi="Times New Roman" w:cs="Times New Roman"/>
-                      <w:color w:val="FFFFFF" w:themeColor="background1"/>
                       <w:sz w:val="20"/>
                       <w:szCs w:val="20"/>
                     </w:rPr>
@@ -3577,7 +4740,6 @@
                       <w:rFonts w:ascii="Times New Roman" w:hAnsi="Times New Roman" w:cs="Times New Roman"/>
                       <w:b/>
                       <w:bCs/>
-                      <w:color w:val="FFFFFF"/>
                       <w:sz w:val="20"/>
                       <w:szCs w:val="20"/>
                     </w:rPr>
@@ -3589,7 +4751,6 @@
                       <w:rFonts w:ascii="Times New Roman" w:hAnsi="Times New Roman" w:cs="Times New Roman"/>
                       <w:b/>
                       <w:bCs/>
-                      <w:color w:val="FFFFFF"/>
                       <w:sz w:val="20"/>
                       <w:szCs w:val="20"/>
                     </w:rPr>
@@ -3601,7 +4762,6 @@
                       <w:rFonts w:ascii="Times New Roman" w:hAnsi="Times New Roman" w:cs="Times New Roman"/>
                       <w:b/>
                       <w:bCs/>
-                      <w:color w:val="FFFFFF"/>
                       <w:sz w:val="20"/>
                       <w:szCs w:val="20"/>
                     </w:rPr>
@@ -3623,7 +4783,6 @@
                     <w:jc w:val="center"/>
                     <w:rPr>
                       <w:rFonts w:ascii="Times New Roman" w:hAnsi="Times New Roman" w:cs="Times New Roman"/>
-                      <w:color w:val="FFFFFF" w:themeColor="background1"/>
                       <w:sz w:val="20"/>
                       <w:szCs w:val="20"/>
                     </w:rPr>
@@ -3632,7 +4791,6 @@
                   <w:r>
                     <w:rPr>
                       <w:rFonts w:ascii="Times New Roman" w:hAnsi="Times New Roman" w:cs="Times New Roman"/>
-                      <w:color w:val="FFFFFF" w:themeColor="background1"/>
                       <w:sz w:val="20"/>
                       <w:szCs w:val="20"/>
                     </w:rPr>
@@ -3654,7 +4812,6 @@
                     <w:jc w:val="center"/>
                     <w:rPr>
                       <w:rFonts w:ascii="Times New Roman" w:hAnsi="Times New Roman" w:cs="Times New Roman"/>
-                      <w:color w:val="FFFFFF" w:themeColor="background1"/>
                       <w:sz w:val="20"/>
                       <w:szCs w:val="20"/>
                     </w:rPr>
@@ -3664,7 +4821,6 @@
                       <w:rFonts w:ascii="Times New Roman" w:hAnsi="Times New Roman" w:cs="Times New Roman"/>
                       <w:b/>
                       <w:bCs/>
-                      <w:color w:val="FFFFFF"/>
                       <w:sz w:val="20"/>
                       <w:szCs w:val="20"/>
                     </w:rPr>
@@ -3676,7 +4832,6 @@
                       <w:rFonts w:ascii="Times New Roman" w:hAnsi="Times New Roman" w:cs="Times New Roman"/>
                       <w:b/>
                       <w:bCs/>
-                      <w:color w:val="FFFFFF"/>
                       <w:sz w:val="20"/>
                       <w:szCs w:val="20"/>
                     </w:rPr>
@@ -3703,15 +4858,13 @@
                     <w:jc w:val="center"/>
                     <w:rPr>
                       <w:rFonts w:ascii="Times New Roman" w:hAnsi="Times New Roman" w:cs="Times New Roman"/>
-                      <w:color w:val="FFFFFF" w:themeColor="background1"/>
-                      <w:sz w:val="20"/>
-                      <w:szCs w:val="20"/>
-                    </w:rPr>
-                  </w:pPr>
-                  <w:r>
-                    <w:rPr>
-                      <w:rFonts w:ascii="Times New Roman" w:hAnsi="Times New Roman" w:cs="Times New Roman"/>
-                      <w:color w:val="000000"/>
+                      <w:sz w:val="20"/>
+                      <w:szCs w:val="20"/>
+                    </w:rPr>
+                  </w:pPr>
+                  <w:r>
+                    <w:rPr>
+                      <w:rFonts w:ascii="Times New Roman" w:hAnsi="Times New Roman" w:cs="Times New Roman"/>
                       <w:sz w:val="20"/>
                       <w:szCs w:val="20"/>
                     </w:rPr>
@@ -3733,15 +4886,13 @@
                       <w:rFonts w:ascii="Times New Roman" w:hAnsi="Times New Roman" w:cs="Times New Roman"/>
                       <w:b/>
                       <w:bCs/>
-                      <w:color w:val="FFFFFF"/>
-                      <w:sz w:val="20"/>
-                      <w:szCs w:val="20"/>
-                    </w:rPr>
-                  </w:pPr>
-                  <w:r>
-                    <w:rPr>
-                      <w:rFonts w:ascii="Times New Roman" w:hAnsi="Times New Roman" w:cs="Times New Roman"/>
-                      <w:color w:val="000000"/>
+                      <w:sz w:val="20"/>
+                      <w:szCs w:val="20"/>
+                    </w:rPr>
+                  </w:pPr>
+                  <w:r>
+                    <w:rPr>
+                      <w:rFonts w:ascii="Times New Roman" w:hAnsi="Times New Roman" w:cs="Times New Roman"/>
                       <w:sz w:val="20"/>
                       <w:szCs w:val="20"/>
                     </w:rPr>
@@ -3763,15 +4914,13 @@
                       <w:rFonts w:ascii="Times New Roman" w:hAnsi="Times New Roman" w:cs="Times New Roman"/>
                       <w:b/>
                       <w:bCs/>
-                      <w:color w:val="FFFFFF"/>
-                      <w:sz w:val="20"/>
-                      <w:szCs w:val="20"/>
-                    </w:rPr>
-                  </w:pPr>
-                  <w:r>
-                    <w:rPr>
-                      <w:rFonts w:ascii="Times New Roman" w:hAnsi="Times New Roman" w:cs="Times New Roman"/>
-                      <w:color w:val="000000"/>
+                      <w:sz w:val="20"/>
+                      <w:szCs w:val="20"/>
+                    </w:rPr>
+                  </w:pPr>
+                  <w:r>
+                    <w:rPr>
+                      <w:rFonts w:ascii="Times New Roman" w:hAnsi="Times New Roman" w:cs="Times New Roman"/>
                       <w:sz w:val="20"/>
                       <w:szCs w:val="20"/>
                     </w:rPr>
@@ -3793,15 +4942,13 @@
                       <w:rFonts w:ascii="Times New Roman" w:hAnsi="Times New Roman" w:cs="Times New Roman"/>
                       <w:b/>
                       <w:bCs/>
-                      <w:color w:val="FFFFFF"/>
-                      <w:sz w:val="20"/>
-                      <w:szCs w:val="20"/>
-                    </w:rPr>
-                  </w:pPr>
-                  <w:r>
-                    <w:rPr>
-                      <w:rFonts w:ascii="Times New Roman" w:hAnsi="Times New Roman" w:cs="Times New Roman"/>
-                      <w:color w:val="000000"/>
+                      <w:sz w:val="20"/>
+                      <w:szCs w:val="20"/>
+                    </w:rPr>
+                  </w:pPr>
+                  <w:r>
+                    <w:rPr>
+                      <w:rFonts w:ascii="Times New Roman" w:hAnsi="Times New Roman" w:cs="Times New Roman"/>
                       <w:sz w:val="20"/>
                       <w:szCs w:val="20"/>
                     </w:rPr>
@@ -3823,15 +4970,13 @@
                       <w:rFonts w:ascii="Times New Roman" w:hAnsi="Times New Roman" w:cs="Times New Roman"/>
                       <w:b/>
                       <w:bCs/>
-                      <w:color w:val="FFFFFF"/>
-                      <w:sz w:val="20"/>
-                      <w:szCs w:val="20"/>
-                    </w:rPr>
-                  </w:pPr>
-                  <w:r>
-                    <w:rPr>
-                      <w:rFonts w:ascii="Times New Roman" w:hAnsi="Times New Roman" w:cs="Times New Roman"/>
-                      <w:color w:val="000000"/>
+                      <w:sz w:val="20"/>
+                      <w:szCs w:val="20"/>
+                    </w:rPr>
+                  </w:pPr>
+                  <w:r>
+                    <w:rPr>
+                      <w:rFonts w:ascii="Times New Roman" w:hAnsi="Times New Roman" w:cs="Times New Roman"/>
                       <w:sz w:val="20"/>
                       <w:szCs w:val="20"/>
                     </w:rPr>
@@ -3858,15 +5003,13 @@
                     <w:jc w:val="center"/>
                     <w:rPr>
                       <w:rFonts w:ascii="Times New Roman" w:hAnsi="Times New Roman" w:cs="Times New Roman"/>
-                      <w:color w:val="FFFFFF" w:themeColor="background1"/>
-                      <w:sz w:val="20"/>
-                      <w:szCs w:val="20"/>
-                    </w:rPr>
-                  </w:pPr>
-                  <w:r>
-                    <w:rPr>
-                      <w:rFonts w:ascii="Times New Roman" w:hAnsi="Times New Roman" w:cs="Times New Roman"/>
-                      <w:color w:val="000000"/>
+                      <w:sz w:val="20"/>
+                      <w:szCs w:val="20"/>
+                    </w:rPr>
+                  </w:pPr>
+                  <w:r>
+                    <w:rPr>
+                      <w:rFonts w:ascii="Times New Roman" w:hAnsi="Times New Roman" w:cs="Times New Roman"/>
                       <w:sz w:val="20"/>
                       <w:szCs w:val="20"/>
                     </w:rPr>
@@ -3889,15 +5032,13 @@
                       <w:rFonts w:ascii="Times New Roman" w:hAnsi="Times New Roman" w:cs="Times New Roman"/>
                       <w:b/>
                       <w:bCs/>
-                      <w:color w:val="FFFFFF"/>
-                      <w:sz w:val="20"/>
-                      <w:szCs w:val="20"/>
-                    </w:rPr>
-                  </w:pPr>
-                  <w:r>
-                    <w:rPr>
-                      <w:rFonts w:ascii="Times New Roman" w:hAnsi="Times New Roman" w:cs="Times New Roman"/>
-                      <w:color w:val="000000"/>
+                      <w:sz w:val="20"/>
+                      <w:szCs w:val="20"/>
+                    </w:rPr>
+                  </w:pPr>
+                  <w:r>
+                    <w:rPr>
+                      <w:rFonts w:ascii="Times New Roman" w:hAnsi="Times New Roman" w:cs="Times New Roman"/>
                       <w:sz w:val="20"/>
                       <w:szCs w:val="20"/>
                     </w:rPr>
@@ -3920,15 +5061,13 @@
                       <w:rFonts w:ascii="Times New Roman" w:hAnsi="Times New Roman" w:cs="Times New Roman"/>
                       <w:b/>
                       <w:bCs/>
-                      <w:color w:val="FFFFFF"/>
-                      <w:sz w:val="20"/>
-                      <w:szCs w:val="20"/>
-                    </w:rPr>
-                  </w:pPr>
-                  <w:r>
-                    <w:rPr>
-                      <w:rFonts w:ascii="Times New Roman" w:hAnsi="Times New Roman" w:cs="Times New Roman"/>
-                      <w:color w:val="000000"/>
+                      <w:sz w:val="20"/>
+                      <w:szCs w:val="20"/>
+                    </w:rPr>
+                  </w:pPr>
+                  <w:r>
+                    <w:rPr>
+                      <w:rFonts w:ascii="Times New Roman" w:hAnsi="Times New Roman" w:cs="Times New Roman"/>
                       <w:sz w:val="20"/>
                       <w:szCs w:val="20"/>
                     </w:rPr>
@@ -3951,15 +5090,13 @@
                       <w:rFonts w:ascii="Times New Roman" w:hAnsi="Times New Roman" w:cs="Times New Roman"/>
                       <w:b/>
                       <w:bCs/>
-                      <w:color w:val="FFFFFF"/>
-                      <w:sz w:val="20"/>
-                      <w:szCs w:val="20"/>
-                    </w:rPr>
-                  </w:pPr>
-                  <w:r>
-                    <w:rPr>
-                      <w:rFonts w:ascii="Times New Roman" w:hAnsi="Times New Roman" w:cs="Times New Roman"/>
-                      <w:color w:val="000000"/>
+                      <w:sz w:val="20"/>
+                      <w:szCs w:val="20"/>
+                    </w:rPr>
+                  </w:pPr>
+                  <w:r>
+                    <w:rPr>
+                      <w:rFonts w:ascii="Times New Roman" w:hAnsi="Times New Roman" w:cs="Times New Roman"/>
                       <w:sz w:val="20"/>
                       <w:szCs w:val="20"/>
                     </w:rPr>
@@ -3982,15 +5119,13 @@
                       <w:rFonts w:ascii="Times New Roman" w:hAnsi="Times New Roman" w:cs="Times New Roman"/>
                       <w:b/>
                       <w:bCs/>
-                      <w:color w:val="FFFFFF"/>
-                      <w:sz w:val="20"/>
-                      <w:szCs w:val="20"/>
-                    </w:rPr>
-                  </w:pPr>
-                  <w:r>
-                    <w:rPr>
-                      <w:rFonts w:ascii="Times New Roman" w:hAnsi="Times New Roman" w:cs="Times New Roman"/>
-                      <w:color w:val="000000"/>
+                      <w:sz w:val="20"/>
+                      <w:szCs w:val="20"/>
+                    </w:rPr>
+                  </w:pPr>
+                  <w:r>
+                    <w:rPr>
+                      <w:rFonts w:ascii="Times New Roman" w:hAnsi="Times New Roman" w:cs="Times New Roman"/>
                       <w:sz w:val="20"/>
                       <w:szCs w:val="20"/>
                     </w:rPr>
@@ -4016,15 +5151,13 @@
                     <w:jc w:val="center"/>
                     <w:rPr>
                       <w:rFonts w:ascii="Times New Roman" w:hAnsi="Times New Roman" w:cs="Times New Roman"/>
-                      <w:color w:val="FFFFFF" w:themeColor="background1"/>
-                      <w:sz w:val="20"/>
-                      <w:szCs w:val="20"/>
-                    </w:rPr>
-                  </w:pPr>
-                  <w:r>
-                    <w:rPr>
-                      <w:rFonts w:ascii="Times New Roman" w:hAnsi="Times New Roman" w:cs="Times New Roman"/>
-                      <w:color w:val="000000"/>
+                      <w:sz w:val="20"/>
+                      <w:szCs w:val="20"/>
+                    </w:rPr>
+                  </w:pPr>
+                  <w:r>
+                    <w:rPr>
+                      <w:rFonts w:ascii="Times New Roman" w:hAnsi="Times New Roman" w:cs="Times New Roman"/>
                       <w:sz w:val="20"/>
                       <w:szCs w:val="20"/>
                     </w:rPr>
@@ -4046,15 +5179,13 @@
                       <w:rFonts w:ascii="Times New Roman" w:hAnsi="Times New Roman" w:cs="Times New Roman"/>
                       <w:b/>
                       <w:bCs/>
-                      <w:color w:val="FFFFFF"/>
-                      <w:sz w:val="20"/>
-                      <w:szCs w:val="20"/>
-                    </w:rPr>
-                  </w:pPr>
-                  <w:r>
-                    <w:rPr>
-                      <w:rFonts w:ascii="Times New Roman" w:hAnsi="Times New Roman" w:cs="Times New Roman"/>
-                      <w:color w:val="000000"/>
+                      <w:sz w:val="20"/>
+                      <w:szCs w:val="20"/>
+                    </w:rPr>
+                  </w:pPr>
+                  <w:r>
+                    <w:rPr>
+                      <w:rFonts w:ascii="Times New Roman" w:hAnsi="Times New Roman" w:cs="Times New Roman"/>
                       <w:sz w:val="20"/>
                       <w:szCs w:val="20"/>
                     </w:rPr>
@@ -4076,15 +5207,13 @@
                       <w:rFonts w:ascii="Times New Roman" w:hAnsi="Times New Roman" w:cs="Times New Roman"/>
                       <w:b/>
                       <w:bCs/>
-                      <w:color w:val="FFFFFF"/>
-                      <w:sz w:val="20"/>
-                      <w:szCs w:val="20"/>
-                    </w:rPr>
-                  </w:pPr>
-                  <w:r>
-                    <w:rPr>
-                      <w:rFonts w:ascii="Times New Roman" w:hAnsi="Times New Roman" w:cs="Times New Roman"/>
-                      <w:color w:val="000000"/>
+                      <w:sz w:val="20"/>
+                      <w:szCs w:val="20"/>
+                    </w:rPr>
+                  </w:pPr>
+                  <w:r>
+                    <w:rPr>
+                      <w:rFonts w:ascii="Times New Roman" w:hAnsi="Times New Roman" w:cs="Times New Roman"/>
                       <w:sz w:val="20"/>
                       <w:szCs w:val="20"/>
                     </w:rPr>
@@ -4106,15 +5235,13 @@
                       <w:rFonts w:ascii="Times New Roman" w:hAnsi="Times New Roman" w:cs="Times New Roman"/>
                       <w:b/>
                       <w:bCs/>
-                      <w:color w:val="FFFFFF"/>
-                      <w:sz w:val="20"/>
-                      <w:szCs w:val="20"/>
-                    </w:rPr>
-                  </w:pPr>
-                  <w:r>
-                    <w:rPr>
-                      <w:rFonts w:ascii="Times New Roman" w:hAnsi="Times New Roman" w:cs="Times New Roman"/>
-                      <w:color w:val="000000"/>
+                      <w:sz w:val="20"/>
+                      <w:szCs w:val="20"/>
+                    </w:rPr>
+                  </w:pPr>
+                  <w:r>
+                    <w:rPr>
+                      <w:rFonts w:ascii="Times New Roman" w:hAnsi="Times New Roman" w:cs="Times New Roman"/>
                       <w:sz w:val="20"/>
                       <w:szCs w:val="20"/>
                     </w:rPr>
@@ -4136,15 +5263,13 @@
                       <w:rFonts w:ascii="Times New Roman" w:hAnsi="Times New Roman" w:cs="Times New Roman"/>
                       <w:b/>
                       <w:bCs/>
-                      <w:color w:val="FFFFFF"/>
-                      <w:sz w:val="20"/>
-                      <w:szCs w:val="20"/>
-                    </w:rPr>
-                  </w:pPr>
-                  <w:r>
-                    <w:rPr>
-                      <w:rFonts w:ascii="Times New Roman" w:hAnsi="Times New Roman" w:cs="Times New Roman"/>
-                      <w:color w:val="000000"/>
+                      <w:sz w:val="20"/>
+                      <w:szCs w:val="20"/>
+                    </w:rPr>
+                  </w:pPr>
+                  <w:r>
+                    <w:rPr>
+                      <w:rFonts w:ascii="Times New Roman" w:hAnsi="Times New Roman" w:cs="Times New Roman"/>
                       <w:sz w:val="20"/>
                       <w:szCs w:val="20"/>
                     </w:rPr>
@@ -4171,15 +5296,13 @@
                     <w:jc w:val="center"/>
                     <w:rPr>
                       <w:rFonts w:ascii="Times New Roman" w:hAnsi="Times New Roman" w:cs="Times New Roman"/>
-                      <w:color w:val="FFFFFF" w:themeColor="background1"/>
-                      <w:sz w:val="20"/>
-                      <w:szCs w:val="20"/>
-                    </w:rPr>
-                  </w:pPr>
-                  <w:r>
-                    <w:rPr>
-                      <w:rFonts w:ascii="Times New Roman" w:hAnsi="Times New Roman" w:cs="Times New Roman"/>
-                      <w:color w:val="000000"/>
+                      <w:sz w:val="20"/>
+                      <w:szCs w:val="20"/>
+                    </w:rPr>
+                  </w:pPr>
+                  <w:r>
+                    <w:rPr>
+                      <w:rFonts w:ascii="Times New Roman" w:hAnsi="Times New Roman" w:cs="Times New Roman"/>
                       <w:sz w:val="20"/>
                       <w:szCs w:val="20"/>
                     </w:rPr>
@@ -4202,15 +5325,13 @@
                       <w:rFonts w:ascii="Times New Roman" w:hAnsi="Times New Roman" w:cs="Times New Roman"/>
                       <w:b/>
                       <w:bCs/>
-                      <w:color w:val="FFFFFF"/>
-                      <w:sz w:val="20"/>
-                      <w:szCs w:val="20"/>
-                    </w:rPr>
-                  </w:pPr>
-                  <w:r>
-                    <w:rPr>
-                      <w:rFonts w:ascii="Times New Roman" w:hAnsi="Times New Roman" w:cs="Times New Roman"/>
-                      <w:color w:val="000000"/>
+                      <w:sz w:val="20"/>
+                      <w:szCs w:val="20"/>
+                    </w:rPr>
+                  </w:pPr>
+                  <w:r>
+                    <w:rPr>
+                      <w:rFonts w:ascii="Times New Roman" w:hAnsi="Times New Roman" w:cs="Times New Roman"/>
                       <w:sz w:val="20"/>
                       <w:szCs w:val="20"/>
                     </w:rPr>
@@ -4233,15 +5354,13 @@
                       <w:rFonts w:ascii="Times New Roman" w:hAnsi="Times New Roman" w:cs="Times New Roman"/>
                       <w:b/>
                       <w:bCs/>
-                      <w:color w:val="FFFFFF"/>
-                      <w:sz w:val="20"/>
-                      <w:szCs w:val="20"/>
-                    </w:rPr>
-                  </w:pPr>
-                  <w:r>
-                    <w:rPr>
-                      <w:rFonts w:ascii="Times New Roman" w:hAnsi="Times New Roman" w:cs="Times New Roman"/>
-                      <w:color w:val="000000"/>
+                      <w:sz w:val="20"/>
+                      <w:szCs w:val="20"/>
+                    </w:rPr>
+                  </w:pPr>
+                  <w:r>
+                    <w:rPr>
+                      <w:rFonts w:ascii="Times New Roman" w:hAnsi="Times New Roman" w:cs="Times New Roman"/>
                       <w:sz w:val="20"/>
                       <w:szCs w:val="20"/>
                     </w:rPr>
@@ -4264,15 +5383,13 @@
                       <w:rFonts w:ascii="Times New Roman" w:hAnsi="Times New Roman" w:cs="Times New Roman"/>
                       <w:b/>
                       <w:bCs/>
-                      <w:color w:val="FFFFFF"/>
-                      <w:sz w:val="20"/>
-                      <w:szCs w:val="20"/>
-                    </w:rPr>
-                  </w:pPr>
-                  <w:r>
-                    <w:rPr>
-                      <w:rFonts w:ascii="Times New Roman" w:hAnsi="Times New Roman" w:cs="Times New Roman"/>
-                      <w:color w:val="000000"/>
+                      <w:sz w:val="20"/>
+                      <w:szCs w:val="20"/>
+                    </w:rPr>
+                  </w:pPr>
+                  <w:r>
+                    <w:rPr>
+                      <w:rFonts w:ascii="Times New Roman" w:hAnsi="Times New Roman" w:cs="Times New Roman"/>
                       <w:sz w:val="20"/>
                       <w:szCs w:val="20"/>
                     </w:rPr>
@@ -4295,15 +5412,13 @@
                       <w:rFonts w:ascii="Times New Roman" w:hAnsi="Times New Roman" w:cs="Times New Roman"/>
                       <w:b/>
                       <w:bCs/>
-                      <w:color w:val="FFFFFF"/>
-                      <w:sz w:val="20"/>
-                      <w:szCs w:val="20"/>
-                    </w:rPr>
-                  </w:pPr>
-                  <w:r>
-                    <w:rPr>
-                      <w:rFonts w:ascii="Times New Roman" w:hAnsi="Times New Roman" w:cs="Times New Roman"/>
-                      <w:color w:val="000000"/>
+                      <w:sz w:val="20"/>
+                      <w:szCs w:val="20"/>
+                    </w:rPr>
+                  </w:pPr>
+                  <w:r>
+                    <w:rPr>
+                      <w:rFonts w:ascii="Times New Roman" w:hAnsi="Times New Roman" w:cs="Times New Roman"/>
                       <w:sz w:val="20"/>
                       <w:szCs w:val="20"/>
                     </w:rPr>
@@ -4329,15 +5444,13 @@
                     <w:jc w:val="center"/>
                     <w:rPr>
                       <w:rFonts w:ascii="Times New Roman" w:hAnsi="Times New Roman" w:cs="Times New Roman"/>
-                      <w:color w:val="FFFFFF" w:themeColor="background1"/>
-                      <w:sz w:val="20"/>
-                      <w:szCs w:val="20"/>
-                    </w:rPr>
-                  </w:pPr>
-                  <w:r>
-                    <w:rPr>
-                      <w:rFonts w:ascii="Times New Roman" w:hAnsi="Times New Roman" w:cs="Times New Roman"/>
-                      <w:color w:val="000000"/>
+                      <w:sz w:val="20"/>
+                      <w:szCs w:val="20"/>
+                    </w:rPr>
+                  </w:pPr>
+                  <w:r>
+                    <w:rPr>
+                      <w:rFonts w:ascii="Times New Roman" w:hAnsi="Times New Roman" w:cs="Times New Roman"/>
                       <w:sz w:val="20"/>
                       <w:szCs w:val="20"/>
                     </w:rPr>
@@ -4359,15 +5472,13 @@
                       <w:rFonts w:ascii="Times New Roman" w:hAnsi="Times New Roman" w:cs="Times New Roman"/>
                       <w:b/>
                       <w:bCs/>
-                      <w:color w:val="FFFFFF"/>
-                      <w:sz w:val="20"/>
-                      <w:szCs w:val="20"/>
-                    </w:rPr>
-                  </w:pPr>
-                  <w:r>
-                    <w:rPr>
-                      <w:rFonts w:ascii="Times New Roman" w:hAnsi="Times New Roman" w:cs="Times New Roman"/>
-                      <w:color w:val="000000"/>
+                      <w:sz w:val="20"/>
+                      <w:szCs w:val="20"/>
+                    </w:rPr>
+                  </w:pPr>
+                  <w:r>
+                    <w:rPr>
+                      <w:rFonts w:ascii="Times New Roman" w:hAnsi="Times New Roman" w:cs="Times New Roman"/>
                       <w:sz w:val="20"/>
                       <w:szCs w:val="20"/>
                     </w:rPr>
@@ -4389,15 +5500,13 @@
                       <w:rFonts w:ascii="Times New Roman" w:hAnsi="Times New Roman" w:cs="Times New Roman"/>
                       <w:b/>
                       <w:bCs/>
-                      <w:color w:val="FFFFFF"/>
-                      <w:sz w:val="20"/>
-                      <w:szCs w:val="20"/>
-                    </w:rPr>
-                  </w:pPr>
-                  <w:r>
-                    <w:rPr>
-                      <w:rFonts w:ascii="Times New Roman" w:hAnsi="Times New Roman" w:cs="Times New Roman"/>
-                      <w:color w:val="000000"/>
+                      <w:sz w:val="20"/>
+                      <w:szCs w:val="20"/>
+                    </w:rPr>
+                  </w:pPr>
+                  <w:r>
+                    <w:rPr>
+                      <w:rFonts w:ascii="Times New Roman" w:hAnsi="Times New Roman" w:cs="Times New Roman"/>
                       <w:sz w:val="20"/>
                       <w:szCs w:val="20"/>
                     </w:rPr>
@@ -4419,15 +5528,13 @@
                       <w:rFonts w:ascii="Times New Roman" w:hAnsi="Times New Roman" w:cs="Times New Roman"/>
                       <w:b/>
                       <w:bCs/>
-                      <w:color w:val="FFFFFF"/>
-                      <w:sz w:val="20"/>
-                      <w:szCs w:val="20"/>
-                    </w:rPr>
-                  </w:pPr>
-                  <w:r>
-                    <w:rPr>
-                      <w:rFonts w:ascii="Times New Roman" w:hAnsi="Times New Roman" w:cs="Times New Roman"/>
-                      <w:color w:val="000000"/>
+                      <w:sz w:val="20"/>
+                      <w:szCs w:val="20"/>
+                    </w:rPr>
+                  </w:pPr>
+                  <w:r>
+                    <w:rPr>
+                      <w:rFonts w:ascii="Times New Roman" w:hAnsi="Times New Roman" w:cs="Times New Roman"/>
                       <w:sz w:val="20"/>
                       <w:szCs w:val="20"/>
                     </w:rPr>
@@ -4449,15 +5556,13 @@
                       <w:rFonts w:ascii="Times New Roman" w:hAnsi="Times New Roman" w:cs="Times New Roman"/>
                       <w:b/>
                       <w:bCs/>
-                      <w:color w:val="FFFFFF"/>
-                      <w:sz w:val="20"/>
-                      <w:szCs w:val="20"/>
-                    </w:rPr>
-                  </w:pPr>
-                  <w:r>
-                    <w:rPr>
-                      <w:rFonts w:ascii="Times New Roman" w:hAnsi="Times New Roman" w:cs="Times New Roman"/>
-                      <w:color w:val="000000"/>
+                      <w:sz w:val="20"/>
+                      <w:szCs w:val="20"/>
+                    </w:rPr>
+                  </w:pPr>
+                  <w:r>
+                    <w:rPr>
+                      <w:rFonts w:ascii="Times New Roman" w:hAnsi="Times New Roman" w:cs="Times New Roman"/>
                       <w:sz w:val="20"/>
                       <w:szCs w:val="20"/>
                     </w:rPr>
@@ -4484,15 +5589,13 @@
                     <w:jc w:val="center"/>
                     <w:rPr>
                       <w:rFonts w:ascii="Times New Roman" w:hAnsi="Times New Roman" w:cs="Times New Roman"/>
-                      <w:color w:val="FFFFFF" w:themeColor="background1"/>
-                      <w:sz w:val="20"/>
-                      <w:szCs w:val="20"/>
-                    </w:rPr>
-                  </w:pPr>
-                  <w:r>
-                    <w:rPr>
-                      <w:rFonts w:ascii="Times New Roman" w:hAnsi="Times New Roman" w:cs="Times New Roman"/>
-                      <w:color w:val="000000"/>
+                      <w:sz w:val="20"/>
+                      <w:szCs w:val="20"/>
+                    </w:rPr>
+                  </w:pPr>
+                  <w:r>
+                    <w:rPr>
+                      <w:rFonts w:ascii="Times New Roman" w:hAnsi="Times New Roman" w:cs="Times New Roman"/>
                       <w:sz w:val="20"/>
                       <w:szCs w:val="20"/>
                     </w:rPr>
@@ -4515,15 +5618,13 @@
                       <w:rFonts w:ascii="Times New Roman" w:hAnsi="Times New Roman" w:cs="Times New Roman"/>
                       <w:b/>
                       <w:bCs/>
-                      <w:color w:val="FFFFFF"/>
-                      <w:sz w:val="20"/>
-                      <w:szCs w:val="20"/>
-                    </w:rPr>
-                  </w:pPr>
-                  <w:r>
-                    <w:rPr>
-                      <w:rFonts w:ascii="Times New Roman" w:hAnsi="Times New Roman" w:cs="Times New Roman"/>
-                      <w:color w:val="000000"/>
+                      <w:sz w:val="20"/>
+                      <w:szCs w:val="20"/>
+                    </w:rPr>
+                  </w:pPr>
+                  <w:r>
+                    <w:rPr>
+                      <w:rFonts w:ascii="Times New Roman" w:hAnsi="Times New Roman" w:cs="Times New Roman"/>
                       <w:sz w:val="20"/>
                       <w:szCs w:val="20"/>
                     </w:rPr>
@@ -4546,15 +5647,13 @@
                       <w:rFonts w:ascii="Times New Roman" w:hAnsi="Times New Roman" w:cs="Times New Roman"/>
                       <w:b/>
                       <w:bCs/>
-                      <w:color w:val="FFFFFF"/>
-                      <w:sz w:val="20"/>
-                      <w:szCs w:val="20"/>
-                    </w:rPr>
-                  </w:pPr>
-                  <w:r>
-                    <w:rPr>
-                      <w:rFonts w:ascii="Times New Roman" w:hAnsi="Times New Roman" w:cs="Times New Roman"/>
-                      <w:color w:val="000000"/>
+                      <w:sz w:val="20"/>
+                      <w:szCs w:val="20"/>
+                    </w:rPr>
+                  </w:pPr>
+                  <w:r>
+                    <w:rPr>
+                      <w:rFonts w:ascii="Times New Roman" w:hAnsi="Times New Roman" w:cs="Times New Roman"/>
                       <w:sz w:val="20"/>
                       <w:szCs w:val="20"/>
                     </w:rPr>
@@ -4577,15 +5676,13 @@
                       <w:rFonts w:ascii="Times New Roman" w:hAnsi="Times New Roman" w:cs="Times New Roman"/>
                       <w:b/>
                       <w:bCs/>
-                      <w:color w:val="FFFFFF"/>
-                      <w:sz w:val="20"/>
-                      <w:szCs w:val="20"/>
-                    </w:rPr>
-                  </w:pPr>
-                  <w:r>
-                    <w:rPr>
-                      <w:rFonts w:ascii="Times New Roman" w:hAnsi="Times New Roman" w:cs="Times New Roman"/>
-                      <w:color w:val="000000"/>
+                      <w:sz w:val="20"/>
+                      <w:szCs w:val="20"/>
+                    </w:rPr>
+                  </w:pPr>
+                  <w:r>
+                    <w:rPr>
+                      <w:rFonts w:ascii="Times New Roman" w:hAnsi="Times New Roman" w:cs="Times New Roman"/>
                       <w:sz w:val="20"/>
                       <w:szCs w:val="20"/>
                     </w:rPr>
@@ -4608,15 +5705,13 @@
                       <w:rFonts w:ascii="Times New Roman" w:hAnsi="Times New Roman" w:cs="Times New Roman"/>
                       <w:b/>
                       <w:bCs/>
-                      <w:color w:val="FFFFFF"/>
-                      <w:sz w:val="20"/>
-                      <w:szCs w:val="20"/>
-                    </w:rPr>
-                  </w:pPr>
-                  <w:r>
-                    <w:rPr>
-                      <w:rFonts w:ascii="Times New Roman" w:hAnsi="Times New Roman" w:cs="Times New Roman"/>
-                      <w:color w:val="000000"/>
+                      <w:sz w:val="20"/>
+                      <w:szCs w:val="20"/>
+                    </w:rPr>
+                  </w:pPr>
+                  <w:r>
+                    <w:rPr>
+                      <w:rFonts w:ascii="Times New Roman" w:hAnsi="Times New Roman" w:cs="Times New Roman"/>
                       <w:sz w:val="20"/>
                       <w:szCs w:val="20"/>
                     </w:rPr>
@@ -4642,15 +5737,13 @@
                     <w:jc w:val="center"/>
                     <w:rPr>
                       <w:rFonts w:ascii="Times New Roman" w:hAnsi="Times New Roman" w:cs="Times New Roman"/>
-                      <w:color w:val="FFFFFF" w:themeColor="background1"/>
-                      <w:sz w:val="20"/>
-                      <w:szCs w:val="20"/>
-                    </w:rPr>
-                  </w:pPr>
-                  <w:r>
-                    <w:rPr>
-                      <w:rFonts w:ascii="Times New Roman" w:hAnsi="Times New Roman" w:cs="Times New Roman"/>
-                      <w:color w:val="000000"/>
+                      <w:sz w:val="20"/>
+                      <w:szCs w:val="20"/>
+                    </w:rPr>
+                  </w:pPr>
+                  <w:r>
+                    <w:rPr>
+                      <w:rFonts w:ascii="Times New Roman" w:hAnsi="Times New Roman" w:cs="Times New Roman"/>
                       <w:sz w:val="20"/>
                       <w:szCs w:val="20"/>
                     </w:rPr>
@@ -4672,15 +5765,13 @@
                       <w:rFonts w:ascii="Times New Roman" w:hAnsi="Times New Roman" w:cs="Times New Roman"/>
                       <w:b/>
                       <w:bCs/>
-                      <w:color w:val="FFFFFF"/>
-                      <w:sz w:val="20"/>
-                      <w:szCs w:val="20"/>
-                    </w:rPr>
-                  </w:pPr>
-                  <w:r>
-                    <w:rPr>
-                      <w:rFonts w:ascii="Times New Roman" w:hAnsi="Times New Roman" w:cs="Times New Roman"/>
-                      <w:color w:val="000000"/>
+                      <w:sz w:val="20"/>
+                      <w:szCs w:val="20"/>
+                    </w:rPr>
+                  </w:pPr>
+                  <w:r>
+                    <w:rPr>
+                      <w:rFonts w:ascii="Times New Roman" w:hAnsi="Times New Roman" w:cs="Times New Roman"/>
                       <w:sz w:val="20"/>
                       <w:szCs w:val="20"/>
                     </w:rPr>
@@ -4702,15 +5793,13 @@
                       <w:rFonts w:ascii="Times New Roman" w:hAnsi="Times New Roman" w:cs="Times New Roman"/>
                       <w:b/>
                       <w:bCs/>
-                      <w:color w:val="FFFFFF"/>
-                      <w:sz w:val="20"/>
-                      <w:szCs w:val="20"/>
-                    </w:rPr>
-                  </w:pPr>
-                  <w:r>
-                    <w:rPr>
-                      <w:rFonts w:ascii="Times New Roman" w:hAnsi="Times New Roman" w:cs="Times New Roman"/>
-                      <w:color w:val="000000"/>
+                      <w:sz w:val="20"/>
+                      <w:szCs w:val="20"/>
+                    </w:rPr>
+                  </w:pPr>
+                  <w:r>
+                    <w:rPr>
+                      <w:rFonts w:ascii="Times New Roman" w:hAnsi="Times New Roman" w:cs="Times New Roman"/>
                       <w:sz w:val="20"/>
                       <w:szCs w:val="20"/>
                     </w:rPr>
@@ -4732,15 +5821,13 @@
                       <w:rFonts w:ascii="Times New Roman" w:hAnsi="Times New Roman" w:cs="Times New Roman"/>
                       <w:b/>
                       <w:bCs/>
-                      <w:color w:val="FFFFFF"/>
-                      <w:sz w:val="20"/>
-                      <w:szCs w:val="20"/>
-                    </w:rPr>
-                  </w:pPr>
-                  <w:r>
-                    <w:rPr>
-                      <w:rFonts w:ascii="Times New Roman" w:hAnsi="Times New Roman" w:cs="Times New Roman"/>
-                      <w:color w:val="000000"/>
+                      <w:sz w:val="20"/>
+                      <w:szCs w:val="20"/>
+                    </w:rPr>
+                  </w:pPr>
+                  <w:r>
+                    <w:rPr>
+                      <w:rFonts w:ascii="Times New Roman" w:hAnsi="Times New Roman" w:cs="Times New Roman"/>
                       <w:sz w:val="20"/>
                       <w:szCs w:val="20"/>
                     </w:rPr>
@@ -4762,15 +5849,13 @@
                       <w:rFonts w:ascii="Times New Roman" w:hAnsi="Times New Roman" w:cs="Times New Roman"/>
                       <w:b/>
                       <w:bCs/>
-                      <w:color w:val="FFFFFF"/>
-                      <w:sz w:val="20"/>
-                      <w:szCs w:val="20"/>
-                    </w:rPr>
-                  </w:pPr>
-                  <w:r>
-                    <w:rPr>
-                      <w:rFonts w:ascii="Times New Roman" w:hAnsi="Times New Roman" w:cs="Times New Roman"/>
-                      <w:color w:val="000000"/>
+                      <w:sz w:val="20"/>
+                      <w:szCs w:val="20"/>
+                    </w:rPr>
+                  </w:pPr>
+                  <w:r>
+                    <w:rPr>
+                      <w:rFonts w:ascii="Times New Roman" w:hAnsi="Times New Roman" w:cs="Times New Roman"/>
                       <w:sz w:val="20"/>
                       <w:szCs w:val="20"/>
                     </w:rPr>
@@ -4797,15 +5882,13 @@
                     <w:jc w:val="center"/>
                     <w:rPr>
                       <w:rFonts w:ascii="Times New Roman" w:hAnsi="Times New Roman" w:cs="Times New Roman"/>
-                      <w:color w:val="FFFFFF" w:themeColor="background1"/>
-                      <w:sz w:val="20"/>
-                      <w:szCs w:val="20"/>
-                    </w:rPr>
-                  </w:pPr>
-                  <w:r>
-                    <w:rPr>
-                      <w:rFonts w:ascii="Times New Roman" w:hAnsi="Times New Roman" w:cs="Times New Roman"/>
-                      <w:color w:val="000000"/>
+                      <w:sz w:val="20"/>
+                      <w:szCs w:val="20"/>
+                    </w:rPr>
+                  </w:pPr>
+                  <w:r>
+                    <w:rPr>
+                      <w:rFonts w:ascii="Times New Roman" w:hAnsi="Times New Roman" w:cs="Times New Roman"/>
                       <w:sz w:val="20"/>
                       <w:szCs w:val="20"/>
                     </w:rPr>
@@ -4828,15 +5911,13 @@
                       <w:rFonts w:ascii="Times New Roman" w:hAnsi="Times New Roman" w:cs="Times New Roman"/>
                       <w:b/>
                       <w:bCs/>
-                      <w:color w:val="FFFFFF"/>
-                      <w:sz w:val="20"/>
-                      <w:szCs w:val="20"/>
-                    </w:rPr>
-                  </w:pPr>
-                  <w:r>
-                    <w:rPr>
-                      <w:rFonts w:ascii="Times New Roman" w:hAnsi="Times New Roman" w:cs="Times New Roman"/>
-                      <w:color w:val="000000"/>
+                      <w:sz w:val="20"/>
+                      <w:szCs w:val="20"/>
+                    </w:rPr>
+                  </w:pPr>
+                  <w:r>
+                    <w:rPr>
+                      <w:rFonts w:ascii="Times New Roman" w:hAnsi="Times New Roman" w:cs="Times New Roman"/>
                       <w:sz w:val="20"/>
                       <w:szCs w:val="20"/>
                     </w:rPr>
@@ -4859,15 +5940,13 @@
                       <w:rFonts w:ascii="Times New Roman" w:hAnsi="Times New Roman" w:cs="Times New Roman"/>
                       <w:b/>
                       <w:bCs/>
-                      <w:color w:val="FFFFFF"/>
-                      <w:sz w:val="20"/>
-                      <w:szCs w:val="20"/>
-                    </w:rPr>
-                  </w:pPr>
-                  <w:r>
-                    <w:rPr>
-                      <w:rFonts w:ascii="Times New Roman" w:hAnsi="Times New Roman" w:cs="Times New Roman"/>
-                      <w:color w:val="000000"/>
+                      <w:sz w:val="20"/>
+                      <w:szCs w:val="20"/>
+                    </w:rPr>
+                  </w:pPr>
+                  <w:r>
+                    <w:rPr>
+                      <w:rFonts w:ascii="Times New Roman" w:hAnsi="Times New Roman" w:cs="Times New Roman"/>
                       <w:sz w:val="20"/>
                       <w:szCs w:val="20"/>
                     </w:rPr>
@@ -4890,15 +5969,13 @@
                       <w:rFonts w:ascii="Times New Roman" w:hAnsi="Times New Roman" w:cs="Times New Roman"/>
                       <w:b/>
                       <w:bCs/>
-                      <w:color w:val="FFFFFF"/>
-                      <w:sz w:val="20"/>
-                      <w:szCs w:val="20"/>
-                    </w:rPr>
-                  </w:pPr>
-                  <w:r>
-                    <w:rPr>
-                      <w:rFonts w:ascii="Times New Roman" w:hAnsi="Times New Roman" w:cs="Times New Roman"/>
-                      <w:color w:val="000000"/>
+                      <w:sz w:val="20"/>
+                      <w:szCs w:val="20"/>
+                    </w:rPr>
+                  </w:pPr>
+                  <w:r>
+                    <w:rPr>
+                      <w:rFonts w:ascii="Times New Roman" w:hAnsi="Times New Roman" w:cs="Times New Roman"/>
                       <w:sz w:val="20"/>
                       <w:szCs w:val="20"/>
                     </w:rPr>
@@ -4921,15 +5998,13 @@
                       <w:rFonts w:ascii="Times New Roman" w:hAnsi="Times New Roman" w:cs="Times New Roman"/>
                       <w:b/>
                       <w:bCs/>
-                      <w:color w:val="FFFFFF"/>
-                      <w:sz w:val="20"/>
-                      <w:szCs w:val="20"/>
-                    </w:rPr>
-                  </w:pPr>
-                  <w:r>
-                    <w:rPr>
-                      <w:rFonts w:ascii="Times New Roman" w:hAnsi="Times New Roman" w:cs="Times New Roman"/>
-                      <w:color w:val="000000"/>
+                      <w:sz w:val="20"/>
+                      <w:szCs w:val="20"/>
+                    </w:rPr>
+                  </w:pPr>
+                  <w:r>
+                    <w:rPr>
+                      <w:rFonts w:ascii="Times New Roman" w:hAnsi="Times New Roman" w:cs="Times New Roman"/>
                       <w:sz w:val="20"/>
                       <w:szCs w:val="20"/>
                     </w:rPr>
@@ -4955,15 +6030,13 @@
                     <w:jc w:val="center"/>
                     <w:rPr>
                       <w:rFonts w:ascii="Times New Roman" w:hAnsi="Times New Roman" w:cs="Times New Roman"/>
-                      <w:color w:val="FFFFFF" w:themeColor="background1"/>
-                      <w:sz w:val="20"/>
-                      <w:szCs w:val="20"/>
-                    </w:rPr>
-                  </w:pPr>
-                  <w:r>
-                    <w:rPr>
-                      <w:rFonts w:ascii="Times New Roman" w:hAnsi="Times New Roman" w:cs="Times New Roman"/>
-                      <w:color w:val="000000"/>
+                      <w:sz w:val="20"/>
+                      <w:szCs w:val="20"/>
+                    </w:rPr>
+                  </w:pPr>
+                  <w:r>
+                    <w:rPr>
+                      <w:rFonts w:ascii="Times New Roman" w:hAnsi="Times New Roman" w:cs="Times New Roman"/>
                       <w:sz w:val="20"/>
                       <w:szCs w:val="20"/>
                     </w:rPr>
@@ -4985,15 +6058,13 @@
                       <w:rFonts w:ascii="Times New Roman" w:hAnsi="Times New Roman" w:cs="Times New Roman"/>
                       <w:b/>
                       <w:bCs/>
-                      <w:color w:val="FFFFFF"/>
-                      <w:sz w:val="20"/>
-                      <w:szCs w:val="20"/>
-                    </w:rPr>
-                  </w:pPr>
-                  <w:r>
-                    <w:rPr>
-                      <w:rFonts w:ascii="Times New Roman" w:hAnsi="Times New Roman" w:cs="Times New Roman"/>
-                      <w:color w:val="000000"/>
+                      <w:sz w:val="20"/>
+                      <w:szCs w:val="20"/>
+                    </w:rPr>
+                  </w:pPr>
+                  <w:r>
+                    <w:rPr>
+                      <w:rFonts w:ascii="Times New Roman" w:hAnsi="Times New Roman" w:cs="Times New Roman"/>
                       <w:sz w:val="20"/>
                       <w:szCs w:val="20"/>
                     </w:rPr>
@@ -5015,15 +6086,13 @@
                       <w:rFonts w:ascii="Times New Roman" w:hAnsi="Times New Roman" w:cs="Times New Roman"/>
                       <w:b/>
                       <w:bCs/>
-                      <w:color w:val="FFFFFF"/>
-                      <w:sz w:val="20"/>
-                      <w:szCs w:val="20"/>
-                    </w:rPr>
-                  </w:pPr>
-                  <w:r>
-                    <w:rPr>
-                      <w:rFonts w:ascii="Times New Roman" w:hAnsi="Times New Roman" w:cs="Times New Roman"/>
-                      <w:color w:val="000000"/>
+                      <w:sz w:val="20"/>
+                      <w:szCs w:val="20"/>
+                    </w:rPr>
+                  </w:pPr>
+                  <w:r>
+                    <w:rPr>
+                      <w:rFonts w:ascii="Times New Roman" w:hAnsi="Times New Roman" w:cs="Times New Roman"/>
                       <w:sz w:val="20"/>
                       <w:szCs w:val="20"/>
                     </w:rPr>
@@ -5045,15 +6114,13 @@
                       <w:rFonts w:ascii="Times New Roman" w:hAnsi="Times New Roman" w:cs="Times New Roman"/>
                       <w:b/>
                       <w:bCs/>
-                      <w:color w:val="FFFFFF"/>
-                      <w:sz w:val="20"/>
-                      <w:szCs w:val="20"/>
-                    </w:rPr>
-                  </w:pPr>
-                  <w:r>
-                    <w:rPr>
-                      <w:rFonts w:ascii="Times New Roman" w:hAnsi="Times New Roman" w:cs="Times New Roman"/>
-                      <w:color w:val="000000"/>
+                      <w:sz w:val="20"/>
+                      <w:szCs w:val="20"/>
+                    </w:rPr>
+                  </w:pPr>
+                  <w:r>
+                    <w:rPr>
+                      <w:rFonts w:ascii="Times New Roman" w:hAnsi="Times New Roman" w:cs="Times New Roman"/>
                       <w:sz w:val="20"/>
                       <w:szCs w:val="20"/>
                     </w:rPr>
@@ -5075,15 +6142,13 @@
                       <w:rFonts w:ascii="Times New Roman" w:hAnsi="Times New Roman" w:cs="Times New Roman"/>
                       <w:b/>
                       <w:bCs/>
-                      <w:color w:val="FFFFFF"/>
-                      <w:sz w:val="20"/>
-                      <w:szCs w:val="20"/>
-                    </w:rPr>
-                  </w:pPr>
-                  <w:r>
-                    <w:rPr>
-                      <w:rFonts w:ascii="Times New Roman" w:hAnsi="Times New Roman" w:cs="Times New Roman"/>
-                      <w:color w:val="000000"/>
+                      <w:sz w:val="20"/>
+                      <w:szCs w:val="20"/>
+                    </w:rPr>
+                  </w:pPr>
+                  <w:r>
+                    <w:rPr>
+                      <w:rFonts w:ascii="Times New Roman" w:hAnsi="Times New Roman" w:cs="Times New Roman"/>
                       <w:sz w:val="20"/>
                       <w:szCs w:val="20"/>
                     </w:rPr>
@@ -5110,15 +6175,13 @@
                     <w:jc w:val="center"/>
                     <w:rPr>
                       <w:rFonts w:ascii="Times New Roman" w:hAnsi="Times New Roman" w:cs="Times New Roman"/>
-                      <w:color w:val="FFFFFF" w:themeColor="background1"/>
-                      <w:sz w:val="20"/>
-                      <w:szCs w:val="20"/>
-                    </w:rPr>
-                  </w:pPr>
-                  <w:r>
-                    <w:rPr>
-                      <w:rFonts w:ascii="Times New Roman" w:hAnsi="Times New Roman" w:cs="Times New Roman"/>
-                      <w:color w:val="000000"/>
+                      <w:sz w:val="20"/>
+                      <w:szCs w:val="20"/>
+                    </w:rPr>
+                  </w:pPr>
+                  <w:r>
+                    <w:rPr>
+                      <w:rFonts w:ascii="Times New Roman" w:hAnsi="Times New Roman" w:cs="Times New Roman"/>
                       <w:sz w:val="20"/>
                       <w:szCs w:val="20"/>
                     </w:rPr>
@@ -5141,15 +6204,13 @@
                       <w:rFonts w:ascii="Times New Roman" w:hAnsi="Times New Roman" w:cs="Times New Roman"/>
                       <w:b/>
                       <w:bCs/>
-                      <w:color w:val="FFFFFF"/>
-                      <w:sz w:val="20"/>
-                      <w:szCs w:val="20"/>
-                    </w:rPr>
-                  </w:pPr>
-                  <w:r>
-                    <w:rPr>
-                      <w:rFonts w:ascii="Times New Roman" w:hAnsi="Times New Roman" w:cs="Times New Roman"/>
-                      <w:color w:val="000000"/>
+                      <w:sz w:val="20"/>
+                      <w:szCs w:val="20"/>
+                    </w:rPr>
+                  </w:pPr>
+                  <w:r>
+                    <w:rPr>
+                      <w:rFonts w:ascii="Times New Roman" w:hAnsi="Times New Roman" w:cs="Times New Roman"/>
                       <w:sz w:val="20"/>
                       <w:szCs w:val="20"/>
                     </w:rPr>
@@ -5172,15 +6233,13 @@
                       <w:rFonts w:ascii="Times New Roman" w:hAnsi="Times New Roman" w:cs="Times New Roman"/>
                       <w:b/>
                       <w:bCs/>
-                      <w:color w:val="FFFFFF"/>
-                      <w:sz w:val="20"/>
-                      <w:szCs w:val="20"/>
-                    </w:rPr>
-                  </w:pPr>
-                  <w:r>
-                    <w:rPr>
-                      <w:rFonts w:ascii="Times New Roman" w:hAnsi="Times New Roman" w:cs="Times New Roman"/>
-                      <w:color w:val="000000"/>
+                      <w:sz w:val="20"/>
+                      <w:szCs w:val="20"/>
+                    </w:rPr>
+                  </w:pPr>
+                  <w:r>
+                    <w:rPr>
+                      <w:rFonts w:ascii="Times New Roman" w:hAnsi="Times New Roman" w:cs="Times New Roman"/>
                       <w:sz w:val="20"/>
                       <w:szCs w:val="20"/>
                     </w:rPr>
@@ -5203,15 +6262,13 @@
                       <w:rFonts w:ascii="Times New Roman" w:hAnsi="Times New Roman" w:cs="Times New Roman"/>
                       <w:b/>
                       <w:bCs/>
-                      <w:color w:val="FFFFFF"/>
-                      <w:sz w:val="20"/>
-                      <w:szCs w:val="20"/>
-                    </w:rPr>
-                  </w:pPr>
-                  <w:r>
-                    <w:rPr>
-                      <w:rFonts w:ascii="Times New Roman" w:hAnsi="Times New Roman" w:cs="Times New Roman"/>
-                      <w:color w:val="000000"/>
+                      <w:sz w:val="20"/>
+                      <w:szCs w:val="20"/>
+                    </w:rPr>
+                  </w:pPr>
+                  <w:r>
+                    <w:rPr>
+                      <w:rFonts w:ascii="Times New Roman" w:hAnsi="Times New Roman" w:cs="Times New Roman"/>
                       <w:sz w:val="20"/>
                       <w:szCs w:val="20"/>
                     </w:rPr>
@@ -5234,15 +6291,13 @@
                       <w:rFonts w:ascii="Times New Roman" w:hAnsi="Times New Roman" w:cs="Times New Roman"/>
                       <w:b/>
                       <w:bCs/>
-                      <w:color w:val="FFFFFF"/>
-                      <w:sz w:val="20"/>
-                      <w:szCs w:val="20"/>
-                    </w:rPr>
-                  </w:pPr>
-                  <w:r>
-                    <w:rPr>
-                      <w:rFonts w:ascii="Times New Roman" w:hAnsi="Times New Roman" w:cs="Times New Roman"/>
-                      <w:color w:val="000000"/>
+                      <w:sz w:val="20"/>
+                      <w:szCs w:val="20"/>
+                    </w:rPr>
+                  </w:pPr>
+                  <w:r>
+                    <w:rPr>
+                      <w:rFonts w:ascii="Times New Roman" w:hAnsi="Times New Roman" w:cs="Times New Roman"/>
                       <w:sz w:val="20"/>
                       <w:szCs w:val="20"/>
                     </w:rPr>
@@ -5267,7 +6322,7 @@
               <mc:AlternateContent>
                 <mc:Choice Requires="wps">
                   <w:drawing>
-                    <wp:anchor distT="0" distB="0" distL="114300" distR="114300" simplePos="0" relativeHeight="251734016" behindDoc="0" locked="0" layoutInCell="1" allowOverlap="1" wp14:anchorId="189AB710" wp14:editId="22480C6A">
+                    <wp:anchor distT="0" distB="0" distL="114300" distR="114300" simplePos="0" relativeHeight="251732992" behindDoc="0" locked="0" layoutInCell="1" allowOverlap="1" wp14:anchorId="189AB710" wp14:editId="290AD2EB">
                       <wp:simplePos x="0" y="0"/>
                       <wp:positionH relativeFrom="column">
                         <wp:posOffset>2404745</wp:posOffset>
@@ -5358,7 +6413,7 @@
                 </mc:Choice>
                 <mc:Fallback>
                   <w:pict>
-                    <v:roundrect w14:anchorId="189AB710" id="Rectangle: Rounded Corners 27" o:spid="_x0000_s1035" style="position:absolute;left:0;text-align:left;margin-left:189.35pt;margin-top:4.9pt;width:86.25pt;height:19.5pt;z-index:251734016;visibility:visible;mso-wrap-style:square;mso-width-percent:0;mso-height-percent:0;mso-wrap-distance-left:9pt;mso-wrap-distance-top:0;mso-wrap-distance-right:9pt;mso-wrap-distance-bottom:0;mso-position-horizontal:absolute;mso-position-horizontal-relative:text;mso-position-vertical:absolute;mso-position-vertical-relative:text;mso-width-percent:0;mso-height-percent:0;mso-width-relative:margin;mso-height-relative:margin;v-text-anchor:middle" arcsize="10923f" o:gfxdata="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" fillcolor="#5b9bd5 [3208]" stroked="f" strokeweight="1pt">
+                    <v:roundrect w14:anchorId="189AB710" id="Rectangle: Rounded Corners 27" o:spid="_x0000_s1042" style="position:absolute;left:0;text-align:left;margin-left:189.35pt;margin-top:4.9pt;width:86.25pt;height:19.5pt;z-index:251732992;visibility:visible;mso-wrap-style:square;mso-width-percent:0;mso-height-percent:0;mso-wrap-distance-left:9pt;mso-wrap-distance-top:0;mso-wrap-distance-right:9pt;mso-wrap-distance-bottom:0;mso-position-horizontal:absolute;mso-position-horizontal-relative:text;mso-position-vertical:absolute;mso-position-vertical-relative:text;mso-width-percent:0;mso-height-percent:0;mso-width-relative:margin;mso-height-relative:margin;v-text-anchor:middle" arcsize="10923f" o:gfxdata="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" fillcolor="#5b9bd5 [3208]" stroked="f" strokeweight="1pt">
                       <v:stroke joinstyle="miter"/>
                       <v:textbox>
                         <w:txbxContent>
@@ -5401,8 +6456,8 @@
         <w:tc>
           <w:tcPr>
             <w:tcW w:w="9452" w:type="dxa"/>
-            <w:gridSpan w:val="4"/>
-            <w:shd w:val="clear" w:color="auto" w:fill="9AE8E8"/>
+            <w:gridSpan w:val="6"/>
+            <w:shd w:val="clear" w:color="auto" w:fill="81D6F0"/>
             <w:vAlign w:val="center"/>
           </w:tcPr>
           <w:p>
@@ -5488,27 +6543,7 @@
                 <w:sz w:val="24"/>
                 <w:szCs w:val="24"/>
               </w:rPr>
-              <w:t xml:space="preserve">SISTEM </w:t>
-            </w:r>
-            <w:r>
-              <w:rPr>
-                <w:rFonts w:ascii="Times New Roman" w:hAnsi="Times New Roman" w:cs="Times New Roman"/>
-                <w:b/>
-                <w:bCs/>
-                <w:sz w:val="24"/>
-                <w:szCs w:val="24"/>
-              </w:rPr>
-              <w:t>PENGUNDIAN</w:t>
-            </w:r>
-            <w:r>
-              <w:rPr>
-                <w:rFonts w:ascii="Times New Roman" w:hAnsi="Times New Roman" w:cs="Times New Roman"/>
-                <w:b/>
-                <w:bCs/>
-                <w:sz w:val="24"/>
-                <w:szCs w:val="24"/>
-              </w:rPr>
-              <w:t xml:space="preserve"> PERMAINAN KEGEMARAN REMAJA</w:t>
+              <w:t>SISTEM PENGUNDIAN PERMAINAN KEGEMARAN REMAJA</w:t>
             </w:r>
           </w:p>
         </w:tc>
@@ -5719,7 +6754,7 @@
                     <mc:AlternateContent>
                       <mc:Choice Requires="wps">
                         <w:drawing>
-                          <wp:anchor distT="45720" distB="45720" distL="114300" distR="114300" simplePos="0" relativeHeight="251744256" behindDoc="0" locked="0" layoutInCell="1" allowOverlap="1" wp14:anchorId="6E5AB7F4" wp14:editId="6130A736">
+                          <wp:anchor distT="45720" distB="45720" distL="114300" distR="114300" simplePos="0" relativeHeight="251743232" behindDoc="0" locked="0" layoutInCell="1" allowOverlap="1" wp14:anchorId="6E5AB7F4" wp14:editId="60B6C715">
                             <wp:simplePos x="0" y="0"/>
                             <wp:positionH relativeFrom="column">
                               <wp:posOffset>325755</wp:posOffset>
@@ -5799,7 +6834,7 @@
                       </mc:Choice>
                       <mc:Fallback>
                         <w:pict>
-                          <v:shape w14:anchorId="6E5AB7F4" id="_x0000_s1036" type="#_x0000_t202" style="position:absolute;left:0;text-align:left;margin-left:25.65pt;margin-top:2.3pt;width:312pt;height:19.5pt;z-index:251744256;visibility:visible;mso-wrap-style:square;mso-width-percent:0;mso-height-percent:0;mso-wrap-distance-left:9pt;mso-wrap-distance-top:3.6pt;mso-wrap-distance-right:9pt;mso-wrap-distance-bottom:3.6pt;mso-position-horizontal:absolute;mso-position-horizontal-relative:text;mso-position-vertical:absolute;mso-position-vertical-relative:text;mso-width-percent:0;mso-height-percent:0;mso-width-relative:margin;mso-height-relative:margin;v-text-anchor:top" o:gfxdata="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" fillcolor="#8eaadb [1940]" stroked="f">
+                          <v:shape w14:anchorId="6E5AB7F4" id="_x0000_s1043" type="#_x0000_t202" style="position:absolute;left:0;text-align:left;margin-left:25.65pt;margin-top:2.3pt;width:312pt;height:19.5pt;z-index:251743232;visibility:visible;mso-wrap-style:square;mso-width-percent:0;mso-height-percent:0;mso-wrap-distance-left:9pt;mso-wrap-distance-top:3.6pt;mso-wrap-distance-right:9pt;mso-wrap-distance-bottom:3.6pt;mso-position-horizontal:absolute;mso-position-horizontal-relative:text;mso-position-vertical:absolute;mso-position-vertical-relative:text;mso-width-percent:0;mso-height-percent:0;mso-width-relative:margin;mso-height-relative:margin;v-text-anchor:top" o:gfxdata="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" fillcolor="#8eaadb [1940]" stroked="f">
                             <v:textbox>
                               <w:txbxContent>
                                 <w:p>
@@ -5911,7 +6946,7 @@
                           <mc:AlternateContent>
                             <mc:Choice Requires="wps">
                               <w:drawing>
-                                <wp:anchor distT="0" distB="0" distL="114300" distR="114300" simplePos="0" relativeHeight="251745280" behindDoc="0" locked="0" layoutInCell="1" allowOverlap="1" wp14:anchorId="7CB2A85B" wp14:editId="387B1C21">
+                                <wp:anchor distT="0" distB="0" distL="114300" distR="114300" simplePos="0" relativeHeight="251744256" behindDoc="0" locked="0" layoutInCell="1" allowOverlap="1" wp14:anchorId="7CB2A85B" wp14:editId="5F005E2C">
                                   <wp:simplePos x="0" y="0"/>
                                   <wp:positionH relativeFrom="column">
                                     <wp:posOffset>292100</wp:posOffset>
@@ -5984,7 +7019,7 @@
                             </mc:Choice>
                             <mc:Fallback>
                               <w:pict>
-                                <v:rect w14:anchorId="7CB2A85B" id="_x0000_s1037" style="position:absolute;left:0;text-align:left;margin-left:23pt;margin-top:13.1pt;width:96.75pt;height:20.25pt;z-index:251745280;visibility:visible;mso-wrap-style:square;mso-wrap-distance-left:9pt;mso-wrap-distance-top:0;mso-wrap-distance-right:9pt;mso-wrap-distance-bottom:0;mso-position-horizontal:absolute;mso-position-horizontal-relative:text;mso-position-vertical:absolute;mso-position-vertical-relative:text;v-text-anchor:middle" o:gfxdata="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" fillcolor="white [3201]" strokecolor="black [3200]" strokeweight="1pt">
+                                <v:rect w14:anchorId="7CB2A85B" id="_x0000_s1044" style="position:absolute;left:0;text-align:left;margin-left:23pt;margin-top:13.1pt;width:96.75pt;height:20.25pt;z-index:251744256;visibility:visible;mso-wrap-style:square;mso-wrap-distance-left:9pt;mso-wrap-distance-top:0;mso-wrap-distance-right:9pt;mso-wrap-distance-bottom:0;mso-position-horizontal:absolute;mso-position-horizontal-relative:text;mso-position-vertical:absolute;mso-position-vertical-relative:text;v-text-anchor:middle" o:gfxdata="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" fillcolor="white [3201]" strokecolor="black [3200]" strokeweight="1pt">
                                   <v:textbox>
                                     <w:txbxContent>
                                       <w:p>
@@ -6091,7 +7126,6 @@
                         <w:r>
                           <w:rPr>
                             <w:rFonts w:ascii="Times New Roman" w:hAnsi="Times New Roman" w:cs="Times New Roman"/>
-                            <w:color w:val="EE0000"/>
                           </w:rPr>
                           <w:t xml:space="preserve">           </w:t>
                         </w:r>
@@ -6099,7 +7133,6 @@
                         <w:r>
                           <w:rPr>
                             <w:rFonts w:ascii="Times New Roman" w:hAnsi="Times New Roman" w:cs="Times New Roman"/>
-                            <w:color w:val="EE0000"/>
                           </w:rPr>
                           <w:t>Undian</w:t>
                         </w:r>
@@ -6156,7 +7189,7 @@
                           <mc:AlternateContent>
                             <mc:Choice Requires="wps">
                               <w:drawing>
-                                <wp:anchor distT="0" distB="0" distL="114300" distR="114300" simplePos="0" relativeHeight="251746304" behindDoc="0" locked="0" layoutInCell="1" allowOverlap="1" wp14:anchorId="00A448E0" wp14:editId="4CAEDD4D">
+                                <wp:anchor distT="0" distB="0" distL="114300" distR="114300" simplePos="0" relativeHeight="251745280" behindDoc="0" locked="0" layoutInCell="1" allowOverlap="1" wp14:anchorId="00A448E0" wp14:editId="2C29AD41">
                                   <wp:simplePos x="0" y="0"/>
                                   <wp:positionH relativeFrom="column">
                                     <wp:posOffset>274320</wp:posOffset>
@@ -6228,7 +7261,7 @@
                             </mc:Choice>
                             <mc:Fallback>
                               <w:pict>
-                                <v:rect w14:anchorId="00A448E0" id="_x0000_s1038" style="position:absolute;left:0;text-align:left;margin-left:21.6pt;margin-top:11.6pt;width:96.75pt;height:20.25pt;z-index:251746304;visibility:visible;mso-wrap-style:square;mso-wrap-distance-left:9pt;mso-wrap-distance-top:0;mso-wrap-distance-right:9pt;mso-wrap-distance-bottom:0;mso-position-horizontal:absolute;mso-position-horizontal-relative:text;mso-position-vertical:absolute;mso-position-vertical-relative:text;v-text-anchor:middle" o:gfxdata="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" fillcolor="white [3201]" strokecolor="black [3200]" strokeweight="1pt">
+                                <v:rect w14:anchorId="00A448E0" id="_x0000_s1045" style="position:absolute;left:0;text-align:left;margin-left:21.6pt;margin-top:11.6pt;width:96.75pt;height:20.25pt;z-index:251745280;visibility:visible;mso-wrap-style:square;mso-wrap-distance-left:9pt;mso-wrap-distance-top:0;mso-wrap-distance-right:9pt;mso-wrap-distance-bottom:0;mso-position-horizontal:absolute;mso-position-horizontal-relative:text;mso-position-vertical:absolute;mso-position-vertical-relative:text;v-text-anchor:middle" o:gfxdata="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" fillcolor="white [3201]" strokecolor="black [3200]" strokeweight="1pt">
                                   <v:textbox>
                                     <w:txbxContent>
                                       <w:p>
@@ -6335,29 +7368,13 @@
                         <w:r>
                           <w:rPr>
                             <w:rFonts w:ascii="Times New Roman" w:hAnsi="Times New Roman" w:cs="Times New Roman"/>
-                            <w:color w:val="EE0000"/>
                           </w:rPr>
-                          <w:t xml:space="preserve">     </w:t>
-                        </w:r>
-                        <w:r>
-                          <w:rPr>
-                            <w:rFonts w:ascii="Times New Roman" w:hAnsi="Times New Roman" w:cs="Times New Roman"/>
-                            <w:color w:val="EE0000"/>
-                          </w:rPr>
-                          <w:t xml:space="preserve">   </w:t>
-                        </w:r>
-                        <w:r>
-                          <w:rPr>
-                            <w:rFonts w:ascii="Times New Roman" w:hAnsi="Times New Roman" w:cs="Times New Roman"/>
-                            <w:color w:val="EE0000"/>
-                          </w:rPr>
-                          <w:t xml:space="preserve">   </w:t>
+                          <w:t xml:space="preserve">           </w:t>
                         </w:r>
                         <w:proofErr w:type="spellStart"/>
                         <w:r>
                           <w:rPr>
                             <w:rFonts w:ascii="Times New Roman" w:hAnsi="Times New Roman" w:cs="Times New Roman"/>
-                            <w:color w:val="EE0000"/>
                           </w:rPr>
                           <w:t>Undian</w:t>
                         </w:r>
@@ -6674,7 +7691,7 @@
                     <mc:AlternateContent>
                       <mc:Choice Requires="wps">
                         <w:drawing>
-                          <wp:anchor distT="45720" distB="45720" distL="114300" distR="114300" simplePos="0" relativeHeight="251740160" behindDoc="0" locked="0" layoutInCell="1" allowOverlap="1" wp14:anchorId="5C7C9403" wp14:editId="324726BC">
+                          <wp:anchor distT="45720" distB="45720" distL="114300" distR="114300" simplePos="0" relativeHeight="251739136" behindDoc="0" locked="0" layoutInCell="1" allowOverlap="1" wp14:anchorId="5C7C9403" wp14:editId="1F4A3EE4">
                             <wp:simplePos x="0" y="0"/>
                             <wp:positionH relativeFrom="column">
                               <wp:posOffset>325755</wp:posOffset>
@@ -6754,7 +7771,7 @@
                       </mc:Choice>
                       <mc:Fallback>
                         <w:pict>
-                          <v:shape w14:anchorId="5C7C9403" id="_x0000_s1039" type="#_x0000_t202" style="position:absolute;left:0;text-align:left;margin-left:25.65pt;margin-top:2.3pt;width:312pt;height:19.5pt;z-index:251740160;visibility:visible;mso-wrap-style:square;mso-width-percent:0;mso-height-percent:0;mso-wrap-distance-left:9pt;mso-wrap-distance-top:3.6pt;mso-wrap-distance-right:9pt;mso-wrap-distance-bottom:3.6pt;mso-position-horizontal:absolute;mso-position-horizontal-relative:text;mso-position-vertical:absolute;mso-position-vertical-relative:text;mso-width-percent:0;mso-height-percent:0;mso-width-relative:margin;mso-height-relative:margin;v-text-anchor:top" o:gfxdata="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" fillcolor="#8eaadb [1940]" stroked="f">
+                          <v:shape w14:anchorId="5C7C9403" id="_x0000_s1046" type="#_x0000_t202" style="position:absolute;left:0;text-align:left;margin-left:25.65pt;margin-top:2.3pt;width:312pt;height:19.5pt;z-index:251739136;visibility:visible;mso-wrap-style:square;mso-width-percent:0;mso-height-percent:0;mso-wrap-distance-left:9pt;mso-wrap-distance-top:3.6pt;mso-wrap-distance-right:9pt;mso-wrap-distance-bottom:3.6pt;mso-position-horizontal:absolute;mso-position-horizontal-relative:text;mso-position-vertical:absolute;mso-position-vertical-relative:text;mso-width-percent:0;mso-height-percent:0;mso-width-relative:margin;mso-height-relative:margin;v-text-anchor:top" o:gfxdata="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" fillcolor="#8eaadb [1940]" stroked="f">
                             <v:textbox>
                               <w:txbxContent>
                                 <w:p>
@@ -6866,7 +7883,7 @@
                           <mc:AlternateContent>
                             <mc:Choice Requires="wps">
                               <w:drawing>
-                                <wp:anchor distT="0" distB="0" distL="114300" distR="114300" simplePos="0" relativeHeight="251741184" behindDoc="0" locked="0" layoutInCell="1" allowOverlap="1" wp14:anchorId="6EA5C67F" wp14:editId="68BCEBEC">
+                                <wp:anchor distT="0" distB="0" distL="114300" distR="114300" simplePos="0" relativeHeight="251740160" behindDoc="0" locked="0" layoutInCell="1" allowOverlap="1" wp14:anchorId="6EA5C67F" wp14:editId="7E5B692C">
                                   <wp:simplePos x="0" y="0"/>
                                   <wp:positionH relativeFrom="column">
                                     <wp:posOffset>292100</wp:posOffset>
@@ -6939,7 +7956,7 @@
                             </mc:Choice>
                             <mc:Fallback>
                               <w:pict>
-                                <v:rect w14:anchorId="6EA5C67F" id="_x0000_s1040" style="position:absolute;left:0;text-align:left;margin-left:23pt;margin-top:13.1pt;width:96.75pt;height:20.25pt;z-index:251741184;visibility:visible;mso-wrap-style:square;mso-wrap-distance-left:9pt;mso-wrap-distance-top:0;mso-wrap-distance-right:9pt;mso-wrap-distance-bottom:0;mso-position-horizontal:absolute;mso-position-horizontal-relative:text;mso-position-vertical:absolute;mso-position-vertical-relative:text;v-text-anchor:middle" o:gfxdata="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" fillcolor="white [3201]" strokecolor="black [3200]" strokeweight="1pt">
+                                <v:rect w14:anchorId="6EA5C67F" id="_x0000_s1047" style="position:absolute;left:0;text-align:left;margin-left:23pt;margin-top:13.1pt;width:96.75pt;height:20.25pt;z-index:251740160;visibility:visible;mso-wrap-style:square;mso-wrap-distance-left:9pt;mso-wrap-distance-top:0;mso-wrap-distance-right:9pt;mso-wrap-distance-bottom:0;mso-position-horizontal:absolute;mso-position-horizontal-relative:text;mso-position-vertical:absolute;mso-position-vertical-relative:text;v-text-anchor:middle" o:gfxdata="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" fillcolor="white [3201]" strokecolor="black [3200]" strokeweight="1pt">
                                   <v:textbox>
                                     <w:txbxContent>
                                       <w:p>
@@ -7046,7 +8063,6 @@
                         <w:r>
                           <w:rPr>
                             <w:rFonts w:ascii="Times New Roman" w:hAnsi="Times New Roman" w:cs="Times New Roman"/>
-                            <w:color w:val="EE0000"/>
                           </w:rPr>
                           <w:t xml:space="preserve">           </w:t>
                         </w:r>
@@ -7054,7 +8070,6 @@
                         <w:r>
                           <w:rPr>
                             <w:rFonts w:ascii="Times New Roman" w:hAnsi="Times New Roman" w:cs="Times New Roman"/>
-                            <w:color w:val="EE0000"/>
                           </w:rPr>
                           <w:t>Undian</w:t>
                         </w:r>
@@ -7111,7 +8126,7 @@
                           <mc:AlternateContent>
                             <mc:Choice Requires="wps">
                               <w:drawing>
-                                <wp:anchor distT="0" distB="0" distL="114300" distR="114300" simplePos="0" relativeHeight="251742208" behindDoc="0" locked="0" layoutInCell="1" allowOverlap="1" wp14:anchorId="32B3AB41" wp14:editId="31BDB362">
+                                <wp:anchor distT="0" distB="0" distL="114300" distR="114300" simplePos="0" relativeHeight="251741184" behindDoc="0" locked="0" layoutInCell="1" allowOverlap="1" wp14:anchorId="32B3AB41" wp14:editId="13DEAD9B">
                                   <wp:simplePos x="0" y="0"/>
                                   <wp:positionH relativeFrom="column">
                                     <wp:posOffset>274320</wp:posOffset>
@@ -7183,7 +8198,7 @@
                             </mc:Choice>
                             <mc:Fallback>
                               <w:pict>
-                                <v:rect w14:anchorId="32B3AB41" id="_x0000_s1041" style="position:absolute;left:0;text-align:left;margin-left:21.6pt;margin-top:11.6pt;width:96.75pt;height:20.25pt;z-index:251742208;visibility:visible;mso-wrap-style:square;mso-wrap-distance-left:9pt;mso-wrap-distance-top:0;mso-wrap-distance-right:9pt;mso-wrap-distance-bottom:0;mso-position-horizontal:absolute;mso-position-horizontal-relative:text;mso-position-vertical:absolute;mso-position-vertical-relative:text;v-text-anchor:middle" o:gfxdata="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" fillcolor="white [3201]" strokecolor="black [3200]" strokeweight="1pt">
+                                <v:rect w14:anchorId="32B3AB41" id="_x0000_s1048" style="position:absolute;left:0;text-align:left;margin-left:21.6pt;margin-top:11.6pt;width:96.75pt;height:20.25pt;z-index:251741184;visibility:visible;mso-wrap-style:square;mso-wrap-distance-left:9pt;mso-wrap-distance-top:0;mso-wrap-distance-right:9pt;mso-wrap-distance-bottom:0;mso-position-horizontal:absolute;mso-position-horizontal-relative:text;mso-position-vertical:absolute;mso-position-vertical-relative:text;v-text-anchor:middle" o:gfxdata="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" fillcolor="white [3201]" strokecolor="black [3200]" strokeweight="1pt">
                                   <v:textbox>
                                     <w:txbxContent>
                                       <w:p>
@@ -7290,7 +8305,6 @@
                         <w:r>
                           <w:rPr>
                             <w:rFonts w:ascii="Times New Roman" w:hAnsi="Times New Roman" w:cs="Times New Roman"/>
-                            <w:color w:val="EE0000"/>
                           </w:rPr>
                           <w:t xml:space="preserve">           </w:t>
                         </w:r>
@@ -7298,7 +8312,6 @@
                         <w:r>
                           <w:rPr>
                             <w:rFonts w:ascii="Times New Roman" w:hAnsi="Times New Roman" w:cs="Times New Roman"/>
-                            <w:color w:val="EE0000"/>
                           </w:rPr>
                           <w:t>Undian</w:t>
                         </w:r>
@@ -7869,7 +8882,7 @@
               <mc:AlternateContent>
                 <mc:Choice Requires="wps">
                   <w:drawing>
-                    <wp:anchor distT="0" distB="0" distL="114300" distR="114300" simplePos="0" relativeHeight="251702272" behindDoc="0" locked="0" layoutInCell="1" allowOverlap="1" wp14:anchorId="3144BF2C" wp14:editId="2683565F">
+                    <wp:anchor distT="0" distB="0" distL="114300" distR="114300" simplePos="0" relativeHeight="251701248" behindDoc="0" locked="0" layoutInCell="1" allowOverlap="1" wp14:anchorId="3144BF2C" wp14:editId="7A0D8D6B">
                       <wp:simplePos x="0" y="0"/>
                       <wp:positionH relativeFrom="column">
                         <wp:posOffset>3112770</wp:posOffset>
@@ -8013,7 +9026,7 @@
                 </mc:Choice>
                 <mc:Fallback>
                   <w:pict>
-                    <v:roundrect w14:anchorId="3144BF2C" id="_x0000_s1042" style="position:absolute;left:0;text-align:left;margin-left:245.1pt;margin-top:8.95pt;width:81.75pt;height:18pt;z-index:251702272;visibility:visible;mso-wrap-style:square;mso-width-percent:0;mso-height-percent:0;mso-wrap-distance-left:9pt;mso-wrap-distance-top:0;mso-wrap-distance-right:9pt;mso-wrap-distance-bottom:0;mso-position-horizontal:absolute;mso-position-horizontal-relative:text;mso-position-vertical:absolute;mso-position-vertical-relative:text;mso-width-percent:0;mso-height-percent:0;mso-width-relative:margin;mso-height-relative:margin;v-text-anchor:middle" arcsize="10923f" o:gfxdata="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" fillcolor="#d8d8d8 [2732]" strokecolor="windowText" strokeweight="1pt">
+                    <v:roundrect w14:anchorId="3144BF2C" id="_x0000_s1049" style="position:absolute;left:0;text-align:left;margin-left:245.1pt;margin-top:8.95pt;width:81.75pt;height:18pt;z-index:251701248;visibility:visible;mso-wrap-style:square;mso-width-percent:0;mso-height-percent:0;mso-wrap-distance-left:9pt;mso-wrap-distance-top:0;mso-wrap-distance-right:9pt;mso-wrap-distance-bottom:0;mso-position-horizontal:absolute;mso-position-horizontal-relative:text;mso-position-vertical:absolute;mso-position-vertical-relative:text;mso-width-percent:0;mso-height-percent:0;mso-width-relative:margin;mso-height-relative:margin;v-text-anchor:middle" arcsize="10923f" o:gfxdata="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" fillcolor="#d8d8d8 [2732]" strokecolor="windowText" strokeweight="1pt">
                       <v:stroke joinstyle="miter"/>
                       <v:shadow on="t" color="black" opacity="26214f" origin="-.5,-.5" offset=".74836mm,.74836mm"/>
                       <v:textbox>
@@ -8108,7 +9121,7 @@
               <mc:AlternateContent>
                 <mc:Choice Requires="wps">
                   <w:drawing>
-                    <wp:anchor distT="0" distB="0" distL="114300" distR="114300" simplePos="0" relativeHeight="251700224" behindDoc="0" locked="0" layoutInCell="1" allowOverlap="1" wp14:anchorId="61352571" wp14:editId="2DFCAAD3">
+                    <wp:anchor distT="0" distB="0" distL="114300" distR="114300" simplePos="0" relativeHeight="251699200" behindDoc="0" locked="0" layoutInCell="1" allowOverlap="1" wp14:anchorId="61352571" wp14:editId="2484145A">
                       <wp:simplePos x="0" y="0"/>
                       <wp:positionH relativeFrom="column">
                         <wp:posOffset>1646555</wp:posOffset>
@@ -8200,7 +9213,7 @@
                 </mc:Choice>
                 <mc:Fallback>
                   <w:pict>
-                    <v:roundrect w14:anchorId="61352571" id="_x0000_s1043" style="position:absolute;left:0;text-align:left;margin-left:129.65pt;margin-top:8.6pt;width:109.5pt;height:18pt;z-index:251700224;visibility:visible;mso-wrap-style:square;mso-width-percent:0;mso-height-percent:0;mso-wrap-distance-left:9pt;mso-wrap-distance-top:0;mso-wrap-distance-right:9pt;mso-wrap-distance-bottom:0;mso-position-horizontal:absolute;mso-position-horizontal-relative:text;mso-position-vertical:absolute;mso-position-vertical-relative:text;mso-width-percent:0;mso-height-percent:0;mso-width-relative:margin;mso-height-relative:margin;v-text-anchor:middle" arcsize="10923f" o:gfxdata="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" fillcolor="#f0f7f7" strokecolor="windowText" strokeweight="1pt">
+                    <v:roundrect w14:anchorId="61352571" id="_x0000_s1050" style="position:absolute;left:0;text-align:left;margin-left:129.65pt;margin-top:8.6pt;width:109.5pt;height:18pt;z-index:251699200;visibility:visible;mso-wrap-style:square;mso-width-percent:0;mso-height-percent:0;mso-wrap-distance-left:9pt;mso-wrap-distance-top:0;mso-wrap-distance-right:9pt;mso-wrap-distance-bottom:0;mso-position-horizontal:absolute;mso-position-horizontal-relative:text;mso-position-vertical:absolute;mso-position-vertical-relative:text;mso-width-percent:0;mso-height-percent:0;mso-width-relative:margin;mso-height-relative:margin;v-text-anchor:middle" arcsize="10923f" o:gfxdata="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" fillcolor="#f0f7f7" strokecolor="windowText" strokeweight="1pt">
                       <v:stroke joinstyle="miter"/>
                       <v:shadow on="t" color="black" opacity="26214f" origin="-.5,-.5" offset=".74836mm,.74836mm"/>
                       <v:textbox>
@@ -8653,13 +9666,11 @@
                     <w:suppressOverlap/>
                     <w:rPr>
                       <w:rFonts w:ascii="Times New Roman" w:hAnsi="Times New Roman" w:cs="Times New Roman"/>
-                      <w:color w:val="808080" w:themeColor="background1" w:themeShade="80"/>
-                    </w:rPr>
-                  </w:pPr>
-                  <w:r>
-                    <w:rPr>
-                      <w:rFonts w:ascii="Times New Roman" w:hAnsi="Times New Roman" w:cs="Times New Roman"/>
-                      <w:color w:val="808080" w:themeColor="background1" w:themeShade="80"/>
+                    </w:rPr>
+                  </w:pPr>
+                  <w:r>
+                    <w:rPr>
+                      <w:rFonts w:ascii="Times New Roman" w:hAnsi="Times New Roman" w:cs="Times New Roman"/>
                     </w:rPr>
                     <w:t>Contoh:010203040506</w:t>
                   </w:r>
@@ -8746,7 +9757,6 @@
                   <w:r>
                     <w:rPr>
                       <w:rFonts w:ascii="Times New Roman" w:hAnsi="Times New Roman" w:cs="Times New Roman"/>
-                      <w:color w:val="808080" w:themeColor="background1" w:themeShade="80"/>
                     </w:rPr>
                     <w:t xml:space="preserve">Sila </w:t>
                   </w:r>
@@ -8754,7 +9764,6 @@
                   <w:r>
                     <w:rPr>
                       <w:rFonts w:ascii="Times New Roman" w:hAnsi="Times New Roman" w:cs="Times New Roman"/>
-                      <w:color w:val="808080" w:themeColor="background1" w:themeShade="80"/>
                     </w:rPr>
                     <w:t>masukkan</w:t>
                   </w:r>
@@ -8762,7 +9771,6 @@
                   <w:r>
                     <w:rPr>
                       <w:rFonts w:ascii="Times New Roman" w:hAnsi="Times New Roman" w:cs="Times New Roman"/>
-                      <w:color w:val="808080" w:themeColor="background1" w:themeShade="80"/>
                     </w:rPr>
                     <w:t xml:space="preserve"> nama </w:t>
                   </w:r>
@@ -8770,7 +9778,6 @@
                   <w:r>
                     <w:rPr>
                       <w:rFonts w:ascii="Times New Roman" w:hAnsi="Times New Roman" w:cs="Times New Roman"/>
-                      <w:color w:val="808080" w:themeColor="background1" w:themeShade="80"/>
                     </w:rPr>
                     <w:t>pengundi</w:t>
                   </w:r>
@@ -9014,13 +10021,11 @@
                     <w:suppressOverlap/>
                     <w:rPr>
                       <w:rFonts w:ascii="Times New Roman" w:hAnsi="Times New Roman" w:cs="Times New Roman"/>
-                      <w:color w:val="808080" w:themeColor="background1" w:themeShade="80"/>
-                    </w:rPr>
-                  </w:pPr>
-                  <w:r>
-                    <w:rPr>
-                      <w:rFonts w:ascii="Times New Roman" w:hAnsi="Times New Roman" w:cs="Times New Roman"/>
-                      <w:color w:val="808080" w:themeColor="background1" w:themeShade="80"/>
+                    </w:rPr>
+                  </w:pPr>
+                  <w:r>
+                    <w:rPr>
+                      <w:rFonts w:ascii="Times New Roman" w:hAnsi="Times New Roman" w:cs="Times New Roman"/>
                     </w:rPr>
                     <w:t xml:space="preserve">Sila </w:t>
                   </w:r>
@@ -9028,7 +10033,6 @@
                   <w:r>
                     <w:rPr>
                       <w:rFonts w:ascii="Times New Roman" w:hAnsi="Times New Roman" w:cs="Times New Roman"/>
-                      <w:color w:val="808080" w:themeColor="background1" w:themeShade="80"/>
                     </w:rPr>
                     <w:t>masukkan</w:t>
                   </w:r>
@@ -9036,7 +10040,6 @@
                   <w:r>
                     <w:rPr>
                       <w:rFonts w:ascii="Times New Roman" w:hAnsi="Times New Roman" w:cs="Times New Roman"/>
-                      <w:color w:val="808080" w:themeColor="background1" w:themeShade="80"/>
                     </w:rPr>
                     <w:t xml:space="preserve"> kata </w:t>
                   </w:r>
@@ -9044,7 +10047,6 @@
                   <w:r>
                     <w:rPr>
                       <w:rFonts w:ascii="Times New Roman" w:hAnsi="Times New Roman" w:cs="Times New Roman"/>
-                      <w:color w:val="808080" w:themeColor="background1" w:themeShade="80"/>
                     </w:rPr>
                     <w:t>laluan</w:t>
                   </w:r>
@@ -9052,7 +10054,6 @@
                   <w:r>
                     <w:rPr>
                       <w:rFonts w:ascii="Times New Roman" w:hAnsi="Times New Roman" w:cs="Times New Roman"/>
-                      <w:color w:val="808080" w:themeColor="background1" w:themeShade="80"/>
                     </w:rPr>
                     <w:t xml:space="preserve">                                                          </w:t>
                   </w:r>
@@ -9060,7 +10061,6 @@
                     <w:rPr>
                       <w:rFonts w:ascii="Times New Roman" w:hAnsi="Times New Roman" w:cs="Times New Roman"/>
                       <w:noProof/>
-                      <w:color w:val="808080" w:themeColor="background1" w:themeShade="80"/>
                     </w:rPr>
                     <w:drawing>
                       <wp:inline distT="0" distB="0" distL="0" distR="0" wp14:anchorId="6EEF95E4" wp14:editId="78564AD4">
@@ -9133,7 +10133,6 @@
                     <w:suppressOverlap/>
                     <w:rPr>
                       <w:rFonts w:ascii="Times New Roman" w:hAnsi="Times New Roman" w:cs="Times New Roman"/>
-                      <w:color w:val="808080" w:themeColor="background1" w:themeShade="80"/>
                     </w:rPr>
                   </w:pPr>
                 </w:p>
@@ -9167,15 +10166,13 @@
                     <w:jc w:val="center"/>
                     <w:rPr>
                       <w:rFonts w:ascii="Times New Roman" w:hAnsi="Times New Roman" w:cs="Times New Roman"/>
-                      <w:color w:val="FFFFFF" w:themeColor="background1"/>
-                      <w:sz w:val="20"/>
-                      <w:szCs w:val="20"/>
-                    </w:rPr>
-                  </w:pPr>
-                  <w:r>
-                    <w:rPr>
-                      <w:rFonts w:ascii="Times New Roman" w:hAnsi="Times New Roman" w:cs="Times New Roman"/>
-                      <w:color w:val="FFFFFF" w:themeColor="background1"/>
+                      <w:sz w:val="20"/>
+                      <w:szCs w:val="20"/>
+                    </w:rPr>
+                  </w:pPr>
+                  <w:r>
+                    <w:rPr>
+                      <w:rFonts w:ascii="Times New Roman" w:hAnsi="Times New Roman" w:cs="Times New Roman"/>
                       <w:sz w:val="20"/>
                       <w:szCs w:val="20"/>
                     </w:rPr>
@@ -9211,7 +10208,6 @@
                     <w:jc w:val="center"/>
                     <w:rPr>
                       <w:rFonts w:ascii="Times New Roman" w:hAnsi="Times New Roman" w:cs="Times New Roman"/>
-                      <w:color w:val="EE0000"/>
                       <w:sz w:val="18"/>
                       <w:szCs w:val="18"/>
                     </w:rPr>
@@ -9219,7 +10215,6 @@
                   <w:r>
                     <w:rPr>
                       <w:rFonts w:ascii="Times New Roman" w:hAnsi="Times New Roman" w:cs="Times New Roman"/>
-                      <w:color w:val="EE0000"/>
                       <w:sz w:val="18"/>
                       <w:szCs w:val="18"/>
                     </w:rPr>
@@ -9229,7 +10224,6 @@
                   <w:r>
                     <w:rPr>
                       <w:rFonts w:ascii="Times New Roman" w:hAnsi="Times New Roman" w:cs="Times New Roman"/>
-                      <w:color w:val="EE0000"/>
                       <w:sz w:val="18"/>
                       <w:szCs w:val="18"/>
                     </w:rPr>
@@ -9524,7 +10518,7 @@
               <mc:AlternateContent>
                 <mc:Choice Requires="wps">
                   <w:drawing>
-                    <wp:anchor distT="45720" distB="45720" distL="114300" distR="114300" simplePos="0" relativeHeight="251748352" behindDoc="0" locked="0" layoutInCell="1" allowOverlap="1" wp14:anchorId="12153042" wp14:editId="5A564FF4">
+                    <wp:anchor distT="45720" distB="45720" distL="114300" distR="114300" simplePos="0" relativeHeight="251747328" behindDoc="0" locked="0" layoutInCell="1" allowOverlap="1" wp14:anchorId="12153042" wp14:editId="55E86656">
                       <wp:simplePos x="0" y="0"/>
                       <wp:positionH relativeFrom="column">
                         <wp:posOffset>966470</wp:posOffset>
@@ -9630,7 +10624,7 @@
                 </mc:Choice>
                 <mc:Fallback>
                   <w:pict>
-                    <v:shape w14:anchorId="12153042" id="_x0000_s1044" type="#_x0000_t202" style="position:absolute;left:0;text-align:left;margin-left:76.1pt;margin-top:6pt;width:308.25pt;height:39pt;z-index:251748352;visibility:visible;mso-wrap-style:square;mso-width-percent:0;mso-height-percent:0;mso-wrap-distance-left:9pt;mso-wrap-distance-top:3.6pt;mso-wrap-distance-right:9pt;mso-wrap-distance-bottom:3.6pt;mso-position-horizontal:absolute;mso-position-horizontal-relative:text;mso-position-vertical:absolute;mso-position-vertical-relative:text;mso-width-percent:0;mso-height-percent:0;mso-width-relative:margin;mso-height-relative:margin;v-text-anchor:top" o:gfxdata="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" stroked="f">
+                    <v:shape w14:anchorId="12153042" id="_x0000_s1051" type="#_x0000_t202" style="position:absolute;left:0;text-align:left;margin-left:76.1pt;margin-top:6pt;width:308.25pt;height:39pt;z-index:251747328;visibility:visible;mso-wrap-style:square;mso-width-percent:0;mso-height-percent:0;mso-wrap-distance-left:9pt;mso-wrap-distance-top:3.6pt;mso-wrap-distance-right:9pt;mso-wrap-distance-bottom:3.6pt;mso-position-horizontal:absolute;mso-position-horizontal-relative:text;mso-position-vertical:absolute;mso-position-vertical-relative:text;mso-width-percent:0;mso-height-percent:0;mso-width-relative:margin;mso-height-relative:margin;v-text-anchor:top" o:gfxdata="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" stroked="f">
                       <v:textbox>
                         <w:txbxContent>
                           <w:p>
@@ -9703,7 +10697,7 @@
               <mc:AlternateContent>
                 <mc:Choice Requires="wps">
                   <w:drawing>
-                    <wp:anchor distT="0" distB="0" distL="114300" distR="114300" simplePos="0" relativeHeight="251749376" behindDoc="0" locked="0" layoutInCell="1" allowOverlap="1" wp14:anchorId="733A4589" wp14:editId="2D5A5EE1">
+                    <wp:anchor distT="0" distB="0" distL="114300" distR="114300" simplePos="0" relativeHeight="251748352" behindDoc="0" locked="0" layoutInCell="1" allowOverlap="1" wp14:anchorId="733A4589" wp14:editId="4FAAD545">
                       <wp:simplePos x="0" y="0"/>
                       <wp:positionH relativeFrom="column">
                         <wp:posOffset>2099945</wp:posOffset>
@@ -9794,7 +10788,7 @@
                 </mc:Choice>
                 <mc:Fallback>
                   <w:pict>
-                    <v:roundrect w14:anchorId="733A4589" id="_x0000_s1045" style="position:absolute;left:0;text-align:left;margin-left:165.35pt;margin-top:12.65pt;width:122.25pt;height:19.5pt;z-index:251749376;visibility:visible;mso-wrap-style:square;mso-width-percent:0;mso-height-percent:0;mso-wrap-distance-left:9pt;mso-wrap-distance-top:0;mso-wrap-distance-right:9pt;mso-wrap-distance-bottom:0;mso-position-horizontal:absolute;mso-position-horizontal-relative:text;mso-position-vertical:absolute;mso-position-vertical-relative:text;mso-width-percent:0;mso-height-percent:0;mso-width-relative:margin;mso-height-relative:margin;v-text-anchor:middle" arcsize="10923f" o:gfxdata="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" fillcolor="#5b9bd5 [3208]" stroked="f" strokeweight="1pt">
+                    <v:roundrect w14:anchorId="733A4589" id="_x0000_s1052" style="position:absolute;left:0;text-align:left;margin-left:165.35pt;margin-top:12.65pt;width:122.25pt;height:19.5pt;z-index:251748352;visibility:visible;mso-wrap-style:square;mso-width-percent:0;mso-height-percent:0;mso-wrap-distance-left:9pt;mso-wrap-distance-top:0;mso-wrap-distance-right:9pt;mso-wrap-distance-bottom:0;mso-position-horizontal:absolute;mso-position-horizontal-relative:text;mso-position-vertical:absolute;mso-position-vertical-relative:text;mso-width-percent:0;mso-height-percent:0;mso-width-relative:margin;mso-height-relative:margin;v-text-anchor:middle" arcsize="10923f" o:gfxdata="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" fillcolor="#5b9bd5 [3208]" stroked="f" strokeweight="1pt">
                       <v:stroke joinstyle="miter"/>
                       <v:textbox>
                         <w:txbxContent>
@@ -9859,15 +10853,13 @@
                     <w:jc w:val="center"/>
                     <w:rPr>
                       <w:rFonts w:ascii="Times New Roman" w:hAnsi="Times New Roman" w:cs="Times New Roman"/>
-                      <w:color w:val="FFFFFF" w:themeColor="background1"/>
-                      <w:sz w:val="20"/>
-                      <w:szCs w:val="20"/>
-                    </w:rPr>
-                  </w:pPr>
-                  <w:r>
-                    <w:rPr>
-                      <w:rFonts w:ascii="Times New Roman" w:hAnsi="Times New Roman" w:cs="Times New Roman"/>
-                      <w:color w:val="FFFFFF" w:themeColor="background1"/>
+                      <w:sz w:val="20"/>
+                      <w:szCs w:val="20"/>
+                    </w:rPr>
+                  </w:pPr>
+                  <w:r>
+                    <w:rPr>
+                      <w:rFonts w:ascii="Times New Roman" w:hAnsi="Times New Roman" w:cs="Times New Roman"/>
                       <w:sz w:val="20"/>
                       <w:szCs w:val="20"/>
                     </w:rPr>
@@ -9877,7 +10869,6 @@
                   <w:r>
                     <w:rPr>
                       <w:rFonts w:ascii="Times New Roman" w:hAnsi="Times New Roman" w:cs="Times New Roman"/>
-                      <w:color w:val="FFFFFF" w:themeColor="background1"/>
                       <w:sz w:val="20"/>
                       <w:szCs w:val="20"/>
                     </w:rPr>
@@ -9899,7 +10890,6 @@
                     <w:jc w:val="center"/>
                     <w:rPr>
                       <w:rFonts w:ascii="Times New Roman" w:hAnsi="Times New Roman" w:cs="Times New Roman"/>
-                      <w:color w:val="FFFFFF" w:themeColor="background1"/>
                       <w:sz w:val="20"/>
                       <w:szCs w:val="20"/>
                     </w:rPr>
@@ -9909,7 +10899,6 @@
                       <w:rFonts w:ascii="Times New Roman" w:hAnsi="Times New Roman" w:cs="Times New Roman"/>
                       <w:b/>
                       <w:bCs/>
-                      <w:color w:val="FFFFFF"/>
                       <w:sz w:val="20"/>
                       <w:szCs w:val="20"/>
                     </w:rPr>
@@ -9921,7 +10910,6 @@
                       <w:rFonts w:ascii="Times New Roman" w:hAnsi="Times New Roman" w:cs="Times New Roman"/>
                       <w:b/>
                       <w:bCs/>
-                      <w:color w:val="FFFFFF"/>
                       <w:sz w:val="20"/>
                       <w:szCs w:val="20"/>
                     </w:rPr>
@@ -9943,7 +10931,6 @@
                     <w:jc w:val="center"/>
                     <w:rPr>
                       <w:rFonts w:ascii="Times New Roman" w:hAnsi="Times New Roman" w:cs="Times New Roman"/>
-                      <w:color w:val="FFFFFF" w:themeColor="background1"/>
                       <w:sz w:val="20"/>
                       <w:szCs w:val="20"/>
                     </w:rPr>
@@ -9954,7 +10941,6 @@
                       <w:rFonts w:ascii="Times New Roman" w:hAnsi="Times New Roman" w:cs="Times New Roman"/>
                       <w:b/>
                       <w:bCs/>
-                      <w:color w:val="FFFFFF"/>
                       <w:sz w:val="20"/>
                       <w:szCs w:val="20"/>
                     </w:rPr>
@@ -9966,7 +10952,6 @@
                       <w:rFonts w:ascii="Times New Roman" w:hAnsi="Times New Roman" w:cs="Times New Roman"/>
                       <w:b/>
                       <w:bCs/>
-                      <w:color w:val="FFFFFF"/>
                       <w:sz w:val="20"/>
                       <w:szCs w:val="20"/>
                     </w:rPr>
@@ -9978,7 +10963,6 @@
                       <w:rFonts w:ascii="Times New Roman" w:hAnsi="Times New Roman" w:cs="Times New Roman"/>
                       <w:b/>
                       <w:bCs/>
-                      <w:color w:val="FFFFFF"/>
                       <w:sz w:val="20"/>
                       <w:szCs w:val="20"/>
                     </w:rPr>
@@ -10001,15 +10985,13 @@
                     <w:jc w:val="center"/>
                     <w:rPr>
                       <w:rFonts w:ascii="Times New Roman" w:hAnsi="Times New Roman" w:cs="Times New Roman"/>
-                      <w:color w:val="FFFFFF" w:themeColor="background1"/>
-                      <w:sz w:val="20"/>
-                      <w:szCs w:val="20"/>
-                    </w:rPr>
-                  </w:pPr>
-                  <w:r>
-                    <w:rPr>
-                      <w:rFonts w:ascii="Times New Roman" w:hAnsi="Times New Roman" w:cs="Times New Roman"/>
-                      <w:color w:val="FFFFFF" w:themeColor="background1"/>
+                      <w:sz w:val="20"/>
+                      <w:szCs w:val="20"/>
+                    </w:rPr>
+                  </w:pPr>
+                  <w:r>
+                    <w:rPr>
+                      <w:rFonts w:ascii="Times New Roman" w:hAnsi="Times New Roman" w:cs="Times New Roman"/>
                       <w:sz w:val="20"/>
                       <w:szCs w:val="20"/>
                     </w:rPr>
@@ -10036,15 +11018,13 @@
                     <w:jc w:val="center"/>
                     <w:rPr>
                       <w:rFonts w:ascii="Times New Roman" w:hAnsi="Times New Roman" w:cs="Times New Roman"/>
-                      <w:color w:val="FFFFFF" w:themeColor="background1"/>
-                      <w:sz w:val="20"/>
-                      <w:szCs w:val="20"/>
-                    </w:rPr>
-                  </w:pPr>
-                  <w:r>
-                    <w:rPr>
-                      <w:rFonts w:ascii="Times New Roman" w:hAnsi="Times New Roman" w:cs="Times New Roman"/>
-                      <w:color w:val="000000"/>
+                      <w:sz w:val="20"/>
+                      <w:szCs w:val="20"/>
+                    </w:rPr>
+                  </w:pPr>
+                  <w:r>
+                    <w:rPr>
+                      <w:rFonts w:ascii="Times New Roman" w:hAnsi="Times New Roman" w:cs="Times New Roman"/>
                       <w:sz w:val="20"/>
                       <w:szCs w:val="20"/>
                     </w:rPr>
@@ -10067,15 +11047,13 @@
                       <w:rFonts w:ascii="Times New Roman" w:hAnsi="Times New Roman" w:cs="Times New Roman"/>
                       <w:b/>
                       <w:bCs/>
-                      <w:color w:val="FFFFFF"/>
-                      <w:sz w:val="20"/>
-                      <w:szCs w:val="20"/>
-                    </w:rPr>
-                  </w:pPr>
-                  <w:r>
-                    <w:rPr>
-                      <w:rFonts w:ascii="Times New Roman" w:hAnsi="Times New Roman" w:cs="Times New Roman"/>
-                      <w:color w:val="000000"/>
+                      <w:sz w:val="20"/>
+                      <w:szCs w:val="20"/>
+                    </w:rPr>
+                  </w:pPr>
+                  <w:r>
+                    <w:rPr>
+                      <w:rFonts w:ascii="Times New Roman" w:hAnsi="Times New Roman" w:cs="Times New Roman"/>
                       <w:sz w:val="20"/>
                       <w:szCs w:val="20"/>
                     </w:rPr>
@@ -10098,7 +11076,6 @@
                       <w:rFonts w:ascii="Times New Roman" w:hAnsi="Times New Roman" w:cs="Times New Roman"/>
                       <w:b/>
                       <w:bCs/>
-                      <w:color w:val="FFFFFF"/>
                       <w:sz w:val="20"/>
                       <w:szCs w:val="20"/>
                     </w:rPr>
@@ -10107,7 +11084,6 @@
                   <w:r>
                     <w:rPr>
                       <w:rFonts w:ascii="Times New Roman" w:hAnsi="Times New Roman" w:cs="Times New Roman"/>
-                      <w:color w:val="000000"/>
                       <w:sz w:val="20"/>
                       <w:szCs w:val="20"/>
                     </w:rPr>
@@ -10117,7 +11093,6 @@
                   <w:r>
                     <w:rPr>
                       <w:rFonts w:ascii="Times New Roman" w:hAnsi="Times New Roman" w:cs="Times New Roman"/>
-                      <w:color w:val="000000"/>
                       <w:sz w:val="20"/>
                       <w:szCs w:val="20"/>
                     </w:rPr>
@@ -10127,7 +11102,6 @@
                   <w:r>
                     <w:rPr>
                       <w:rFonts w:ascii="Times New Roman" w:hAnsi="Times New Roman" w:cs="Times New Roman"/>
-                      <w:color w:val="000000"/>
                       <w:sz w:val="20"/>
                       <w:szCs w:val="20"/>
                     </w:rPr>
@@ -10151,7 +11125,6 @@
                       <w:rFonts w:ascii="Times New Roman" w:hAnsi="Times New Roman" w:cs="Times New Roman"/>
                       <w:b/>
                       <w:bCs/>
-                      <w:color w:val="002060"/>
                       <w:sz w:val="20"/>
                       <w:szCs w:val="20"/>
                       <w:u w:val="single"/>
@@ -10160,7 +11133,6 @@
                   <w:r>
                     <w:rPr>
                       <w:rFonts w:ascii="Times New Roman" w:hAnsi="Times New Roman" w:cs="Times New Roman"/>
-                      <w:color w:val="002060"/>
                       <w:sz w:val="20"/>
                       <w:szCs w:val="20"/>
                       <w:u w:val="single"/>
@@ -10184,7 +11156,6 @@
                       <w:rFonts w:ascii="Times New Roman" w:hAnsi="Times New Roman" w:cs="Times New Roman"/>
                       <w:b/>
                       <w:bCs/>
-                      <w:color w:val="EE0000"/>
                       <w:sz w:val="20"/>
                       <w:szCs w:val="20"/>
                       <w:u w:val="single"/>
@@ -10193,7 +11164,6 @@
                   <w:r>
                     <w:rPr>
                       <w:rFonts w:ascii="Times New Roman" w:hAnsi="Times New Roman" w:cs="Times New Roman"/>
-                      <w:color w:val="EE0000"/>
                       <w:sz w:val="20"/>
                       <w:szCs w:val="20"/>
                       <w:u w:val="single"/>
@@ -10221,15 +11191,13 @@
                     <w:jc w:val="center"/>
                     <w:rPr>
                       <w:rFonts w:ascii="Times New Roman" w:hAnsi="Times New Roman" w:cs="Times New Roman"/>
-                      <w:color w:val="FFFFFF" w:themeColor="background1"/>
-                      <w:sz w:val="20"/>
-                      <w:szCs w:val="20"/>
-                    </w:rPr>
-                  </w:pPr>
-                  <w:r>
-                    <w:rPr>
-                      <w:rFonts w:ascii="Times New Roman" w:hAnsi="Times New Roman" w:cs="Times New Roman"/>
-                      <w:color w:val="000000"/>
+                      <w:sz w:val="20"/>
+                      <w:szCs w:val="20"/>
+                    </w:rPr>
+                  </w:pPr>
+                  <w:r>
+                    <w:rPr>
+                      <w:rFonts w:ascii="Times New Roman" w:hAnsi="Times New Roman" w:cs="Times New Roman"/>
                       <w:sz w:val="20"/>
                       <w:szCs w:val="20"/>
                     </w:rPr>
@@ -10252,15 +11220,13 @@
                       <w:rFonts w:ascii="Times New Roman" w:hAnsi="Times New Roman" w:cs="Times New Roman"/>
                       <w:b/>
                       <w:bCs/>
-                      <w:color w:val="FFFFFF"/>
-                      <w:sz w:val="20"/>
-                      <w:szCs w:val="20"/>
-                    </w:rPr>
-                  </w:pPr>
-                  <w:r>
-                    <w:rPr>
-                      <w:rFonts w:ascii="Times New Roman" w:hAnsi="Times New Roman" w:cs="Times New Roman"/>
-                      <w:color w:val="000000"/>
+                      <w:sz w:val="20"/>
+                      <w:szCs w:val="20"/>
+                    </w:rPr>
+                  </w:pPr>
+                  <w:r>
+                    <w:rPr>
+                      <w:rFonts w:ascii="Times New Roman" w:hAnsi="Times New Roman" w:cs="Times New Roman"/>
                       <w:sz w:val="20"/>
                       <w:szCs w:val="20"/>
                     </w:rPr>
@@ -10283,7 +11249,6 @@
                       <w:rFonts w:ascii="Times New Roman" w:hAnsi="Times New Roman" w:cs="Times New Roman"/>
                       <w:b/>
                       <w:bCs/>
-                      <w:color w:val="FFFFFF"/>
                       <w:sz w:val="20"/>
                       <w:szCs w:val="20"/>
                     </w:rPr>
@@ -10292,7 +11257,6 @@
                   <w:r>
                     <w:rPr>
                       <w:rFonts w:ascii="Times New Roman" w:hAnsi="Times New Roman" w:cs="Times New Roman"/>
-                      <w:color w:val="000000"/>
                       <w:sz w:val="20"/>
                       <w:szCs w:val="20"/>
                     </w:rPr>
@@ -10302,7 +11266,6 @@
                   <w:r>
                     <w:rPr>
                       <w:rFonts w:ascii="Times New Roman" w:hAnsi="Times New Roman" w:cs="Times New Roman"/>
-                      <w:color w:val="000000"/>
                       <w:sz w:val="20"/>
                       <w:szCs w:val="20"/>
                     </w:rPr>
@@ -10325,7 +11288,6 @@
                       <w:rFonts w:ascii="Times New Roman" w:hAnsi="Times New Roman" w:cs="Times New Roman"/>
                       <w:b/>
                       <w:bCs/>
-                      <w:color w:val="002060"/>
                       <w:sz w:val="20"/>
                       <w:szCs w:val="20"/>
                       <w:u w:val="single"/>
@@ -10334,7 +11296,6 @@
                   <w:r>
                     <w:rPr>
                       <w:rFonts w:ascii="Times New Roman" w:hAnsi="Times New Roman" w:cs="Times New Roman"/>
-                      <w:color w:val="002060"/>
                       <w:sz w:val="20"/>
                       <w:szCs w:val="20"/>
                       <w:u w:val="single"/>
@@ -10358,7 +11319,6 @@
                       <w:rFonts w:ascii="Times New Roman" w:hAnsi="Times New Roman" w:cs="Times New Roman"/>
                       <w:b/>
                       <w:bCs/>
-                      <w:color w:val="EE0000"/>
                       <w:sz w:val="20"/>
                       <w:szCs w:val="20"/>
                       <w:u w:val="single"/>
@@ -10367,7 +11327,6 @@
                   <w:r>
                     <w:rPr>
                       <w:rFonts w:ascii="Times New Roman" w:hAnsi="Times New Roman" w:cs="Times New Roman"/>
-                      <w:color w:val="EE0000"/>
                       <w:sz w:val="20"/>
                       <w:szCs w:val="20"/>
                       <w:u w:val="single"/>
@@ -10395,15 +11354,13 @@
                     <w:jc w:val="center"/>
                     <w:rPr>
                       <w:rFonts w:ascii="Times New Roman" w:hAnsi="Times New Roman" w:cs="Times New Roman"/>
-                      <w:color w:val="FFFFFF" w:themeColor="background1"/>
-                      <w:sz w:val="20"/>
-                      <w:szCs w:val="20"/>
-                    </w:rPr>
-                  </w:pPr>
-                  <w:r>
-                    <w:rPr>
-                      <w:rFonts w:ascii="Times New Roman" w:hAnsi="Times New Roman" w:cs="Times New Roman"/>
-                      <w:color w:val="000000"/>
+                      <w:sz w:val="20"/>
+                      <w:szCs w:val="20"/>
+                    </w:rPr>
+                  </w:pPr>
+                  <w:r>
+                    <w:rPr>
+                      <w:rFonts w:ascii="Times New Roman" w:hAnsi="Times New Roman" w:cs="Times New Roman"/>
                       <w:sz w:val="20"/>
                       <w:szCs w:val="20"/>
                     </w:rPr>
@@ -10426,15 +11383,13 @@
                       <w:rFonts w:ascii="Times New Roman" w:hAnsi="Times New Roman" w:cs="Times New Roman"/>
                       <w:b/>
                       <w:bCs/>
-                      <w:color w:val="FFFFFF"/>
-                      <w:sz w:val="20"/>
-                      <w:szCs w:val="20"/>
-                    </w:rPr>
-                  </w:pPr>
-                  <w:r>
-                    <w:rPr>
-                      <w:rFonts w:ascii="Times New Roman" w:hAnsi="Times New Roman" w:cs="Times New Roman"/>
-                      <w:color w:val="000000"/>
+                      <w:sz w:val="20"/>
+                      <w:szCs w:val="20"/>
+                    </w:rPr>
+                  </w:pPr>
+                  <w:r>
+                    <w:rPr>
+                      <w:rFonts w:ascii="Times New Roman" w:hAnsi="Times New Roman" w:cs="Times New Roman"/>
                       <w:sz w:val="20"/>
                       <w:szCs w:val="20"/>
                     </w:rPr>
@@ -10457,7 +11412,6 @@
                       <w:rFonts w:ascii="Times New Roman" w:hAnsi="Times New Roman" w:cs="Times New Roman"/>
                       <w:b/>
                       <w:bCs/>
-                      <w:color w:val="FFFFFF"/>
                       <w:sz w:val="20"/>
                       <w:szCs w:val="20"/>
                     </w:rPr>
@@ -10466,7 +11420,6 @@
                   <w:r>
                     <w:rPr>
                       <w:rFonts w:ascii="Times New Roman" w:hAnsi="Times New Roman" w:cs="Times New Roman"/>
-                      <w:color w:val="000000"/>
                       <w:sz w:val="20"/>
                       <w:szCs w:val="20"/>
                     </w:rPr>
@@ -10476,7 +11429,6 @@
                   <w:r>
                     <w:rPr>
                       <w:rFonts w:ascii="Times New Roman" w:hAnsi="Times New Roman" w:cs="Times New Roman"/>
-                      <w:color w:val="000000"/>
                       <w:sz w:val="20"/>
                       <w:szCs w:val="20"/>
                     </w:rPr>
@@ -10499,7 +11451,6 @@
                       <w:rFonts w:ascii="Times New Roman" w:hAnsi="Times New Roman" w:cs="Times New Roman"/>
                       <w:b/>
                       <w:bCs/>
-                      <w:color w:val="002060"/>
                       <w:sz w:val="20"/>
                       <w:szCs w:val="20"/>
                       <w:u w:val="single"/>
@@ -10508,7 +11459,6 @@
                   <w:r>
                     <w:rPr>
                       <w:rFonts w:ascii="Times New Roman" w:hAnsi="Times New Roman" w:cs="Times New Roman"/>
-                      <w:color w:val="002060"/>
                       <w:sz w:val="20"/>
                       <w:szCs w:val="20"/>
                       <w:u w:val="single"/>
@@ -10532,7 +11482,6 @@
                       <w:rFonts w:ascii="Times New Roman" w:hAnsi="Times New Roman" w:cs="Times New Roman"/>
                       <w:b/>
                       <w:bCs/>
-                      <w:color w:val="EE0000"/>
                       <w:sz w:val="20"/>
                       <w:szCs w:val="20"/>
                       <w:u w:val="single"/>
@@ -10541,7 +11490,6 @@
                   <w:r>
                     <w:rPr>
                       <w:rFonts w:ascii="Times New Roman" w:hAnsi="Times New Roman" w:cs="Times New Roman"/>
-                      <w:color w:val="EE0000"/>
                       <w:sz w:val="20"/>
                       <w:szCs w:val="20"/>
                       <w:u w:val="single"/>
@@ -10569,15 +11517,13 @@
                     <w:jc w:val="center"/>
                     <w:rPr>
                       <w:rFonts w:ascii="Times New Roman" w:hAnsi="Times New Roman" w:cs="Times New Roman"/>
-                      <w:color w:val="FFFFFF" w:themeColor="background1"/>
-                      <w:sz w:val="20"/>
-                      <w:szCs w:val="20"/>
-                    </w:rPr>
-                  </w:pPr>
-                  <w:r>
-                    <w:rPr>
-                      <w:rFonts w:ascii="Times New Roman" w:hAnsi="Times New Roman" w:cs="Times New Roman"/>
-                      <w:color w:val="000000"/>
+                      <w:sz w:val="20"/>
+                      <w:szCs w:val="20"/>
+                    </w:rPr>
+                  </w:pPr>
+                  <w:r>
+                    <w:rPr>
+                      <w:rFonts w:ascii="Times New Roman" w:hAnsi="Times New Roman" w:cs="Times New Roman"/>
                       <w:sz w:val="20"/>
                       <w:szCs w:val="20"/>
                     </w:rPr>
@@ -10600,15 +11546,13 @@
                       <w:rFonts w:ascii="Times New Roman" w:hAnsi="Times New Roman" w:cs="Times New Roman"/>
                       <w:b/>
                       <w:bCs/>
-                      <w:color w:val="FFFFFF"/>
-                      <w:sz w:val="20"/>
-                      <w:szCs w:val="20"/>
-                    </w:rPr>
-                  </w:pPr>
-                  <w:r>
-                    <w:rPr>
-                      <w:rFonts w:ascii="Times New Roman" w:hAnsi="Times New Roman" w:cs="Times New Roman"/>
-                      <w:color w:val="000000"/>
+                      <w:sz w:val="20"/>
+                      <w:szCs w:val="20"/>
+                    </w:rPr>
+                  </w:pPr>
+                  <w:r>
+                    <w:rPr>
+                      <w:rFonts w:ascii="Times New Roman" w:hAnsi="Times New Roman" w:cs="Times New Roman"/>
                       <w:sz w:val="20"/>
                       <w:szCs w:val="20"/>
                     </w:rPr>
@@ -10631,7 +11575,6 @@
                       <w:rFonts w:ascii="Times New Roman" w:hAnsi="Times New Roman" w:cs="Times New Roman"/>
                       <w:b/>
                       <w:bCs/>
-                      <w:color w:val="FFFFFF"/>
                       <w:sz w:val="20"/>
                       <w:szCs w:val="20"/>
                     </w:rPr>
@@ -10640,7 +11583,6 @@
                   <w:r>
                     <w:rPr>
                       <w:rFonts w:ascii="Times New Roman" w:hAnsi="Times New Roman" w:cs="Times New Roman"/>
-                      <w:color w:val="000000"/>
                       <w:sz w:val="20"/>
                       <w:szCs w:val="20"/>
                     </w:rPr>
@@ -10650,7 +11592,6 @@
                   <w:r>
                     <w:rPr>
                       <w:rFonts w:ascii="Times New Roman" w:hAnsi="Times New Roman" w:cs="Times New Roman"/>
-                      <w:color w:val="000000"/>
                       <w:sz w:val="20"/>
                       <w:szCs w:val="20"/>
                     </w:rPr>
@@ -10673,7 +11614,6 @@
                       <w:rFonts w:ascii="Times New Roman" w:hAnsi="Times New Roman" w:cs="Times New Roman"/>
                       <w:b/>
                       <w:bCs/>
-                      <w:color w:val="002060"/>
                       <w:sz w:val="20"/>
                       <w:szCs w:val="20"/>
                       <w:u w:val="single"/>
@@ -10682,7 +11622,6 @@
                   <w:r>
                     <w:rPr>
                       <w:rFonts w:ascii="Times New Roman" w:hAnsi="Times New Roman" w:cs="Times New Roman"/>
-                      <w:color w:val="002060"/>
                       <w:sz w:val="20"/>
                       <w:szCs w:val="20"/>
                       <w:u w:val="single"/>
@@ -10706,7 +11645,6 @@
                       <w:rFonts w:ascii="Times New Roman" w:hAnsi="Times New Roman" w:cs="Times New Roman"/>
                       <w:b/>
                       <w:bCs/>
-                      <w:color w:val="EE0000"/>
                       <w:sz w:val="20"/>
                       <w:szCs w:val="20"/>
                       <w:u w:val="single"/>
@@ -10715,7 +11653,6 @@
                   <w:r>
                     <w:rPr>
                       <w:rFonts w:ascii="Times New Roman" w:hAnsi="Times New Roman" w:cs="Times New Roman"/>
-                      <w:color w:val="EE0000"/>
                       <w:sz w:val="20"/>
                       <w:szCs w:val="20"/>
                       <w:u w:val="single"/>
@@ -10743,15 +11680,13 @@
                     <w:jc w:val="center"/>
                     <w:rPr>
                       <w:rFonts w:ascii="Times New Roman" w:hAnsi="Times New Roman" w:cs="Times New Roman"/>
-                      <w:color w:val="FFFFFF" w:themeColor="background1"/>
-                      <w:sz w:val="20"/>
-                      <w:szCs w:val="20"/>
-                    </w:rPr>
-                  </w:pPr>
-                  <w:r>
-                    <w:rPr>
-                      <w:rFonts w:ascii="Times New Roman" w:hAnsi="Times New Roman" w:cs="Times New Roman"/>
-                      <w:color w:val="000000"/>
+                      <w:sz w:val="20"/>
+                      <w:szCs w:val="20"/>
+                    </w:rPr>
+                  </w:pPr>
+                  <w:r>
+                    <w:rPr>
+                      <w:rFonts w:ascii="Times New Roman" w:hAnsi="Times New Roman" w:cs="Times New Roman"/>
                       <w:sz w:val="20"/>
                       <w:szCs w:val="20"/>
                     </w:rPr>
@@ -10774,15 +11709,13 @@
                       <w:rFonts w:ascii="Times New Roman" w:hAnsi="Times New Roman" w:cs="Times New Roman"/>
                       <w:b/>
                       <w:bCs/>
-                      <w:color w:val="FFFFFF"/>
-                      <w:sz w:val="20"/>
-                      <w:szCs w:val="20"/>
-                    </w:rPr>
-                  </w:pPr>
-                  <w:r>
-                    <w:rPr>
-                      <w:rFonts w:ascii="Times New Roman" w:hAnsi="Times New Roman" w:cs="Times New Roman"/>
-                      <w:color w:val="000000"/>
+                      <w:sz w:val="20"/>
+                      <w:szCs w:val="20"/>
+                    </w:rPr>
+                  </w:pPr>
+                  <w:r>
+                    <w:rPr>
+                      <w:rFonts w:ascii="Times New Roman" w:hAnsi="Times New Roman" w:cs="Times New Roman"/>
                       <w:sz w:val="20"/>
                       <w:szCs w:val="20"/>
                     </w:rPr>
@@ -10805,7 +11738,6 @@
                       <w:rFonts w:ascii="Times New Roman" w:hAnsi="Times New Roman" w:cs="Times New Roman"/>
                       <w:b/>
                       <w:bCs/>
-                      <w:color w:val="FFFFFF"/>
                       <w:sz w:val="20"/>
                       <w:szCs w:val="20"/>
                     </w:rPr>
@@ -10814,7 +11746,6 @@
                   <w:r>
                     <w:rPr>
                       <w:rFonts w:ascii="Times New Roman" w:hAnsi="Times New Roman" w:cs="Times New Roman"/>
-                      <w:color w:val="000000"/>
                       <w:sz w:val="20"/>
                       <w:szCs w:val="20"/>
                     </w:rPr>
@@ -10824,7 +11755,6 @@
                   <w:r>
                     <w:rPr>
                       <w:rFonts w:ascii="Times New Roman" w:hAnsi="Times New Roman" w:cs="Times New Roman"/>
-                      <w:color w:val="000000"/>
                       <w:sz w:val="20"/>
                       <w:szCs w:val="20"/>
                     </w:rPr>
@@ -10847,7 +11777,6 @@
                       <w:rFonts w:ascii="Times New Roman" w:hAnsi="Times New Roman" w:cs="Times New Roman"/>
                       <w:b/>
                       <w:bCs/>
-                      <w:color w:val="002060"/>
                       <w:sz w:val="20"/>
                       <w:szCs w:val="20"/>
                       <w:u w:val="single"/>
@@ -10856,7 +11785,6 @@
                   <w:r>
                     <w:rPr>
                       <w:rFonts w:ascii="Times New Roman" w:hAnsi="Times New Roman" w:cs="Times New Roman"/>
-                      <w:color w:val="002060"/>
                       <w:sz w:val="20"/>
                       <w:szCs w:val="20"/>
                       <w:u w:val="single"/>
@@ -10880,7 +11808,6 @@
                       <w:rFonts w:ascii="Times New Roman" w:hAnsi="Times New Roman" w:cs="Times New Roman"/>
                       <w:b/>
                       <w:bCs/>
-                      <w:color w:val="EE0000"/>
                       <w:sz w:val="20"/>
                       <w:szCs w:val="20"/>
                       <w:u w:val="single"/>
@@ -10889,7 +11816,6 @@
                   <w:r>
                     <w:rPr>
                       <w:rFonts w:ascii="Times New Roman" w:hAnsi="Times New Roman" w:cs="Times New Roman"/>
-                      <w:color w:val="EE0000"/>
                       <w:sz w:val="20"/>
                       <w:szCs w:val="20"/>
                       <w:u w:val="single"/>
@@ -10917,15 +11843,13 @@
                     <w:jc w:val="center"/>
                     <w:rPr>
                       <w:rFonts w:ascii="Times New Roman" w:hAnsi="Times New Roman" w:cs="Times New Roman"/>
-                      <w:color w:val="FFFFFF" w:themeColor="background1"/>
-                      <w:sz w:val="20"/>
-                      <w:szCs w:val="20"/>
-                    </w:rPr>
-                  </w:pPr>
-                  <w:r>
-                    <w:rPr>
-                      <w:rFonts w:ascii="Times New Roman" w:hAnsi="Times New Roman" w:cs="Times New Roman"/>
-                      <w:color w:val="000000"/>
+                      <w:sz w:val="20"/>
+                      <w:szCs w:val="20"/>
+                    </w:rPr>
+                  </w:pPr>
+                  <w:r>
+                    <w:rPr>
+                      <w:rFonts w:ascii="Times New Roman" w:hAnsi="Times New Roman" w:cs="Times New Roman"/>
                       <w:sz w:val="20"/>
                       <w:szCs w:val="20"/>
                     </w:rPr>
@@ -10948,15 +11872,13 @@
                       <w:rFonts w:ascii="Times New Roman" w:hAnsi="Times New Roman" w:cs="Times New Roman"/>
                       <w:b/>
                       <w:bCs/>
-                      <w:color w:val="FFFFFF"/>
-                      <w:sz w:val="20"/>
-                      <w:szCs w:val="20"/>
-                    </w:rPr>
-                  </w:pPr>
-                  <w:r>
-                    <w:rPr>
-                      <w:rFonts w:ascii="Times New Roman" w:hAnsi="Times New Roman" w:cs="Times New Roman"/>
-                      <w:color w:val="000000"/>
+                      <w:sz w:val="20"/>
+                      <w:szCs w:val="20"/>
+                    </w:rPr>
+                  </w:pPr>
+                  <w:r>
+                    <w:rPr>
+                      <w:rFonts w:ascii="Times New Roman" w:hAnsi="Times New Roman" w:cs="Times New Roman"/>
                       <w:sz w:val="20"/>
                       <w:szCs w:val="20"/>
                     </w:rPr>
@@ -10979,7 +11901,6 @@
                       <w:rFonts w:ascii="Times New Roman" w:hAnsi="Times New Roman" w:cs="Times New Roman"/>
                       <w:b/>
                       <w:bCs/>
-                      <w:color w:val="FFFFFF"/>
                       <w:sz w:val="20"/>
                       <w:szCs w:val="20"/>
                     </w:rPr>
@@ -10988,7 +11909,6 @@
                   <w:r>
                     <w:rPr>
                       <w:rFonts w:ascii="Times New Roman" w:hAnsi="Times New Roman" w:cs="Times New Roman"/>
-                      <w:color w:val="000000"/>
                       <w:sz w:val="20"/>
                       <w:szCs w:val="20"/>
                     </w:rPr>
@@ -10998,7 +11918,6 @@
                   <w:r>
                     <w:rPr>
                       <w:rFonts w:ascii="Times New Roman" w:hAnsi="Times New Roman" w:cs="Times New Roman"/>
-                      <w:color w:val="000000"/>
                       <w:sz w:val="20"/>
                       <w:szCs w:val="20"/>
                     </w:rPr>
@@ -11008,7 +11927,6 @@
                   <w:r>
                     <w:rPr>
                       <w:rFonts w:ascii="Times New Roman" w:hAnsi="Times New Roman" w:cs="Times New Roman"/>
-                      <w:color w:val="000000"/>
                       <w:sz w:val="20"/>
                       <w:szCs w:val="20"/>
                     </w:rPr>
@@ -11032,7 +11950,6 @@
                       <w:rFonts w:ascii="Times New Roman" w:hAnsi="Times New Roman" w:cs="Times New Roman"/>
                       <w:b/>
                       <w:bCs/>
-                      <w:color w:val="002060"/>
                       <w:sz w:val="20"/>
                       <w:szCs w:val="20"/>
                       <w:u w:val="single"/>
@@ -11041,7 +11958,6 @@
                   <w:r>
                     <w:rPr>
                       <w:rFonts w:ascii="Times New Roman" w:hAnsi="Times New Roman" w:cs="Times New Roman"/>
-                      <w:color w:val="002060"/>
                       <w:sz w:val="20"/>
                       <w:szCs w:val="20"/>
                       <w:u w:val="single"/>
@@ -11065,7 +11981,6 @@
                       <w:rFonts w:ascii="Times New Roman" w:hAnsi="Times New Roman" w:cs="Times New Roman"/>
                       <w:b/>
                       <w:bCs/>
-                      <w:color w:val="EE0000"/>
                       <w:sz w:val="20"/>
                       <w:szCs w:val="20"/>
                       <w:u w:val="single"/>
@@ -11074,7 +11989,6 @@
                   <w:r>
                     <w:rPr>
                       <w:rFonts w:ascii="Times New Roman" w:hAnsi="Times New Roman" w:cs="Times New Roman"/>
-                      <w:color w:val="EE0000"/>
                       <w:sz w:val="20"/>
                       <w:szCs w:val="20"/>
                       <w:u w:val="single"/>
@@ -11102,15 +12016,13 @@
                     <w:jc w:val="center"/>
                     <w:rPr>
                       <w:rFonts w:ascii="Times New Roman" w:hAnsi="Times New Roman" w:cs="Times New Roman"/>
-                      <w:color w:val="FFFFFF" w:themeColor="background1"/>
-                      <w:sz w:val="20"/>
-                      <w:szCs w:val="20"/>
-                    </w:rPr>
-                  </w:pPr>
-                  <w:r>
-                    <w:rPr>
-                      <w:rFonts w:ascii="Times New Roman" w:hAnsi="Times New Roman" w:cs="Times New Roman"/>
-                      <w:color w:val="000000"/>
+                      <w:sz w:val="20"/>
+                      <w:szCs w:val="20"/>
+                    </w:rPr>
+                  </w:pPr>
+                  <w:r>
+                    <w:rPr>
+                      <w:rFonts w:ascii="Times New Roman" w:hAnsi="Times New Roman" w:cs="Times New Roman"/>
                       <w:sz w:val="20"/>
                       <w:szCs w:val="20"/>
                     </w:rPr>
@@ -11133,15 +12045,13 @@
                       <w:rFonts w:ascii="Times New Roman" w:hAnsi="Times New Roman" w:cs="Times New Roman"/>
                       <w:b/>
                       <w:bCs/>
-                      <w:color w:val="FFFFFF"/>
-                      <w:sz w:val="20"/>
-                      <w:szCs w:val="20"/>
-                    </w:rPr>
-                  </w:pPr>
-                  <w:r>
-                    <w:rPr>
-                      <w:rFonts w:ascii="Times New Roman" w:hAnsi="Times New Roman" w:cs="Times New Roman"/>
-                      <w:color w:val="000000"/>
+                      <w:sz w:val="20"/>
+                      <w:szCs w:val="20"/>
+                    </w:rPr>
+                  </w:pPr>
+                  <w:r>
+                    <w:rPr>
+                      <w:rFonts w:ascii="Times New Roman" w:hAnsi="Times New Roman" w:cs="Times New Roman"/>
                       <w:sz w:val="20"/>
                       <w:szCs w:val="20"/>
                     </w:rPr>
@@ -11164,7 +12074,6 @@
                       <w:rFonts w:ascii="Times New Roman" w:hAnsi="Times New Roman" w:cs="Times New Roman"/>
                       <w:b/>
                       <w:bCs/>
-                      <w:color w:val="FFFFFF"/>
                       <w:sz w:val="20"/>
                       <w:szCs w:val="20"/>
                     </w:rPr>
@@ -11173,7 +12082,6 @@
                   <w:r>
                     <w:rPr>
                       <w:rFonts w:ascii="Times New Roman" w:hAnsi="Times New Roman" w:cs="Times New Roman"/>
-                      <w:color w:val="000000"/>
                       <w:sz w:val="20"/>
                       <w:szCs w:val="20"/>
                     </w:rPr>
@@ -11183,7 +12091,6 @@
                   <w:r>
                     <w:rPr>
                       <w:rFonts w:ascii="Times New Roman" w:hAnsi="Times New Roman" w:cs="Times New Roman"/>
-                      <w:color w:val="000000"/>
                       <w:sz w:val="20"/>
                       <w:szCs w:val="20"/>
                     </w:rPr>
@@ -11206,7 +12113,6 @@
                       <w:rFonts w:ascii="Times New Roman" w:hAnsi="Times New Roman" w:cs="Times New Roman"/>
                       <w:b/>
                       <w:bCs/>
-                      <w:color w:val="002060"/>
                       <w:sz w:val="20"/>
                       <w:szCs w:val="20"/>
                       <w:u w:val="single"/>
@@ -11215,7 +12121,6 @@
                   <w:r>
                     <w:rPr>
                       <w:rFonts w:ascii="Times New Roman" w:hAnsi="Times New Roman" w:cs="Times New Roman"/>
-                      <w:color w:val="002060"/>
                       <w:sz w:val="20"/>
                       <w:szCs w:val="20"/>
                       <w:u w:val="single"/>
@@ -11239,7 +12144,6 @@
                       <w:rFonts w:ascii="Times New Roman" w:hAnsi="Times New Roman" w:cs="Times New Roman"/>
                       <w:b/>
                       <w:bCs/>
-                      <w:color w:val="EE0000"/>
                       <w:sz w:val="20"/>
                       <w:szCs w:val="20"/>
                       <w:u w:val="single"/>
@@ -11248,7 +12152,6 @@
                   <w:r>
                     <w:rPr>
                       <w:rFonts w:ascii="Times New Roman" w:hAnsi="Times New Roman" w:cs="Times New Roman"/>
-                      <w:color w:val="EE0000"/>
                       <w:sz w:val="20"/>
                       <w:szCs w:val="20"/>
                       <w:u w:val="single"/>
@@ -11276,15 +12179,13 @@
                     <w:jc w:val="center"/>
                     <w:rPr>
                       <w:rFonts w:ascii="Times New Roman" w:hAnsi="Times New Roman" w:cs="Times New Roman"/>
-                      <w:color w:val="FFFFFF" w:themeColor="background1"/>
-                      <w:sz w:val="20"/>
-                      <w:szCs w:val="20"/>
-                    </w:rPr>
-                  </w:pPr>
-                  <w:r>
-                    <w:rPr>
-                      <w:rFonts w:ascii="Times New Roman" w:hAnsi="Times New Roman" w:cs="Times New Roman"/>
-                      <w:color w:val="000000"/>
+                      <w:sz w:val="20"/>
+                      <w:szCs w:val="20"/>
+                    </w:rPr>
+                  </w:pPr>
+                  <w:r>
+                    <w:rPr>
+                      <w:rFonts w:ascii="Times New Roman" w:hAnsi="Times New Roman" w:cs="Times New Roman"/>
                       <w:sz w:val="20"/>
                       <w:szCs w:val="20"/>
                     </w:rPr>
@@ -11307,15 +12208,13 @@
                       <w:rFonts w:ascii="Times New Roman" w:hAnsi="Times New Roman" w:cs="Times New Roman"/>
                       <w:b/>
                       <w:bCs/>
-                      <w:color w:val="FFFFFF"/>
-                      <w:sz w:val="20"/>
-                      <w:szCs w:val="20"/>
-                    </w:rPr>
-                  </w:pPr>
-                  <w:r>
-                    <w:rPr>
-                      <w:rFonts w:ascii="Times New Roman" w:hAnsi="Times New Roman" w:cs="Times New Roman"/>
-                      <w:color w:val="000000"/>
+                      <w:sz w:val="20"/>
+                      <w:szCs w:val="20"/>
+                    </w:rPr>
+                  </w:pPr>
+                  <w:r>
+                    <w:rPr>
+                      <w:rFonts w:ascii="Times New Roman" w:hAnsi="Times New Roman" w:cs="Times New Roman"/>
                       <w:sz w:val="20"/>
                       <w:szCs w:val="20"/>
                     </w:rPr>
@@ -11338,7 +12237,6 @@
                       <w:rFonts w:ascii="Times New Roman" w:hAnsi="Times New Roman" w:cs="Times New Roman"/>
                       <w:b/>
                       <w:bCs/>
-                      <w:color w:val="FFFFFF"/>
                       <w:sz w:val="20"/>
                       <w:szCs w:val="20"/>
                     </w:rPr>
@@ -11347,7 +12245,6 @@
                   <w:r>
                     <w:rPr>
                       <w:rFonts w:ascii="Times New Roman" w:hAnsi="Times New Roman" w:cs="Times New Roman"/>
-                      <w:color w:val="000000"/>
                       <w:sz w:val="20"/>
                       <w:szCs w:val="20"/>
                     </w:rPr>
@@ -11357,7 +12254,6 @@
                   <w:r>
                     <w:rPr>
                       <w:rFonts w:ascii="Times New Roman" w:hAnsi="Times New Roman" w:cs="Times New Roman"/>
-                      <w:color w:val="000000"/>
                       <w:sz w:val="20"/>
                       <w:szCs w:val="20"/>
                     </w:rPr>
@@ -11380,7 +12276,6 @@
                       <w:rFonts w:ascii="Times New Roman" w:hAnsi="Times New Roman" w:cs="Times New Roman"/>
                       <w:b/>
                       <w:bCs/>
-                      <w:color w:val="002060"/>
                       <w:sz w:val="20"/>
                       <w:szCs w:val="20"/>
                       <w:u w:val="single"/>
@@ -11389,7 +12284,6 @@
                   <w:r>
                     <w:rPr>
                       <w:rFonts w:ascii="Times New Roman" w:hAnsi="Times New Roman" w:cs="Times New Roman"/>
-                      <w:color w:val="002060"/>
                       <w:sz w:val="20"/>
                       <w:szCs w:val="20"/>
                       <w:u w:val="single"/>
@@ -11413,7 +12307,6 @@
                       <w:rFonts w:ascii="Times New Roman" w:hAnsi="Times New Roman" w:cs="Times New Roman"/>
                       <w:b/>
                       <w:bCs/>
-                      <w:color w:val="EE0000"/>
                       <w:sz w:val="20"/>
                       <w:szCs w:val="20"/>
                       <w:u w:val="single"/>
@@ -11422,7 +12315,6 @@
                   <w:r>
                     <w:rPr>
                       <w:rFonts w:ascii="Times New Roman" w:hAnsi="Times New Roman" w:cs="Times New Roman"/>
-                      <w:color w:val="EE0000"/>
                       <w:sz w:val="20"/>
                       <w:szCs w:val="20"/>
                       <w:u w:val="single"/>
@@ -11450,15 +12342,13 @@
                     <w:jc w:val="center"/>
                     <w:rPr>
                       <w:rFonts w:ascii="Times New Roman" w:hAnsi="Times New Roman" w:cs="Times New Roman"/>
-                      <w:color w:val="000000" w:themeColor="text1"/>
-                      <w:sz w:val="20"/>
-                      <w:szCs w:val="20"/>
-                    </w:rPr>
-                  </w:pPr>
-                  <w:r>
-                    <w:rPr>
-                      <w:rFonts w:ascii="Times New Roman" w:hAnsi="Times New Roman" w:cs="Times New Roman"/>
-                      <w:color w:val="000000" w:themeColor="text1"/>
+                      <w:sz w:val="20"/>
+                      <w:szCs w:val="20"/>
+                    </w:rPr>
+                  </w:pPr>
+                  <w:r>
+                    <w:rPr>
+                      <w:rFonts w:ascii="Times New Roman" w:hAnsi="Times New Roman" w:cs="Times New Roman"/>
                       <w:sz w:val="20"/>
                       <w:szCs w:val="20"/>
                     </w:rPr>
@@ -11479,15 +12369,13 @@
                     <w:jc w:val="center"/>
                     <w:rPr>
                       <w:rFonts w:ascii="Times New Roman" w:hAnsi="Times New Roman" w:cs="Times New Roman"/>
-                      <w:color w:val="000000" w:themeColor="text1"/>
-                      <w:sz w:val="20"/>
-                      <w:szCs w:val="20"/>
-                    </w:rPr>
-                  </w:pPr>
-                  <w:r>
-                    <w:rPr>
-                      <w:rFonts w:ascii="Times New Roman" w:hAnsi="Times New Roman" w:cs="Times New Roman"/>
-                      <w:color w:val="000000" w:themeColor="text1"/>
+                      <w:sz w:val="20"/>
+                      <w:szCs w:val="20"/>
+                    </w:rPr>
+                  </w:pPr>
+                  <w:r>
+                    <w:rPr>
+                      <w:rFonts w:ascii="Times New Roman" w:hAnsi="Times New Roman" w:cs="Times New Roman"/>
                       <w:sz w:val="20"/>
                       <w:szCs w:val="20"/>
                     </w:rPr>
@@ -11510,7 +12398,6 @@
                       <w:rFonts w:ascii="Times New Roman" w:hAnsi="Times New Roman" w:cs="Times New Roman"/>
                       <w:b/>
                       <w:bCs/>
-                      <w:color w:val="FFFFFF"/>
                       <w:sz w:val="20"/>
                       <w:szCs w:val="20"/>
                     </w:rPr>
@@ -11519,7 +12406,6 @@
                   <w:r>
                     <w:rPr>
                       <w:rFonts w:ascii="Times New Roman" w:hAnsi="Times New Roman" w:cs="Times New Roman"/>
-                      <w:color w:val="000000"/>
                       <w:sz w:val="20"/>
                       <w:szCs w:val="20"/>
                     </w:rPr>
@@ -11529,7 +12415,6 @@
                   <w:r>
                     <w:rPr>
                       <w:rFonts w:ascii="Times New Roman" w:hAnsi="Times New Roman" w:cs="Times New Roman"/>
-                      <w:color w:val="000000"/>
                       <w:sz w:val="20"/>
                       <w:szCs w:val="20"/>
                     </w:rPr>
@@ -11539,7 +12424,6 @@
                   <w:r>
                     <w:rPr>
                       <w:rFonts w:ascii="Times New Roman" w:hAnsi="Times New Roman" w:cs="Times New Roman"/>
-                      <w:color w:val="000000"/>
                       <w:sz w:val="20"/>
                       <w:szCs w:val="20"/>
                     </w:rPr>
@@ -11563,7 +12447,6 @@
                       <w:rFonts w:ascii="Times New Roman" w:hAnsi="Times New Roman" w:cs="Times New Roman"/>
                       <w:b/>
                       <w:bCs/>
-                      <w:color w:val="002060"/>
                       <w:sz w:val="20"/>
                       <w:szCs w:val="20"/>
                       <w:u w:val="single"/>
@@ -11572,7 +12455,6 @@
                   <w:r>
                     <w:rPr>
                       <w:rFonts w:ascii="Times New Roman" w:hAnsi="Times New Roman" w:cs="Times New Roman"/>
-                      <w:color w:val="002060"/>
                       <w:sz w:val="20"/>
                       <w:szCs w:val="20"/>
                       <w:u w:val="single"/>
@@ -11596,7 +12478,6 @@
                       <w:rFonts w:ascii="Times New Roman" w:hAnsi="Times New Roman" w:cs="Times New Roman"/>
                       <w:b/>
                       <w:bCs/>
-                      <w:color w:val="EE0000"/>
                       <w:sz w:val="20"/>
                       <w:szCs w:val="20"/>
                       <w:u w:val="single"/>
@@ -11605,7 +12486,6 @@
                   <w:r>
                     <w:rPr>
                       <w:rFonts w:ascii="Times New Roman" w:hAnsi="Times New Roman" w:cs="Times New Roman"/>
-                      <w:color w:val="EE0000"/>
                       <w:sz w:val="20"/>
                       <w:szCs w:val="20"/>
                       <w:u w:val="single"/>
@@ -11633,15 +12513,13 @@
                     <w:jc w:val="center"/>
                     <w:rPr>
                       <w:rFonts w:ascii="Times New Roman" w:hAnsi="Times New Roman" w:cs="Times New Roman"/>
-                      <w:color w:val="FFFFFF" w:themeColor="background1"/>
-                      <w:sz w:val="20"/>
-                      <w:szCs w:val="20"/>
-                    </w:rPr>
-                  </w:pPr>
-                  <w:r>
-                    <w:rPr>
-                      <w:rFonts w:ascii="Times New Roman" w:hAnsi="Times New Roman" w:cs="Times New Roman"/>
-                      <w:color w:val="000000"/>
+                      <w:sz w:val="20"/>
+                      <w:szCs w:val="20"/>
+                    </w:rPr>
+                  </w:pPr>
+                  <w:r>
+                    <w:rPr>
+                      <w:rFonts w:ascii="Times New Roman" w:hAnsi="Times New Roman" w:cs="Times New Roman"/>
                       <w:sz w:val="20"/>
                       <w:szCs w:val="20"/>
                     </w:rPr>
@@ -11664,15 +12542,13 @@
                       <w:rFonts w:ascii="Times New Roman" w:hAnsi="Times New Roman" w:cs="Times New Roman"/>
                       <w:b/>
                       <w:bCs/>
-                      <w:color w:val="FFFFFF"/>
-                      <w:sz w:val="20"/>
-                      <w:szCs w:val="20"/>
-                    </w:rPr>
-                  </w:pPr>
-                  <w:r>
-                    <w:rPr>
-                      <w:rFonts w:ascii="Times New Roman" w:hAnsi="Times New Roman" w:cs="Times New Roman"/>
-                      <w:color w:val="000000"/>
+                      <w:sz w:val="20"/>
+                      <w:szCs w:val="20"/>
+                    </w:rPr>
+                  </w:pPr>
+                  <w:r>
+                    <w:rPr>
+                      <w:rFonts w:ascii="Times New Roman" w:hAnsi="Times New Roman" w:cs="Times New Roman"/>
                       <w:sz w:val="20"/>
                       <w:szCs w:val="20"/>
                     </w:rPr>
@@ -11682,7 +12558,6 @@
                   <w:r>
                     <w:rPr>
                       <w:rFonts w:ascii="Times New Roman" w:hAnsi="Times New Roman" w:cs="Times New Roman"/>
-                      <w:color w:val="000000"/>
                       <w:sz w:val="20"/>
                       <w:szCs w:val="20"/>
                     </w:rPr>
@@ -11706,7 +12581,6 @@
                       <w:rFonts w:ascii="Times New Roman" w:hAnsi="Times New Roman" w:cs="Times New Roman"/>
                       <w:b/>
                       <w:bCs/>
-                      <w:color w:val="FFFFFF"/>
                       <w:sz w:val="20"/>
                       <w:szCs w:val="20"/>
                     </w:rPr>
@@ -11715,7 +12589,6 @@
                   <w:r>
                     <w:rPr>
                       <w:rFonts w:ascii="Times New Roman" w:hAnsi="Times New Roman" w:cs="Times New Roman"/>
-                      <w:color w:val="000000"/>
                       <w:sz w:val="20"/>
                       <w:szCs w:val="20"/>
                     </w:rPr>
@@ -11725,7 +12598,6 @@
                   <w:r>
                     <w:rPr>
                       <w:rFonts w:ascii="Times New Roman" w:hAnsi="Times New Roman" w:cs="Times New Roman"/>
-                      <w:color w:val="000000"/>
                       <w:sz w:val="20"/>
                       <w:szCs w:val="20"/>
                     </w:rPr>
@@ -11748,7 +12620,6 @@
                       <w:rFonts w:ascii="Times New Roman" w:hAnsi="Times New Roman" w:cs="Times New Roman"/>
                       <w:b/>
                       <w:bCs/>
-                      <w:color w:val="002060"/>
                       <w:sz w:val="20"/>
                       <w:szCs w:val="20"/>
                       <w:u w:val="single"/>
@@ -11757,7 +12628,6 @@
                   <w:r>
                     <w:rPr>
                       <w:rFonts w:ascii="Times New Roman" w:hAnsi="Times New Roman" w:cs="Times New Roman"/>
-                      <w:color w:val="002060"/>
                       <w:sz w:val="20"/>
                       <w:szCs w:val="20"/>
                       <w:u w:val="single"/>
@@ -11781,7 +12651,6 @@
                       <w:rFonts w:ascii="Times New Roman" w:hAnsi="Times New Roman" w:cs="Times New Roman"/>
                       <w:b/>
                       <w:bCs/>
-                      <w:color w:val="EE0000"/>
                       <w:sz w:val="20"/>
                       <w:szCs w:val="20"/>
                       <w:u w:val="single"/>
@@ -11790,7 +12659,6 @@
                   <w:r>
                     <w:rPr>
                       <w:rFonts w:ascii="Times New Roman" w:hAnsi="Times New Roman" w:cs="Times New Roman"/>
-                      <w:color w:val="EE0000"/>
                       <w:sz w:val="20"/>
                       <w:szCs w:val="20"/>
                       <w:u w:val="single"/>
@@ -12974,6 +13842,15 @@
       <w14:ligatures w14:val="none"/>
     </w:rPr>
   </w:style>
+  <w:style w:type="paragraph" w:styleId="NoSpacing">
+    <w:name w:val="No Spacing"/>
+    <w:uiPriority w:val="1"/>
+    <w:qFormat/>
+    <w:rsid w:val="00475ACB"/>
+    <w:pPr>
+      <w:spacing w:after="0" w:line="240" w:lineRule="auto"/>
+    </w:pPr>
+  </w:style>
 </w:styles>
 </file>
 

--- a/Interface.docx
+++ b/Interface.docx
@@ -1195,7 +1195,19 @@
                     <w:rPr>
                       <w:rFonts w:ascii="Times New Roman" w:hAnsi="Times New Roman" w:cs="Times New Roman"/>
                     </w:rPr>
-                    <w:t xml:space="preserve">                                </w:t>
+                    <w:t xml:space="preserve">                     </w:t>
+                  </w:r>
+                  <w:r>
+                    <w:rPr>
+                      <w:rFonts w:ascii="Times New Roman" w:hAnsi="Times New Roman" w:cs="Times New Roman"/>
+                    </w:rPr>
+                    <w:t xml:space="preserve">              </w:t>
+                  </w:r>
+                  <w:r>
+                    <w:rPr>
+                      <w:rFonts w:ascii="Times New Roman" w:hAnsi="Times New Roman" w:cs="Times New Roman"/>
+                    </w:rPr>
+                    <w:t xml:space="preserve">           </w:t>
                   </w:r>
                   <w:r>
                     <w:rPr>
@@ -13402,6 +13414,7 @@
   <w:style w:type="character" w:default="1" w:styleId="DefaultParagraphFont">
     <w:name w:val="Default Paragraph Font"/>
     <w:uiPriority w:val="1"/>
+    <w:semiHidden/>
     <w:unhideWhenUsed/>
   </w:style>
   <w:style w:type="table" w:default="1" w:styleId="TableNormal">
